--- a/downloads/teacher/ai-4-week-02.docx
+++ b/downloads/teacher/ai-4-week-02.docx
@@ -2780,6 +2780,396 @@
         <w:t>For your Responsible Plant Classifier, save the input, procedure, observed result and limitation of this check. Label this worked example as practice; use a different, previously unreviewed case when checking independent understanding.</w:t>
       </w:r>
     </w:p>
+    <w:p>
+      <w:pPr>
+        <w:pStyle w:val="Heading1"/>
+      </w:pPr>
+      <w:r>
+        <w:t>07. Prepare, teach and assess</w:t>
+      </w:r>
+    </w:p>
+    <w:p>
+      <w:r>
+        <w:t>Teaching target: Separate prediction inputs from observed targets</w:t>
+      </w:r>
+    </w:p>
+    <w:p>
+      <w:r>
+        <w:t>Prepare the labelled worked-case picture, the matching workbook, fictional input cards and a place for individual responses. Check a local Python 3 environment before class; have a paper-trace version ready.</w:t>
+      </w:r>
+    </w:p>
+    <w:tbl>
+      <w:tblPr>
+        <w:tblStyle w:val="LightShading-Accent1"/>
+        <w:tblW w:type="auto" w:w="0"/>
+        <w:tblLook w:firstColumn="1" w:firstRow="1" w:lastColumn="0" w:lastRow="0" w:noHBand="0" w:noVBand="1" w:val="04A0"/>
+      </w:tblPr>
+      <w:tblGrid>
+        <w:gridCol w:w="3408"/>
+        <w:gridCol w:w="3408"/>
+        <w:gridCol w:w="3408"/>
+      </w:tblGrid>
+      <w:tr>
+        <w:trPr>
+          <w:tblHeader/>
+        </w:trPr>
+        <w:tc>
+          <w:tcPr>
+            <w:tcW w:type="dxa" w:w="3408"/>
+          </w:tcPr>
+          <w:p>
+            <w:r>
+              <w:t>Session</w:t>
+            </w:r>
+          </w:p>
+        </w:tc>
+        <w:tc>
+          <w:tcPr>
+            <w:tcW w:type="dxa" w:w="3408"/>
+          </w:tcPr>
+          <w:p>
+            <w:r>
+              <w:t>Plan</w:t>
+            </w:r>
+          </w:p>
+        </w:tc>
+        <w:tc>
+          <w:tcPr>
+            <w:tcW w:type="dxa" w:w="3408"/>
+          </w:tcPr>
+          <w:p>
+            <w:r>
+              <w:t>Resources</w:t>
+            </w:r>
+          </w:p>
+        </w:tc>
+      </w:tr>
+      <w:tr>
+        <w:tc>
+          <w:tcPr>
+            <w:tcW w:type="dxa" w:w="3408"/>
+          </w:tcPr>
+          <w:p>
+            <w:r>
+              <w:t>Session 1 · Understand · 45 min</w:t>
+            </w:r>
+          </w:p>
+        </w:tc>
+        <w:tc>
+          <w:tcPr>
+            <w:tcW w:type="dxa" w:w="3408"/>
+          </w:tcPr>
+          <w:p>
+            <w:r>
+              <w:t>0–7: recall and prerequisite; 7–15: inspect the concrete case and predict; 15–30: teacher models the worked trace; 30–40: learners explain a step using the text and visual; 40–45: check the core idea.</w:t>
+            </w:r>
+          </w:p>
+        </w:tc>
+        <w:tc>
+          <w:tcPr>
+            <w:tcW w:type="dxa" w:w="3408"/>
+          </w:tcPr>
+          <w:p>
+            <w:r>
+              <w:t>Sections 1–6; record the brief recall in the workbook.</w:t>
+            </w:r>
+          </w:p>
+        </w:tc>
+      </w:tr>
+      <w:tr>
+        <w:tc>
+          <w:tcPr>
+            <w:tcW w:type="dxa" w:w="3408"/>
+          </w:tcPr>
+          <w:p>
+            <w:r>
+              <w:t>Session 2 · Practise · 45 min</w:t>
+            </w:r>
+          </w:p>
+        </w:tc>
+        <w:tc>
+          <w:tcPr>
+            <w:tcW w:type="dxa" w:w="3408"/>
+          </w:tcPr>
+          <w:p>
+            <w:r>
+              <w:t>0–5: retrieve the procedure; 5–15: W2 completion practice; 15–23: explain and check with a partner; 23–30: each learner answers the misconception check; 30–40: targeted reteaching or a harder variation; 40–45: prepare the investigation.</w:t>
+            </w:r>
+          </w:p>
+        </w:tc>
+        <w:tc>
+          <w:tcPr>
+            <w:tcW w:type="dxa" w:w="3408"/>
+          </w:tcPr>
+          <w:p>
+            <w:r>
+              <w:t>Sections 7–10; use the matching workbook W2 and misconception check.</w:t>
+            </w:r>
+          </w:p>
+        </w:tc>
+      </w:tr>
+      <w:tr>
+        <w:tc>
+          <w:tcPr>
+            <w:tcW w:type="dxa" w:w="3408"/>
+          </w:tcPr>
+          <w:p>
+            <w:r>
+              <w:t>Session 3 · Investigate and transfer · 45 min</w:t>
+            </w:r>
+          </w:p>
+        </w:tc>
+        <w:tc>
+          <w:tcPr>
+            <w:tcW w:type="dxa" w:w="3408"/>
+          </w:tcPr>
+          <w:p>
+            <w:r>
+              <w:t>0–5: retrieve the decision rule; 5–20: investigate or trace; 20–30: start the independent case; 30–38: connect the project; 38–43: act on feedback; 43–45: plan the return check.</w:t>
+            </w:r>
+          </w:p>
+        </w:tc>
+        <w:tc>
+          <w:tcPr>
+            <w:tcW w:type="dxa" w:w="3408"/>
+          </w:tcPr>
+          <w:p>
+            <w:r>
+              <w:t>Sections 9 and 11–14. Give extra time to finish the full task set; use Section 15 when the week includes a coding lab.</w:t>
+            </w:r>
+          </w:p>
+        </w:tc>
+      </w:tr>
+    </w:tbl>
+    <w:p>
+      <w:r>
+        <w:t>Before class, solve the supported practice: A completed loan has pages 96, queue_at_checkout 4 and days_to_return 14. Give the ordered feature list and target. Then state what changes if it took 15 days instead.</w:t>
+      </w:r>
+    </w:p>
+    <w:p>
+      <w:r>
+        <w:t>Reasoned practice answer: The feature list is [96, 4]. At 14 days the target is 0. At 15 days the target becomes 1; the checkout feature list remains [96, 4].</w:t>
+      </w:r>
+    </w:p>
+    <w:p>
+      <w:r>
+        <w:t>Check every learner before discussion: Use the worked case for Features labels and prediction time. Proposed explanation: “Every stored column is a feature”. Decide whether this explanation is supported. Point to the step or supplied fact that decides; explain your repair if needed.</w:t>
+      </w:r>
+    </w:p>
+    <w:p>
+      <w:r>
+        <w:t>Misconception repair: A historical export combines information from different times. Require a meaning and timestamp before treating a column as an input.</w:t>
+      </w:r>
+    </w:p>
+    <w:p>
+      <w:r>
+        <w:t>Support: read the exact case aloud, enlarge the labelled picture, supply input cards and model only the first deciding step. Accept a spoken explanation or drawing; retain the reasoning goal.</w:t>
+      </w:r>
+    </w:p>
+    <w:p>
+      <w:r>
+        <w:t>Extension: A table adds tomorrow_soil_moisture as an input. Require a prediction and a reason before comparing. Expected result: Reject it for this prediction-time contract. Reason: Tomorrow’s measurement is unavailable when today’s prediction must be issued.</w:t>
+      </w:r>
+    </w:p>
+    <w:p>
+      <w:r>
+        <w:t>Independent assessment: withhold the reserved answer until the learner has attempted the new case. Record support separately from correctness.</w:t>
+      </w:r>
+    </w:p>
+    <w:tbl>
+      <w:tblPr>
+        <w:tblStyle w:val="LightShading-Accent1"/>
+        <w:tblW w:type="auto" w:w="0"/>
+        <w:tblLook w:firstColumn="1" w:firstRow="1" w:lastColumn="0" w:lastRow="0" w:noHBand="0" w:noVBand="1" w:val="04A0"/>
+      </w:tblPr>
+      <w:tblGrid>
+        <w:gridCol w:w="2556"/>
+        <w:gridCol w:w="2556"/>
+        <w:gridCol w:w="2556"/>
+        <w:gridCol w:w="2556"/>
+      </w:tblGrid>
+      <w:tr>
+        <w:trPr>
+          <w:tblHeader/>
+        </w:trPr>
+        <w:tc>
+          <w:tcPr>
+            <w:tcW w:type="dxa" w:w="2556"/>
+          </w:tcPr>
+          <w:p>
+            <w:r>
+              <w:t>Criterion</w:t>
+            </w:r>
+          </w:p>
+        </w:tc>
+        <w:tc>
+          <w:tcPr>
+            <w:tcW w:type="dxa" w:w="2556"/>
+          </w:tcPr>
+          <w:p>
+            <w:r>
+              <w:t>Not yet</w:t>
+            </w:r>
+          </w:p>
+        </w:tc>
+        <w:tc>
+          <w:tcPr>
+            <w:tcW w:type="dxa" w:w="2556"/>
+          </w:tcPr>
+          <w:p>
+            <w:r>
+              <w:t>With support</w:t>
+            </w:r>
+          </w:p>
+        </w:tc>
+        <w:tc>
+          <w:tcPr>
+            <w:tcW w:type="dxa" w:w="2556"/>
+          </w:tcPr>
+          <w:p>
+            <w:r>
+              <w:t>Independent</w:t>
+            </w:r>
+          </w:p>
+        </w:tc>
+      </w:tr>
+      <w:tr>
+        <w:tc>
+          <w:tcPr>
+            <w:tcW w:type="dxa" w:w="2556"/>
+          </w:tcPr>
+          <w:p>
+            <w:r>
+              <w:t>Explanation</w:t>
+            </w:r>
+          </w:p>
+        </w:tc>
+        <w:tc>
+          <w:tcPr>
+            <w:tcW w:type="dxa" w:w="2556"/>
+          </w:tcPr>
+          <w:p>
+            <w:r>
+              <w:t>Names an answer without a deciding fact</w:t>
+            </w:r>
+          </w:p>
+        </w:tc>
+        <w:tc>
+          <w:tcPr>
+            <w:tcW w:type="dxa" w:w="2556"/>
+          </w:tcPr>
+          <w:p>
+            <w:r>
+              <w:t>Uses a hint to link fact and decision</w:t>
+            </w:r>
+          </w:p>
+        </w:tc>
+        <w:tc>
+          <w:tcPr>
+            <w:tcW w:type="dxa" w:w="2556"/>
+          </w:tcPr>
+          <w:p>
+            <w:r>
+              <w:t>Explains the deciding fact in own words</w:t>
+            </w:r>
+          </w:p>
+        </w:tc>
+      </w:tr>
+      <w:tr>
+        <w:tc>
+          <w:tcPr>
+            <w:tcW w:type="dxa" w:w="2556"/>
+          </w:tcPr>
+          <w:p>
+            <w:r>
+              <w:t>Trace or test</w:t>
+            </w:r>
+          </w:p>
+        </w:tc>
+        <w:tc>
+          <w:tcPr>
+            <w:tcW w:type="dxa" w:w="2556"/>
+          </w:tcPr>
+          <w:p>
+            <w:r>
+              <w:t>Cannot connect input and result</w:t>
+            </w:r>
+          </w:p>
+        </w:tc>
+        <w:tc>
+          <w:tcPr>
+            <w:tcW w:type="dxa" w:w="2556"/>
+          </w:tcPr>
+          <w:p>
+            <w:r>
+              <w:t>Completes steps with prompts</w:t>
+            </w:r>
+          </w:p>
+        </w:tc>
+        <w:tc>
+          <w:tcPr>
+            <w:tcW w:type="dxa" w:w="2556"/>
+          </w:tcPr>
+          <w:p>
+            <w:r>
+              <w:t>Traces or tests a changed case accurately</w:t>
+            </w:r>
+          </w:p>
+        </w:tc>
+      </w:tr>
+      <w:tr>
+        <w:tc>
+          <w:tcPr>
+            <w:tcW w:type="dxa" w:w="2556"/>
+          </w:tcPr>
+          <w:p>
+            <w:r>
+              <w:t>Limits and revision</w:t>
+            </w:r>
+          </w:p>
+        </w:tc>
+        <w:tc>
+          <w:tcPr>
+            <w:tcW w:type="dxa" w:w="2556"/>
+          </w:tcPr>
+          <w:p>
+            <w:r>
+              <w:t>Claims more than evidence supports</w:t>
+            </w:r>
+          </w:p>
+        </w:tc>
+        <w:tc>
+          <w:tcPr>
+            <w:tcW w:type="dxa" w:w="2556"/>
+          </w:tcPr>
+          <w:p>
+            <w:r>
+              <w:t>Names a limit after a prompt</w:t>
+            </w:r>
+          </w:p>
+        </w:tc>
+        <w:tc>
+          <w:tcPr>
+            <w:tcW w:type="dxa" w:w="2556"/>
+          </w:tcPr>
+          <w:p>
+            <w:r>
+              <w:t>States a defensible limit and useful next test</w:t>
+            </w:r>
+          </w:p>
+        </w:tc>
+      </w:tr>
+    </w:tbl>
+    <w:p>
+      <w:r>
+        <w:t>Project checkpoint: Frame the need. Name the user, the problem, allowed inputs and a safe simple starting method.</w:t>
+      </w:r>
+    </w:p>
+    <w:p>
+      <w:r>
+        <w:t>Use the weekly teacher answer for topic-specific reasoning. A saved progress tick is an activity record; judge mastery from the learner’s explanation and evidence.</w:t>
+      </w:r>
+    </w:p>
     <w:sectPr>
       <w:pgSz w:w="12240" w:h="15840"/>
       <w:pgMar w:top="936" w:right="1008" w:bottom="936" w:left="1008" w:header="720" w:footer="720" w:gutter="0"/>

--- a/downloads/teacher/ai-4-week-02.docx
+++ b/downloads/teacher/ai-4-week-02.docx
@@ -3170,6 +3170,39 @@
         <w:t>Use the weekly teacher answer for topic-specific reasoning. A saved progress tick is an activity record; judge mastery from the learner’s explanation and evidence.</w:t>
       </w:r>
     </w:p>
+    <w:p>
+      <w:pPr>
+        <w:pStyle w:val="Heading1"/>
+      </w:pPr>
+      <w:r>
+        <w:t>08. Use feedback, labs and repair paths</w:t>
+      </w:r>
+    </w:p>
+    <w:p>
+      <w:r>
+        <w:t>Use the two formative questions as supported practice, not as independent mastery scores. Discuss the deciding evidence rather than accepting a guessed selection.</w:t>
+      </w:r>
+    </w:p>
+    <w:p>
+      <w:r>
+        <w:t>The feedback comes from the reviewed public worked case. Do not reveal the separately reserved independent teacher answer until the learner has attempted that case.</w:t>
+      </w:r>
+    </w:p>
+    <w:p>
+      <w:r>
+        <w:t>Ask students to predict before running code. Preserve errors and actual outputs; collect a changed test and an explanation. The branch-boundary and indexing lessons deliberately include failure cases.</w:t>
+      </w:r>
+    </w:p>
+    <w:p>
+      <w:r>
+        <w:t>Use the earlier worked-explanation links to address a specific missing building block, then return to the current question. Adapt this suggestion after observing the learner; it is not an automatic diagnosis.</w:t>
+      </w:r>
+    </w:p>
+    <w:p>
+      <w:r>
+        <w:t>Collect the completed-work portfolio as evidence. Record support separately from correctness, and assess explanation, trace/test and limitations. Progress ticks and quiz selections alone do not establish mastery.</w:t>
+      </w:r>
+    </w:p>
     <w:sectPr>
       <w:pgSz w:w="12240" w:h="15840"/>
       <w:pgMar w:top="936" w:right="1008" w:bottom="936" w:left="1008" w:header="720" w:footer="720" w:gutter="0"/>

--- a/downloads/teacher/ai-4-week-02.docx
+++ b/downloads/teacher/ai-4-week-02.docx
@@ -29,6 +29,11 @@
       </w:r>
     </w:p>
     <w:p>
+      <w:r>
+        <w:t>Prepare Features, Labels, Targets: check the target, prerequisites, resources and adaptable teaching schedule.</w:t>
+      </w:r>
+    </w:p>
+    <w:p>
       <w:pPr>
         <w:pStyle w:val="Heading3"/>
       </w:pPr>
@@ -37,8 +42,62 @@
       </w:r>
     </w:p>
     <w:p>
-      <w:r>
-        <w:t>Primary target: Separate prediction inputs from observed targets</w:t>
+      <w:pPr>
+        <w:spacing w:line="336" w:lineRule="auto" w:after="180"/>
+      </w:pPr>
+      <w:r>
+        <w:rPr>
+          <w:b w:val="0"/>
+        </w:rPr>
+        <w:t xml:space="preserve">Primary </w:t>
+      </w:r>
+      <w:r>
+        <w:rPr>
+          <w:b/>
+        </w:rPr>
+        <w:t>target</w:t>
+      </w:r>
+      <w:r>
+        <w:rPr>
+          <w:b w:val="0"/>
+        </w:rPr>
+        <w:t xml:space="preserve">: Separate </w:t>
+      </w:r>
+      <w:r>
+        <w:rPr>
+          <w:b/>
+        </w:rPr>
+        <w:t>prediction</w:t>
+      </w:r>
+      <w:r>
+        <w:rPr>
+          <w:b w:val="0"/>
+        </w:rPr>
+        <w:t xml:space="preserve"> </w:t>
+      </w:r>
+      <w:r>
+        <w:rPr>
+          <w:b/>
+        </w:rPr>
+        <w:t>input</w:t>
+      </w:r>
+      <w:r>
+        <w:rPr>
+          <w:b w:val="0"/>
+        </w:rPr>
+        <w:t xml:space="preserve">s from observed </w:t>
+      </w:r>
+      <w:r>
+        <w:rPr>
+          <w:b/>
+        </w:rPr>
+        <w:t>target</w:t>
+      </w:r>
+      <w:r>
+        <w:rPr>
+          <w:b w:val="0"/>
+        </w:rPr>
+        <w:t>s</w:t>
       </w:r>
     </w:p>
     <w:tbl>
@@ -185,8 +244,37 @@
       </w:tr>
     </w:tbl>
     <w:p>
-      <w:r>
-        <w:t>This is a starting allocation of 135 minutes, not a validated duration. Preserve all named topics. Schedule extra time for connected examples, the full investigation, independent cases and project building. Repeated copies of a case share one recorded attempt; they are not new evidence.</w:t>
+      <w:pPr>
+        <w:spacing w:line="336" w:lineRule="auto" w:after="180"/>
+      </w:pPr>
+      <w:r>
+        <w:rPr>
+          <w:b w:val="0"/>
+        </w:rPr>
+        <w:t>This is a starting allocation of 135 minutes, not a validated duration. Preserve all named topics. Schedule extra time for connected examples, the full investigation, independent cases and project building.</w:t>
+      </w:r>
+    </w:p>
+    <w:p>
+      <w:pPr>
+        <w:spacing w:line="336" w:lineRule="auto" w:after="180"/>
+      </w:pPr>
+      <w:r>
+        <w:rPr>
+          <w:b w:val="0"/>
+        </w:rPr>
+        <w:t xml:space="preserve">Repeated copies of a case share one recorded attempt; they are not new </w:t>
+      </w:r>
+      <w:r>
+        <w:rPr>
+          <w:b/>
+        </w:rPr>
+        <w:t>evidence</w:t>
+      </w:r>
+      <w:r>
+        <w:rPr>
+          <w:b w:val="0"/>
+        </w:rPr>
+        <w:t>.</w:t>
       </w:r>
     </w:p>
     <w:p>
@@ -206,22 +294,117 @@
       </w:r>
     </w:p>
     <w:p>
-      <w:r>
+      <w:pPr>
+        <w:spacing w:line="336" w:lineRule="auto" w:after="180"/>
+      </w:pPr>
+      <w:r>
+        <w:rPr>
+          <w:b w:val="0"/>
+        </w:rPr>
         <w:t>Without opening the old lesson, explain one key idea from The ML Lifecycle. Give an example and a mistake that the idea helps you avoid.</w:t>
       </w:r>
     </w:p>
     <w:p>
-      <w:r>
-        <w:t>Look for: Distinguish fitting a rule from applying a fixed rule</w:t>
-      </w:r>
-    </w:p>
-    <w:p>
-      <w:r>
-        <w:t>Reference example, not the only acceptable wording: The input is width x and the label is the observed category 0 or 1. Candidates are 2, 4 and 6. Selection uses mistakes on the four training cards only; held out labels must not guide it.</w:t>
-      </w:r>
-    </w:p>
-    <w:p>
-      <w:r>
+      <w:pPr>
+        <w:spacing w:line="336" w:lineRule="auto" w:after="180"/>
+      </w:pPr>
+      <w:r>
+        <w:rPr>
+          <w:b w:val="0"/>
+        </w:rPr>
+        <w:t xml:space="preserve">Look for: Distinguish </w:t>
+      </w:r>
+      <w:r>
+        <w:rPr>
+          <w:b/>
+        </w:rPr>
+        <w:t>fitting</w:t>
+      </w:r>
+      <w:r>
+        <w:rPr>
+          <w:b w:val="0"/>
+        </w:rPr>
+        <w:t xml:space="preserve"> a rule from applying a fixed rule</w:t>
+      </w:r>
+    </w:p>
+    <w:p>
+      <w:pPr>
+        <w:spacing w:line="336" w:lineRule="auto" w:after="180"/>
+      </w:pPr>
+      <w:r>
+        <w:rPr>
+          <w:b w:val="0"/>
+        </w:rPr>
+        <w:t xml:space="preserve">Reference example, not the only acceptable wording: The </w:t>
+      </w:r>
+      <w:r>
+        <w:rPr>
+          <w:b/>
+        </w:rPr>
+        <w:t>input</w:t>
+      </w:r>
+      <w:r>
+        <w:rPr>
+          <w:b w:val="0"/>
+        </w:rPr>
+        <w:t xml:space="preserve"> is width x and the </w:t>
+      </w:r>
+      <w:r>
+        <w:rPr>
+          <w:b/>
+        </w:rPr>
+        <w:t>label</w:t>
+      </w:r>
+      <w:r>
+        <w:rPr>
+          <w:b w:val="0"/>
+        </w:rPr>
+        <w:t xml:space="preserve"> is the observed category 0 or 1. Candidates are 2, 4 and 6.</w:t>
+      </w:r>
+    </w:p>
+    <w:p>
+      <w:pPr>
+        <w:spacing w:line="336" w:lineRule="auto" w:after="180"/>
+      </w:pPr>
+      <w:r>
+        <w:rPr>
+          <w:b w:val="0"/>
+        </w:rPr>
+        <w:t xml:space="preserve">Selection uses mistakes on the four </w:t>
+      </w:r>
+      <w:r>
+        <w:rPr>
+          <w:b/>
+        </w:rPr>
+        <w:t>training</w:t>
+      </w:r>
+      <w:r>
+        <w:rPr>
+          <w:b w:val="0"/>
+        </w:rPr>
+        <w:t xml:space="preserve"> cards only; held out </w:t>
+      </w:r>
+      <w:r>
+        <w:rPr>
+          <w:b/>
+        </w:rPr>
+        <w:t>label</w:t>
+      </w:r>
+      <w:r>
+        <w:rPr>
+          <w:b w:val="0"/>
+        </w:rPr>
+        <w:t>s must not guide it.</w:t>
+      </w:r>
+    </w:p>
+    <w:p>
+      <w:pPr>
+        <w:spacing w:line="336" w:lineRule="auto" w:after="180"/>
+      </w:pPr>
+      <w:r>
+        <w:rPr>
+          <w:b w:val="0"/>
+        </w:rPr>
         <w:t>Use the student module and workbook section with this exact week title. The worked case, independent question and answers below form one aligned lesson sequence.</w:t>
       </w:r>
     </w:p>
@@ -234,8 +417,26 @@
       </w:r>
     </w:p>
     <w:p>
-      <w:r>
-        <w:t>A table has leaf length, edge type and verified species. A model predicts species using all three columns. Identify leakage and a legitimate input set.</w:t>
+      <w:pPr>
+        <w:spacing w:line="336" w:lineRule="auto" w:after="180"/>
+      </w:pPr>
+      <w:r>
+        <w:rPr>
+          <w:b w:val="0"/>
+        </w:rPr>
+        <w:t xml:space="preserve">A table has leaf length, edge type and verified species. A model predicts species using all three columns. Identify leakage and a legitimate </w:t>
+      </w:r>
+      <w:r>
+        <w:rPr>
+          <w:b/>
+        </w:rPr>
+        <w:t>input</w:t>
+      </w:r>
+      <w:r>
+        <w:rPr>
+          <w:b w:val="0"/>
+        </w:rPr>
+        <w:t xml:space="preserve"> set.</w:t>
       </w:r>
     </w:p>
     <w:p>
@@ -247,8 +448,68 @@
       </w:r>
     </w:p>
     <w:p>
-      <w:r>
-        <w:t>Features are the information available at prediction time; the target is the value the model should estimate; labels are observed target values in examples.</w:t>
+      <w:pPr>
+        <w:spacing w:line="336" w:lineRule="auto" w:after="180"/>
+      </w:pPr>
+      <w:r>
+        <w:rPr>
+          <w:b/>
+        </w:rPr>
+        <w:t>Feature</w:t>
+      </w:r>
+      <w:r>
+        <w:rPr>
+          <w:b w:val="0"/>
+        </w:rPr>
+        <w:t xml:space="preserve">s are the information available at </w:t>
+      </w:r>
+      <w:r>
+        <w:rPr>
+          <w:b/>
+        </w:rPr>
+        <w:t>prediction time</w:t>
+      </w:r>
+      <w:r>
+        <w:rPr>
+          <w:b w:val="0"/>
+        </w:rPr>
+        <w:t xml:space="preserve">; the </w:t>
+      </w:r>
+      <w:r>
+        <w:rPr>
+          <w:b/>
+        </w:rPr>
+        <w:t>target</w:t>
+      </w:r>
+      <w:r>
+        <w:rPr>
+          <w:b w:val="0"/>
+        </w:rPr>
+        <w:t xml:space="preserve"> is the value the model should estimate; </w:t>
+      </w:r>
+      <w:r>
+        <w:rPr>
+          <w:b/>
+        </w:rPr>
+        <w:t>label</w:t>
+      </w:r>
+      <w:r>
+        <w:rPr>
+          <w:b w:val="0"/>
+        </w:rPr>
+        <w:t xml:space="preserve">s are observed </w:t>
+      </w:r>
+      <w:r>
+        <w:rPr>
+          <w:b/>
+        </w:rPr>
+        <w:t>target</w:t>
+      </w:r>
+      <w:r>
+        <w:rPr>
+          <w:b w:val="0"/>
+        </w:rPr>
+        <w:t xml:space="preserve"> values in examples.</w:t>
       </w:r>
     </w:p>
     <w:tbl>
@@ -384,12 +645,38 @@
       </w:r>
     </w:p>
     <w:p>
-      <w:r>
+      <w:pPr>
+        <w:spacing w:line="336" w:lineRule="auto" w:after="180"/>
+      </w:pPr>
+      <w:r>
+        <w:rPr>
+          <w:b w:val="0"/>
+        </w:rPr>
         <w:t>Use the supplied scenario, student illustrations and blank paper. For numeric work, offer counters or a calculator after learners show the setup. Fictional records are supplied; personal data and paid accounts are unnecessary.</w:t>
       </w:r>
     </w:p>
     <w:p>
-      <w:r>
+      <w:pPr>
+        <w:pStyle w:val="Heading3"/>
+      </w:pPr>
+      <w:r>
+        <w:t>Alternative compact allocation</w:t>
+      </w:r>
+    </w:p>
+    <w:p>
+      <w:r>
+        <w:t>This compact option is not the full-week schedule. Use the main teaching cycle and allow extra sessions for the investigation, independent work and project.</w:t>
+      </w:r>
+    </w:p>
+    <w:p>
+      <w:pPr>
+        <w:spacing w:line="336" w:lineRule="auto" w:after="180"/>
+        <w:shd w:fill="F1F6F8"/>
+      </w:pPr>
+      <w:r>
+        <w:rPr>
+          <w:b w:val="0"/>
+        </w:rPr>
         <w:t>Allow 80 minutes: recall 8; explanation 12; worked demonstration 15; guided practice 20; independent assessment 15; project and reflection 10. Extend the lab into a second session when needed.</w:t>
       </w:r>
     </w:p>
@@ -402,8 +689,132 @@
       </w:r>
     </w:p>
     <w:p>
-      <w:r>
-        <w:t>Teach features, labels and prediction time in two 45-minute sessions using fictional records. Students must define the decision moment before judging columns. The key distinction is that labels may be known for historical training but must not be fed into predictions for new cases. This lesson prepares inputs; it does not demonstrate a trained model or establish that loan prediction is useful. Use paper records or local Python, without accounts or personal borrowing data.</w:t>
+      <w:pPr>
+        <w:spacing w:line="336" w:lineRule="auto" w:after="180"/>
+      </w:pPr>
+      <w:r>
+        <w:rPr>
+          <w:b w:val="0"/>
+        </w:rPr>
+        <w:t xml:space="preserve">Teach </w:t>
+      </w:r>
+      <w:r>
+        <w:rPr>
+          <w:b/>
+        </w:rPr>
+        <w:t>feature</w:t>
+      </w:r>
+      <w:r>
+        <w:rPr>
+          <w:b w:val="0"/>
+        </w:rPr>
+        <w:t xml:space="preserve">s, </w:t>
+      </w:r>
+      <w:r>
+        <w:rPr>
+          <w:b/>
+        </w:rPr>
+        <w:t>label</w:t>
+      </w:r>
+      <w:r>
+        <w:rPr>
+          <w:b w:val="0"/>
+        </w:rPr>
+        <w:t xml:space="preserve">s and </w:t>
+      </w:r>
+      <w:r>
+        <w:rPr>
+          <w:b/>
+        </w:rPr>
+        <w:t>prediction time</w:t>
+      </w:r>
+      <w:r>
+        <w:rPr>
+          <w:b w:val="0"/>
+        </w:rPr>
+        <w:t xml:space="preserve"> in two 45-minute sessions using fictional records. Students must define the decision moment before judging columns.</w:t>
+      </w:r>
+    </w:p>
+    <w:p>
+      <w:pPr>
+        <w:spacing w:line="336" w:lineRule="auto" w:after="180"/>
+      </w:pPr>
+      <w:r>
+        <w:rPr>
+          <w:b w:val="0"/>
+        </w:rPr>
+        <w:t xml:space="preserve">The key distinction is that </w:t>
+      </w:r>
+      <w:r>
+        <w:rPr>
+          <w:b/>
+        </w:rPr>
+        <w:t>label</w:t>
+      </w:r>
+      <w:r>
+        <w:rPr>
+          <w:b w:val="0"/>
+        </w:rPr>
+        <w:t xml:space="preserve">s may be known for historical </w:t>
+      </w:r>
+      <w:r>
+        <w:rPr>
+          <w:b/>
+        </w:rPr>
+        <w:t>training</w:t>
+      </w:r>
+      <w:r>
+        <w:rPr>
+          <w:b w:val="0"/>
+        </w:rPr>
+        <w:t xml:space="preserve"> but must not be fed into </w:t>
+      </w:r>
+      <w:r>
+        <w:rPr>
+          <w:b/>
+        </w:rPr>
+        <w:t>prediction</w:t>
+      </w:r>
+      <w:r>
+        <w:rPr>
+          <w:b w:val="0"/>
+        </w:rPr>
+        <w:t>s for new cases.</w:t>
+      </w:r>
+    </w:p>
+    <w:p>
+      <w:pPr>
+        <w:spacing w:line="336" w:lineRule="auto" w:after="180"/>
+      </w:pPr>
+      <w:r>
+        <w:rPr>
+          <w:b w:val="0"/>
+        </w:rPr>
+        <w:t xml:space="preserve">This lesson prepares </w:t>
+      </w:r>
+      <w:r>
+        <w:rPr>
+          <w:b/>
+        </w:rPr>
+        <w:t>input</w:t>
+      </w:r>
+      <w:r>
+        <w:rPr>
+          <w:b w:val="0"/>
+        </w:rPr>
+        <w:t xml:space="preserve">s; it does not demonstrate a trained model or establish that loan </w:t>
+      </w:r>
+      <w:r>
+        <w:rPr>
+          <w:b/>
+        </w:rPr>
+        <w:t>prediction</w:t>
+      </w:r>
+      <w:r>
+        <w:rPr>
+          <w:b w:val="0"/>
+        </w:rPr>
+        <w:t xml:space="preserve"> is useful. Use paper records or local Python, without accounts or personal borrowing data.</w:t>
       </w:r>
     </w:p>
     <w:p>
@@ -415,27 +826,81 @@
       </w:r>
     </w:p>
     <w:p>
-      <w:r>
-        <w:t>They are reserved to evaluate the fixed choice. Using their labels to choose it makes them part of development.</w:t>
-      </w:r>
-    </w:p>
-    <w:p>
-      <w:r>
+      <w:pPr>
+        <w:spacing w:line="336" w:lineRule="auto" w:after="180"/>
+      </w:pPr>
+      <w:r>
+        <w:rPr>
+          <w:b w:val="0"/>
+        </w:rPr>
+        <w:t xml:space="preserve">They are reserved to evaluate the fixed choice. Using their </w:t>
+      </w:r>
+      <w:r>
+        <w:rPr>
+          <w:b/>
+        </w:rPr>
+        <w:t>label</w:t>
+      </w:r>
+      <w:r>
+        <w:rPr>
+          <w:b w:val="0"/>
+        </w:rPr>
+        <w:t>s to choose it makes them part of development.</w:t>
+      </w:r>
+    </w:p>
+    <w:p>
+      <w:pPr>
+        <w:spacing w:line="336" w:lineRule="auto" w:after="180"/>
+      </w:pPr>
+      <w:r>
+        <w:rPr>
+          <w:b w:val="0"/>
+        </w:rPr>
         <w:t>Printed lesson and workbook</w:t>
       </w:r>
     </w:p>
     <w:p>
-      <w:r>
-        <w:t>Two cards labelled checkout and later return</w:t>
-      </w:r>
-    </w:p>
-    <w:p>
-      <w:r>
+      <w:pPr>
+        <w:spacing w:line="336" w:lineRule="auto" w:after="180"/>
+      </w:pPr>
+      <w:r>
+        <w:rPr>
+          <w:b w:val="0"/>
+        </w:rPr>
+        <w:t xml:space="preserve">Two cards </w:t>
+      </w:r>
+      <w:r>
+        <w:rPr>
+          <w:b/>
+        </w:rPr>
+        <w:t>label</w:t>
+      </w:r>
+      <w:r>
+        <w:rPr>
+          <w:b w:val="0"/>
+        </w:rPr>
+        <w:t>led checkout and later return</w:t>
+      </w:r>
+    </w:p>
+    <w:p>
+      <w:pPr>
+        <w:spacing w:line="336" w:lineRule="auto" w:after="180"/>
+      </w:pPr>
+      <w:r>
+        <w:rPr>
+          <w:b w:val="0"/>
+        </w:rPr>
         <w:t>Optional Python 3 editor; no external packages</w:t>
       </w:r>
     </w:p>
     <w:p>
-      <w:r>
+      <w:pPr>
+        <w:spacing w:line="336" w:lineRule="auto" w:after="180"/>
+      </w:pPr>
+      <w:r>
+        <w:rPr>
+          <w:b w:val="0"/>
+        </w:rPr>
         <w:t>Blank field meaning unit availability role table</w:t>
       </w:r>
     </w:p>
@@ -448,12 +913,60 @@
       </w:r>
     </w:p>
     <w:p>
-      <w:r>
-        <w:t>By the end, I can explain features, labels, targets using a traced example and a stated limitation.</w:t>
-      </w:r>
-    </w:p>
-    <w:p>
-      <w:r>
+      <w:pPr>
+        <w:spacing w:line="336" w:lineRule="auto" w:after="180"/>
+      </w:pPr>
+      <w:r>
+        <w:rPr>
+          <w:b w:val="0"/>
+        </w:rPr>
+        <w:t xml:space="preserve">By the end, I can explain </w:t>
+      </w:r>
+      <w:r>
+        <w:rPr>
+          <w:b/>
+        </w:rPr>
+        <w:t>feature</w:t>
+      </w:r>
+      <w:r>
+        <w:rPr>
+          <w:b w:val="0"/>
+        </w:rPr>
+        <w:t xml:space="preserve">s, </w:t>
+      </w:r>
+      <w:r>
+        <w:rPr>
+          <w:b/>
+        </w:rPr>
+        <w:t>label</w:t>
+      </w:r>
+      <w:r>
+        <w:rPr>
+          <w:b w:val="0"/>
+        </w:rPr>
+        <w:t xml:space="preserve">s, </w:t>
+      </w:r>
+      <w:r>
+        <w:rPr>
+          <w:b/>
+        </w:rPr>
+        <w:t>target</w:t>
+      </w:r>
+      <w:r>
+        <w:rPr>
+          <w:b w:val="0"/>
+        </w:rPr>
+        <w:t>s using a traced example and a stated limitation.</w:t>
+      </w:r>
+    </w:p>
+    <w:p>
+      <w:pPr>
+        <w:spacing w:line="336" w:lineRule="auto" w:after="180"/>
+      </w:pPr>
+      <w:r>
+        <w:rPr>
+          <w:b w:val="0"/>
+        </w:rPr>
         <w:t>This added worked case illustrates the week’s main idea. Retain all original and connected topics; schedule its practice within the teaching cycle.</w:t>
       </w:r>
     </w:p>
@@ -466,76 +979,433 @@
       </w:r>
     </w:p>
     <w:p>
+      <w:r>
+        <w:t>Model Features, Labels, Targets using the supplied case, labelled mechanism and reasoning. Make the scope of each conclusion explicit.</w:t>
+      </w:r>
+    </w:p>
+    <w:p>
+      <w:pPr>
+        <w:spacing w:line="336" w:lineRule="auto" w:after="180"/>
+      </w:pPr>
+      <w:r>
+        <w:rPr>
+          <w:b w:val="0"/>
+        </w:rPr>
+        <w:t>Trace the information, fitted behavior, and evaluation proof separately.</w:t>
+      </w:r>
+    </w:p>
+    <w:p>
       <w:pPr>
         <w:pStyle w:val="Heading3"/>
       </w:pPr>
       <w:r>
-        <w:t>Explain the mechanism</w:t>
-      </w:r>
-    </w:p>
-    <w:p>
-      <w:r>
-        <w:t>Trace the information, fitted behavior, and evaluation proof separately.</w:t>
-      </w:r>
-    </w:p>
-    <w:p>
-      <w:r>
-        <w:t>QUESTION Mark features and targets in three datasets and reject information unavailable at real prediction time.</w:t>
-      </w:r>
-    </w:p>
-    <w:p>
-      <w:r>
-        <w:t>MODEL IDEA Features are the information available at prediction time; the target is the value the model should estimate; labels are observed target values in examples.</w:t>
-      </w:r>
-    </w:p>
-    <w:p>
-      <w:r>
+        <w:t>Question to explain</w:t>
+      </w:r>
+    </w:p>
+    <w:p>
+      <w:pPr>
+        <w:spacing w:line="336" w:lineRule="auto" w:after="180"/>
+        <w:shd w:fill="F5F1FB"/>
+      </w:pPr>
+      <w:r>
+        <w:rPr>
+          <w:b w:val="0"/>
+        </w:rPr>
+        <w:t xml:space="preserve">QUESTION Mark </w:t>
+      </w:r>
+      <w:r>
+        <w:rPr>
+          <w:b/>
+        </w:rPr>
+        <w:t>feature</w:t>
+      </w:r>
+      <w:r>
+        <w:rPr>
+          <w:b w:val="0"/>
+        </w:rPr>
+        <w:t xml:space="preserve">s and </w:t>
+      </w:r>
+      <w:r>
+        <w:rPr>
+          <w:b/>
+        </w:rPr>
+        <w:t>target</w:t>
+      </w:r>
+      <w:r>
+        <w:rPr>
+          <w:b w:val="0"/>
+        </w:rPr>
+        <w:t xml:space="preserve">s in three datasets and reject information unavailable at real </w:t>
+      </w:r>
+      <w:r>
+        <w:rPr>
+          <w:b/>
+        </w:rPr>
+        <w:t>prediction time</w:t>
+      </w:r>
+      <w:r>
+        <w:rPr>
+          <w:b w:val="0"/>
+        </w:rPr>
+        <w:t>.</w:t>
+      </w:r>
+    </w:p>
+    <w:p>
+      <w:pPr>
+        <w:spacing w:line="336" w:lineRule="auto" w:after="180"/>
+      </w:pPr>
+      <w:r>
+        <w:rPr>
+          <w:b w:val="0"/>
+        </w:rPr>
+        <w:t xml:space="preserve">MODEL IDEA </w:t>
+      </w:r>
+      <w:r>
+        <w:rPr>
+          <w:b/>
+        </w:rPr>
+        <w:t>Feature</w:t>
+      </w:r>
+      <w:r>
+        <w:rPr>
+          <w:b w:val="0"/>
+        </w:rPr>
+        <w:t xml:space="preserve">s are the information available at </w:t>
+      </w:r>
+      <w:r>
+        <w:rPr>
+          <w:b/>
+        </w:rPr>
+        <w:t>prediction time</w:t>
+      </w:r>
+      <w:r>
+        <w:rPr>
+          <w:b w:val="0"/>
+        </w:rPr>
+        <w:t xml:space="preserve">; the </w:t>
+      </w:r>
+      <w:r>
+        <w:rPr>
+          <w:b/>
+        </w:rPr>
+        <w:t>target</w:t>
+      </w:r>
+      <w:r>
+        <w:rPr>
+          <w:b w:val="0"/>
+        </w:rPr>
+        <w:t xml:space="preserve"> is the value the model should estimate; </w:t>
+      </w:r>
+      <w:r>
+        <w:rPr>
+          <w:b/>
+        </w:rPr>
+        <w:t>label</w:t>
+      </w:r>
+      <w:r>
+        <w:rPr>
+          <w:b w:val="0"/>
+        </w:rPr>
+        <w:t xml:space="preserve">s are observed </w:t>
+      </w:r>
+      <w:r>
+        <w:rPr>
+          <w:b/>
+        </w:rPr>
+        <w:t>target</w:t>
+      </w:r>
+      <w:r>
+        <w:rPr>
+          <w:b w:val="0"/>
+        </w:rPr>
+        <w:t xml:space="preserve"> values in examples.</w:t>
+      </w:r>
+    </w:p>
+    <w:p>
+      <w:pPr>
+        <w:spacing w:line="336" w:lineRule="auto" w:after="180"/>
+      </w:pPr>
+      <w:r>
+        <w:rPr>
+          <w:b w:val="0"/>
+        </w:rPr>
         <w:t>PROOF NEEDED Use an unseen case, visible calculation, error analysis, and a stated limitation.</w:t>
       </w:r>
     </w:p>
     <w:p>
-      <w:r>
-        <w:t>UNDER THE HOOD Plant row: leaf_width=6 cm, color_score=0.72, health=spotted. Features are leaf_width and color_score because they exist before prediction.</w:t>
-      </w:r>
-    </w:p>
-    <w:p>
-      <w:r>
-        <w:t>Draw a fresh data → model → prediction → evaluation trace:</w:t>
-      </w:r>
-    </w:p>
-    <w:p>
-      <w:r>
-        <w:t>Predict first. Then check each step. A correct answer without visible evidence cannot be audited.</w:t>
-      </w:r>
-    </w:p>
-    <w:p>
-      <w:r>
+      <w:pPr>
+        <w:pStyle w:val="Heading3"/>
+      </w:pPr>
+      <w:r>
+        <w:t>How the mechanism works</w:t>
+      </w:r>
+    </w:p>
+    <w:p>
+      <w:pPr>
+        <w:spacing w:line="336" w:lineRule="auto" w:after="180"/>
+        <w:shd w:fill="F1F6F8"/>
+      </w:pPr>
+      <w:r>
+        <w:rPr>
+          <w:b w:val="0"/>
+        </w:rPr>
+        <w:t xml:space="preserve">UNDER THE HOOD Plant row: leaf_width=6 cm, color_score=0.72, health=spotted. </w:t>
+      </w:r>
+      <w:r>
+        <w:rPr>
+          <w:b/>
+        </w:rPr>
+        <w:t>Feature</w:t>
+      </w:r>
+      <w:r>
+        <w:rPr>
+          <w:b w:val="0"/>
+        </w:rPr>
+        <w:t xml:space="preserve">s are leaf_width and color_score because they exist before </w:t>
+      </w:r>
+      <w:r>
+        <w:rPr>
+          <w:b/>
+        </w:rPr>
+        <w:t>prediction</w:t>
+      </w:r>
+      <w:r>
+        <w:rPr>
+          <w:b w:val="0"/>
+        </w:rPr>
+        <w:t>.</w:t>
+      </w:r>
+    </w:p>
+    <w:p>
+      <w:pPr>
+        <w:spacing w:line="336" w:lineRule="auto" w:after="180"/>
+      </w:pPr>
+      <w:r>
+        <w:rPr>
+          <w:b w:val="0"/>
+        </w:rPr>
+        <w:t xml:space="preserve">Draw a fresh data → model → </w:t>
+      </w:r>
+      <w:r>
+        <w:rPr>
+          <w:b/>
+        </w:rPr>
+        <w:t>prediction</w:t>
+      </w:r>
+      <w:r>
+        <w:rPr>
+          <w:b w:val="0"/>
+        </w:rPr>
+        <w:t xml:space="preserve"> → evaluation trace:</w:t>
+      </w:r>
+    </w:p>
+    <w:p>
+      <w:pPr>
+        <w:spacing w:line="336" w:lineRule="auto" w:after="180"/>
+      </w:pPr>
+      <w:r>
+        <w:rPr>
+          <w:b w:val="0"/>
+        </w:rPr>
+        <w:t xml:space="preserve">Predict first. Then check each step. A correct answer without visible </w:t>
+      </w:r>
+      <w:r>
+        <w:rPr>
+          <w:b/>
+        </w:rPr>
+        <w:t>evidence</w:t>
+      </w:r>
+      <w:r>
+        <w:rPr>
+          <w:b w:val="0"/>
+        </w:rPr>
+        <w:t xml:space="preserve"> cannot be audited.</w:t>
+      </w:r>
+    </w:p>
+    <w:p>
+      <w:pPr>
+        <w:pStyle w:val="Heading3"/>
+      </w:pPr>
+      <w:r>
+        <w:t>Step 1</w:t>
+      </w:r>
+    </w:p>
+    <w:p>
+      <w:pPr>
+        <w:spacing w:line="336" w:lineRule="auto" w:after="180"/>
+        <w:shd w:fill="F4F9FC"/>
+      </w:pPr>
+      <w:r>
+        <w:rPr>
+          <w:b w:val="0"/>
+        </w:rPr>
         <w:t>STEP 1 Plant row: leaf_width=6 cm, color_score=0.72, health=spotted.</w:t>
       </w:r>
     </w:p>
     <w:p>
-      <w:r>
-        <w:t>STEP 2 Features are leaf_width and color_score because they exist before prediction.</w:t>
-      </w:r>
-    </w:p>
-    <w:p>
-      <w:r>
-        <w:t>STEP 3 Target is health; the stored value spotted is this row's label.</w:t>
-      </w:r>
-    </w:p>
-    <w:p>
-      <w:r>
-        <w:t>STEP 4 A treatment-result field recorded later is not a valid prediction-time feature.</w:t>
-      </w:r>
-    </w:p>
-    <w:p>
-      <w:r>
+      <w:pPr>
+        <w:pStyle w:val="Heading3"/>
+      </w:pPr>
+      <w:r>
+        <w:t>Step 2</w:t>
+      </w:r>
+    </w:p>
+    <w:p>
+      <w:pPr>
+        <w:spacing w:line="336" w:lineRule="auto" w:after="180"/>
+        <w:shd w:fill="F4F9FC"/>
+      </w:pPr>
+      <w:r>
+        <w:rPr>
+          <w:b w:val="0"/>
+        </w:rPr>
+        <w:t xml:space="preserve">STEP 2 </w:t>
+      </w:r>
+      <w:r>
+        <w:rPr>
+          <w:b/>
+        </w:rPr>
+        <w:t>Feature</w:t>
+      </w:r>
+      <w:r>
+        <w:rPr>
+          <w:b w:val="0"/>
+        </w:rPr>
+        <w:t xml:space="preserve">s are leaf_width and color_score because they exist before </w:t>
+      </w:r>
+      <w:r>
+        <w:rPr>
+          <w:b/>
+        </w:rPr>
+        <w:t>prediction</w:t>
+      </w:r>
+      <w:r>
+        <w:rPr>
+          <w:b w:val="0"/>
+        </w:rPr>
+        <w:t>.</w:t>
+      </w:r>
+    </w:p>
+    <w:p>
+      <w:pPr>
+        <w:pStyle w:val="Heading3"/>
+      </w:pPr>
+      <w:r>
+        <w:t>Step 3</w:t>
+      </w:r>
+    </w:p>
+    <w:p>
+      <w:pPr>
+        <w:spacing w:line="336" w:lineRule="auto" w:after="180"/>
+        <w:shd w:fill="F4F9FC"/>
+      </w:pPr>
+      <w:r>
+        <w:rPr>
+          <w:b w:val="0"/>
+        </w:rPr>
+        <w:t xml:space="preserve">STEP 3 </w:t>
+      </w:r>
+      <w:r>
+        <w:rPr>
+          <w:b/>
+        </w:rPr>
+        <w:t>Target</w:t>
+      </w:r>
+      <w:r>
+        <w:rPr>
+          <w:b w:val="0"/>
+        </w:rPr>
+        <w:t xml:space="preserve"> is health; the stored value spotted is this row's </w:t>
+      </w:r>
+      <w:r>
+        <w:rPr>
+          <w:b/>
+        </w:rPr>
+        <w:t>label</w:t>
+      </w:r>
+      <w:r>
+        <w:rPr>
+          <w:b w:val="0"/>
+        </w:rPr>
+        <w:t>.</w:t>
+      </w:r>
+    </w:p>
+    <w:p>
+      <w:pPr>
+        <w:pStyle w:val="Heading3"/>
+      </w:pPr>
+      <w:r>
+        <w:t>Step 4</w:t>
+      </w:r>
+    </w:p>
+    <w:p>
+      <w:pPr>
+        <w:spacing w:line="336" w:lineRule="auto" w:after="180"/>
+        <w:shd w:fill="F4F9FC"/>
+      </w:pPr>
+      <w:r>
+        <w:rPr>
+          <w:b w:val="0"/>
+        </w:rPr>
+        <w:t xml:space="preserve">STEP 4 A treatment-result field recorded later is not a valid </w:t>
+      </w:r>
+      <w:r>
+        <w:rPr>
+          <w:b/>
+        </w:rPr>
+        <w:t>prediction</w:t>
+      </w:r>
+      <w:r>
+        <w:rPr>
+          <w:b w:val="0"/>
+        </w:rPr>
+        <w:t xml:space="preserve">-time </w:t>
+      </w:r>
+      <w:r>
+        <w:rPr>
+          <w:b/>
+        </w:rPr>
+        <w:t>feature</w:t>
+      </w:r>
+      <w:r>
+        <w:rPr>
+          <w:b w:val="0"/>
+        </w:rPr>
+        <w:t>.</w:t>
+      </w:r>
+    </w:p>
+    <w:p>
+      <w:pPr>
+        <w:spacing w:line="336" w:lineRule="auto" w:after="180"/>
+      </w:pPr>
+      <w:r>
+        <w:rPr>
+          <w:b w:val="0"/>
+        </w:rPr>
         <w:t>CHECK Verify the denominator, unit, split, class definition, and data version before interpreting a score.</w:t>
       </w:r>
     </w:p>
     <w:p>
-      <w:r>
-        <w:t>Recalculate, retrace, or restate the evidence independently:</w:t>
+      <w:pPr>
+        <w:spacing w:line="336" w:lineRule="auto" w:after="180"/>
+      </w:pPr>
+      <w:r>
+        <w:rPr>
+          <w:b w:val="0"/>
+        </w:rPr>
+        <w:t xml:space="preserve">Recalculate, retrace, or restate the </w:t>
+      </w:r>
+      <w:r>
+        <w:rPr>
+          <w:b/>
+        </w:rPr>
+        <w:t>evidence</w:t>
+      </w:r>
+      <w:r>
+        <w:rPr>
+          <w:b w:val="0"/>
+        </w:rPr>
+        <w:t xml:space="preserve"> independently:</w:t>
       </w:r>
     </w:p>
     <w:p>
@@ -547,59 +1417,519 @@
       </w:r>
     </w:p>
     <w:p>
-      <w:r>
-        <w:t>Rows contain leaf length, edge type and healthy/spotted label.</w:t>
-      </w:r>
-    </w:p>
-    <w:p>
-      <w:r>
-        <w:t>Identify features, target and prediction-time inputs.</w:t>
-      </w:r>
-    </w:p>
-    <w:p>
       <w:pPr>
         <w:pStyle w:val="Heading3"/>
       </w:pPr>
       <w:r>
+        <w:t>The teaching case</w:t>
+      </w:r>
+    </w:p>
+    <w:p>
+      <w:pPr>
+        <w:spacing w:line="336" w:lineRule="auto" w:after="180"/>
+        <w:shd w:fill="F1F6FC"/>
+      </w:pPr>
+      <w:r>
+        <w:rPr>
+          <w:b w:val="0"/>
+        </w:rPr>
+        <w:t xml:space="preserve">Rows contain leaf length, edge type and healthy/spotted </w:t>
+      </w:r>
+      <w:r>
+        <w:rPr>
+          <w:b/>
+        </w:rPr>
+        <w:t>label</w:t>
+      </w:r>
+      <w:r>
+        <w:rPr>
+          <w:b w:val="0"/>
+        </w:rPr>
+        <w:t>.</w:t>
+      </w:r>
+    </w:p>
+    <w:p>
+      <w:pPr>
+        <w:pStyle w:val="Heading3"/>
+      </w:pPr>
+      <w:r>
+        <w:t>The teaching case</w:t>
+      </w:r>
+    </w:p>
+    <w:p>
+      <w:pPr>
+        <w:spacing w:line="336" w:lineRule="auto" w:after="180"/>
+        <w:shd w:fill="F1F6FC"/>
+      </w:pPr>
+      <w:r>
+        <w:rPr>
+          <w:b w:val="0"/>
+        </w:rPr>
+        <w:t xml:space="preserve">Identify </w:t>
+      </w:r>
+      <w:r>
+        <w:rPr>
+          <w:b/>
+        </w:rPr>
+        <w:t>feature</w:t>
+      </w:r>
+      <w:r>
+        <w:rPr>
+          <w:b w:val="0"/>
+        </w:rPr>
+        <w:t xml:space="preserve">s, </w:t>
+      </w:r>
+      <w:r>
+        <w:rPr>
+          <w:b/>
+        </w:rPr>
+        <w:t>target</w:t>
+      </w:r>
+      <w:r>
+        <w:rPr>
+          <w:b w:val="0"/>
+        </w:rPr>
+        <w:t xml:space="preserve"> and </w:t>
+      </w:r>
+      <w:r>
+        <w:rPr>
+          <w:b/>
+        </w:rPr>
+        <w:t>prediction</w:t>
+      </w:r>
+      <w:r>
+        <w:rPr>
+          <w:b w:val="0"/>
+        </w:rPr>
+        <w:t xml:space="preserve">-time </w:t>
+      </w:r>
+      <w:r>
+        <w:rPr>
+          <w:b/>
+        </w:rPr>
+        <w:t>input</w:t>
+      </w:r>
+      <w:r>
+        <w:rPr>
+          <w:b w:val="0"/>
+        </w:rPr>
+        <w:t>s.</w:t>
+      </w:r>
+    </w:p>
+    <w:p>
+      <w:pPr>
+        <w:pStyle w:val="Heading3"/>
+      </w:pPr>
+      <w:r>
         <w:t>Exact explanation to model</w:t>
       </w:r>
     </w:p>
     <w:p>
-      <w:r>
-        <w:t>Length and edge type are candidate features; the label is the target. Do not supply the true target as an input to predicting it. Evaluate feature usefulness.</w:t>
-      </w:r>
-    </w:p>
-    <w:p>
       <w:pPr>
         <w:pStyle w:val="Heading3"/>
       </w:pPr>
       <w:r>
+        <w:t>Why the result follows</w:t>
+      </w:r>
+    </w:p>
+    <w:p>
+      <w:pPr>
+        <w:spacing w:line="336" w:lineRule="auto" w:after="180"/>
+        <w:shd w:fill="F1F6FC"/>
+      </w:pPr>
+      <w:r>
+        <w:rPr>
+          <w:b w:val="0"/>
+        </w:rPr>
+        <w:t xml:space="preserve">Length and edge type are candidate </w:t>
+      </w:r>
+      <w:r>
+        <w:rPr>
+          <w:b/>
+        </w:rPr>
+        <w:t>feature</w:t>
+      </w:r>
+      <w:r>
+        <w:rPr>
+          <w:b w:val="0"/>
+        </w:rPr>
+        <w:t xml:space="preserve">s; the </w:t>
+      </w:r>
+      <w:r>
+        <w:rPr>
+          <w:b/>
+        </w:rPr>
+        <w:t>label</w:t>
+      </w:r>
+      <w:r>
+        <w:rPr>
+          <w:b w:val="0"/>
+        </w:rPr>
+        <w:t xml:space="preserve"> is the </w:t>
+      </w:r>
+      <w:r>
+        <w:rPr>
+          <w:b/>
+        </w:rPr>
+        <w:t>target</w:t>
+      </w:r>
+      <w:r>
+        <w:rPr>
+          <w:b w:val="0"/>
+        </w:rPr>
+        <w:t xml:space="preserve">. Do not supply the true </w:t>
+      </w:r>
+      <w:r>
+        <w:rPr>
+          <w:b/>
+        </w:rPr>
+        <w:t>target</w:t>
+      </w:r>
+      <w:r>
+        <w:rPr>
+          <w:b w:val="0"/>
+        </w:rPr>
+        <w:t xml:space="preserve"> as an </w:t>
+      </w:r>
+      <w:r>
+        <w:rPr>
+          <w:b/>
+        </w:rPr>
+        <w:t>input</w:t>
+      </w:r>
+      <w:r>
+        <w:rPr>
+          <w:b w:val="0"/>
+        </w:rPr>
+        <w:t xml:space="preserve"> to predicting it. Evaluate </w:t>
+      </w:r>
+      <w:r>
+        <w:rPr>
+          <w:b/>
+        </w:rPr>
+        <w:t>feature</w:t>
+      </w:r>
+      <w:r>
+        <w:rPr>
+          <w:b w:val="0"/>
+        </w:rPr>
+        <w:t xml:space="preserve"> usefulness.</w:t>
+      </w:r>
+    </w:p>
+    <w:p>
+      <w:pPr>
+        <w:pStyle w:val="Heading3"/>
+      </w:pPr>
+      <w:r>
         <w:t>Explain the added worked example</w:t>
       </w:r>
     </w:p>
     <w:p>
-      <w:r>
-        <w:t>Week 1 separated training examples from testing examples. This week asks a different question: could each input actually be known when a prediction is needed? A historical table may contain facts added after the event. A model trained with those facts can appear successful even though the inputs will be missing when it is used.</w:t>
-      </w:r>
-    </w:p>
-    <w:p>
-      <w:r>
-        <w:t>Use fictional library loans. At the instant a book is checked out, predict whether it will be returned more than 14 days later. For completed historical loans, label 1 means days_to_return is greater than 14; label 0 means it is at most 14. Exactly 14 days is on time. Assume no changed due dates in this exercise. All records and values are invented; do not collect classmates' borrowing histories.</w:t>
-      </w:r>
-    </w:p>
-    <w:p>
-      <w:r>
-        <w:t>queue_at_checkout is a saved count of waiting requests at that instant. It is not the queue when we later export the table. Candidate means available to consider, not proven useful or appropriate. Exclude the arbitrary loan identifier from this exercise; keep it separately to track records.</w:t>
-      </w:r>
-    </w:p>
-    <w:p>
-      <w:r>
-        <w:t>The feature order is always pages first, queue count second. The first output is [120, 2]; the separate label is 1 because this historical loan took 18 days. The new loan produces [80, 0] even though its return outcome does not yet exist. The same feature function serves past and new records. It deliberately selects allowed fields rather than copying every column except returned_late.</w:t>
-      </w:r>
-    </w:p>
-    <w:p>
-      <w:r>
-        <w:t>This code prepares inputs; it does not fit a model or predict lateness. It assumes the two feature fields contain valid nonnegative integer values and pages is positive. A missing required field raises KeyError. A real pipeline needs explicit validation and a missing-data policy.</w:t>
+      <w:pPr>
+        <w:pStyle w:val="Heading3"/>
+      </w:pPr>
+      <w:r>
+        <w:t>Explain the added worked example · 1</w:t>
+      </w:r>
+    </w:p>
+    <w:p>
+      <w:pPr>
+        <w:spacing w:line="336" w:lineRule="auto" w:after="180"/>
+      </w:pPr>
+      <w:r>
+        <w:rPr>
+          <w:b w:val="0"/>
+        </w:rPr>
+        <w:t xml:space="preserve">Week 1 separated </w:t>
+      </w:r>
+      <w:r>
+        <w:rPr>
+          <w:b/>
+        </w:rPr>
+        <w:t>training</w:t>
+      </w:r>
+      <w:r>
+        <w:rPr>
+          <w:b w:val="0"/>
+        </w:rPr>
+        <w:t xml:space="preserve"> examples from testing examples. This week asks a different question: could each </w:t>
+      </w:r>
+      <w:r>
+        <w:rPr>
+          <w:b/>
+        </w:rPr>
+        <w:t>input</w:t>
+      </w:r>
+      <w:r>
+        <w:rPr>
+          <w:b w:val="0"/>
+        </w:rPr>
+        <w:t xml:space="preserve"> actually be known when a </w:t>
+      </w:r>
+      <w:r>
+        <w:rPr>
+          <w:b/>
+        </w:rPr>
+        <w:t>prediction</w:t>
+      </w:r>
+      <w:r>
+        <w:rPr>
+          <w:b w:val="0"/>
+        </w:rPr>
+        <w:t xml:space="preserve"> is needed? A historical table may contain facts added after the event.</w:t>
+      </w:r>
+    </w:p>
+    <w:p>
+      <w:pPr>
+        <w:spacing w:line="336" w:lineRule="auto" w:after="180"/>
+      </w:pPr>
+      <w:r>
+        <w:rPr>
+          <w:b w:val="0"/>
+        </w:rPr>
+        <w:t xml:space="preserve">A model trained with those facts can appear successful even though the </w:t>
+      </w:r>
+      <w:r>
+        <w:rPr>
+          <w:b/>
+        </w:rPr>
+        <w:t>input</w:t>
+      </w:r>
+      <w:r>
+        <w:rPr>
+          <w:b w:val="0"/>
+        </w:rPr>
+        <w:t>s will be missing when it is used.</w:t>
+      </w:r>
+    </w:p>
+    <w:p>
+      <w:pPr>
+        <w:pStyle w:val="Heading3"/>
+      </w:pPr>
+      <w:r>
+        <w:t>Explain the added worked example · 2</w:t>
+      </w:r>
+    </w:p>
+    <w:p>
+      <w:pPr>
+        <w:spacing w:line="336" w:lineRule="auto" w:after="180"/>
+      </w:pPr>
+      <w:r>
+        <w:rPr>
+          <w:b w:val="0"/>
+        </w:rPr>
+        <w:t>Use fictional library loans. At the instant a book is checked out, predict whether it will be returned more than 14 days later.</w:t>
+      </w:r>
+    </w:p>
+    <w:p>
+      <w:pPr>
+        <w:spacing w:line="336" w:lineRule="auto" w:after="180"/>
+      </w:pPr>
+      <w:r>
+        <w:rPr>
+          <w:b w:val="0"/>
+        </w:rPr>
+        <w:t xml:space="preserve">For completed historical loans, </w:t>
+      </w:r>
+      <w:r>
+        <w:rPr>
+          <w:b/>
+        </w:rPr>
+        <w:t>label</w:t>
+      </w:r>
+      <w:r>
+        <w:rPr>
+          <w:b w:val="0"/>
+        </w:rPr>
+        <w:t xml:space="preserve"> 1 means days_to_return is greater than 14; </w:t>
+      </w:r>
+      <w:r>
+        <w:rPr>
+          <w:b/>
+        </w:rPr>
+        <w:t>label</w:t>
+      </w:r>
+      <w:r>
+        <w:rPr>
+          <w:b w:val="0"/>
+        </w:rPr>
+        <w:t xml:space="preserve"> 0 means it is at most 14. Exactly 14 days is on time. Assume no changed due dates in this exercise.</w:t>
+      </w:r>
+    </w:p>
+    <w:p>
+      <w:pPr>
+        <w:spacing w:line="336" w:lineRule="auto" w:after="180"/>
+      </w:pPr>
+      <w:r>
+        <w:rPr>
+          <w:b w:val="0"/>
+        </w:rPr>
+        <w:t>All records and values are invented; do not collect classmates' borrowing histories.</w:t>
+      </w:r>
+    </w:p>
+    <w:p>
+      <w:pPr>
+        <w:pStyle w:val="Heading3"/>
+      </w:pPr>
+      <w:r>
+        <w:t>Explain the added worked example · 3</w:t>
+      </w:r>
+    </w:p>
+    <w:p>
+      <w:pPr>
+        <w:spacing w:line="336" w:lineRule="auto" w:after="180"/>
+      </w:pPr>
+      <w:r>
+        <w:rPr>
+          <w:b w:val="0"/>
+        </w:rPr>
+        <w:t>queue_at_checkout is a saved count of waiting requests at that instant. It is not the queue when we later export the table. Candidate means available to consider, not proven useful or appropriate.</w:t>
+      </w:r>
+    </w:p>
+    <w:p>
+      <w:pPr>
+        <w:spacing w:line="336" w:lineRule="auto" w:after="180"/>
+      </w:pPr>
+      <w:r>
+        <w:rPr>
+          <w:b w:val="0"/>
+        </w:rPr>
+        <w:t>Exclude the arbitrary loan identifier from this exercise; keep it separately to track records.</w:t>
+      </w:r>
+    </w:p>
+    <w:p>
+      <w:pPr>
+        <w:pStyle w:val="Heading3"/>
+      </w:pPr>
+      <w:r>
+        <w:t>Explain the added worked example · 4</w:t>
+      </w:r>
+    </w:p>
+    <w:p>
+      <w:pPr>
+        <w:spacing w:line="336" w:lineRule="auto" w:after="180"/>
+      </w:pPr>
+      <w:r>
+        <w:rPr>
+          <w:b w:val="0"/>
+        </w:rPr>
+        <w:t xml:space="preserve">The </w:t>
+      </w:r>
+      <w:r>
+        <w:rPr>
+          <w:b/>
+        </w:rPr>
+        <w:t>feature</w:t>
+      </w:r>
+      <w:r>
+        <w:rPr>
+          <w:b w:val="0"/>
+        </w:rPr>
+        <w:t xml:space="preserve"> order is always pages first, queue count second. The first </w:t>
+      </w:r>
+      <w:r>
+        <w:rPr>
+          <w:b/>
+        </w:rPr>
+        <w:t>output</w:t>
+      </w:r>
+      <w:r>
+        <w:rPr>
+          <w:b w:val="0"/>
+        </w:rPr>
+        <w:t xml:space="preserve"> is [120, 2]; the separate </w:t>
+      </w:r>
+      <w:r>
+        <w:rPr>
+          <w:b/>
+        </w:rPr>
+        <w:t>label</w:t>
+      </w:r>
+      <w:r>
+        <w:rPr>
+          <w:b w:val="0"/>
+        </w:rPr>
+        <w:t xml:space="preserve"> is 1 because this historical loan took 18 days.</w:t>
+      </w:r>
+    </w:p>
+    <w:p>
+      <w:pPr>
+        <w:spacing w:line="336" w:lineRule="auto" w:after="180"/>
+      </w:pPr>
+      <w:r>
+        <w:rPr>
+          <w:b w:val="0"/>
+        </w:rPr>
+        <w:t xml:space="preserve">The new loan produces [80, 0] even though its return outcome does not yet exist. The same </w:t>
+      </w:r>
+      <w:r>
+        <w:rPr>
+          <w:b/>
+        </w:rPr>
+        <w:t>feature</w:t>
+      </w:r>
+      <w:r>
+        <w:rPr>
+          <w:b w:val="0"/>
+        </w:rPr>
+        <w:t xml:space="preserve"> function serves past and new records.</w:t>
+      </w:r>
+    </w:p>
+    <w:p>
+      <w:pPr>
+        <w:spacing w:line="336" w:lineRule="auto" w:after="180"/>
+      </w:pPr>
+      <w:r>
+        <w:rPr>
+          <w:b w:val="0"/>
+        </w:rPr>
+        <w:t>It deliberately selects allowed fields rather than copying every column except returned_late.</w:t>
+      </w:r>
+    </w:p>
+    <w:p>
+      <w:pPr>
+        <w:spacing w:line="336" w:lineRule="auto" w:after="180"/>
+      </w:pPr>
+      <w:r>
+        <w:rPr>
+          <w:b w:val="0"/>
+        </w:rPr>
+        <w:t xml:space="preserve">This code prepares </w:t>
+      </w:r>
+      <w:r>
+        <w:rPr>
+          <w:b/>
+        </w:rPr>
+        <w:t>input</w:t>
+      </w:r>
+      <w:r>
+        <w:rPr>
+          <w:b w:val="0"/>
+        </w:rPr>
+        <w:t xml:space="preserve">s; it does not fit a model or predict lateness. It assumes the two </w:t>
+      </w:r>
+      <w:r>
+        <w:rPr>
+          <w:b/>
+        </w:rPr>
+        <w:t>feature</w:t>
+      </w:r>
+      <w:r>
+        <w:rPr>
+          <w:b w:val="0"/>
+        </w:rPr>
+        <w:t xml:space="preserve"> fields contain valid nonnegative integer values and pages is positive. A missing required field raises KeyError.</w:t>
+      </w:r>
+    </w:p>
+    <w:p>
+      <w:pPr>
+        <w:spacing w:line="336" w:lineRule="auto" w:after="180"/>
+      </w:pPr>
+      <w:r>
+        <w:rPr>
+          <w:b w:val="0"/>
+        </w:rPr>
+        <w:t>A real pipeline needs explicit validation and a missing-data policy.</w:t>
       </w:r>
     </w:p>
     <w:p>
@@ -743,13 +2073,103 @@
       </w:r>
     </w:p>
     <w:p>
-      <w:r>
-        <w:t>Use the complete worked example below before asking learners to complete W2. Reveal a small part, invite a prediction, then explain the deciding step. These teacher notes contain solutions; do not reveal the independent case answer during modelling.</w:t>
-      </w:r>
-    </w:p>
-    <w:p>
-      <w:r>
-        <w:t>For every proposed input, ask what it means, when it was recorded, and whether the same definition can be supplied at checkout. A field in the historical export is not automatically available at prediction time. An input calculated from later information is also unavailable, even if its name does not mention the outcome.</w:t>
+      <w:pPr>
+        <w:spacing w:line="336" w:lineRule="auto" w:after="180"/>
+      </w:pPr>
+      <w:r>
+        <w:rPr>
+          <w:b w:val="0"/>
+        </w:rPr>
+        <w:t xml:space="preserve">Use the complete worked example below before asking learners to complete W2. Reveal a small part, invite a </w:t>
+      </w:r>
+      <w:r>
+        <w:rPr>
+          <w:b/>
+        </w:rPr>
+        <w:t>prediction</w:t>
+      </w:r>
+      <w:r>
+        <w:rPr>
+          <w:b w:val="0"/>
+        </w:rPr>
+        <w:t>, then explain the deciding step.</w:t>
+      </w:r>
+    </w:p>
+    <w:p>
+      <w:pPr>
+        <w:spacing w:line="336" w:lineRule="auto" w:after="180"/>
+      </w:pPr>
+      <w:r>
+        <w:rPr>
+          <w:b w:val="0"/>
+        </w:rPr>
+        <w:t>These teacher notes contain solutions; do not reveal the independent case answer during modelling.</w:t>
+      </w:r>
+    </w:p>
+    <w:p>
+      <w:pPr>
+        <w:pStyle w:val="Heading3"/>
+      </w:pPr>
+      <w:r>
+        <w:t>Model the reasoning aloud · 5</w:t>
+      </w:r>
+    </w:p>
+    <w:p>
+      <w:pPr>
+        <w:spacing w:line="336" w:lineRule="auto" w:after="180"/>
+      </w:pPr>
+      <w:r>
+        <w:rPr>
+          <w:b w:val="0"/>
+        </w:rPr>
+        <w:t xml:space="preserve">For every proposed </w:t>
+      </w:r>
+      <w:r>
+        <w:rPr>
+          <w:b/>
+        </w:rPr>
+        <w:t>input</w:t>
+      </w:r>
+      <w:r>
+        <w:rPr>
+          <w:b w:val="0"/>
+        </w:rPr>
+        <w:t xml:space="preserve">, ask what it means, when it was recorded, and whether the same definition can be supplied at checkout. A field in the historical export is not automatically available at </w:t>
+      </w:r>
+      <w:r>
+        <w:rPr>
+          <w:b/>
+        </w:rPr>
+        <w:t>prediction time</w:t>
+      </w:r>
+      <w:r>
+        <w:rPr>
+          <w:b w:val="0"/>
+        </w:rPr>
+        <w:t>.</w:t>
+      </w:r>
+    </w:p>
+    <w:p>
+      <w:pPr>
+        <w:spacing w:line="336" w:lineRule="auto" w:after="180"/>
+      </w:pPr>
+      <w:r>
+        <w:rPr>
+          <w:b w:val="0"/>
+        </w:rPr>
+        <w:t xml:space="preserve">An </w:t>
+      </w:r>
+      <w:r>
+        <w:rPr>
+          <w:b/>
+        </w:rPr>
+        <w:t>input</w:t>
+      </w:r>
+      <w:r>
+        <w:rPr>
+          <w:b w:val="0"/>
+        </w:rPr>
+        <w:t xml:space="preserve"> calculated from later information is also unavailable, even if its name does not mention the outcome.</w:t>
       </w:r>
     </w:p>
     <w:p>
@@ -888,7 +2308,13 @@
       </w:tr>
     </w:tbl>
     <w:p>
-      <w:r>
+      <w:pPr>
+        <w:spacing w:line="336" w:lineRule="auto" w:after="180"/>
+      </w:pPr>
+      <w:r>
+        <w:rPr>
+          <w:b w:val="0"/>
+        </w:rPr>
         <w:t>Use the diagram and verbal explanation together. Ask learners to match a sentence to a specific visual step; do not assign learners fixed visual or auditory learning styles.</w:t>
       </w:r>
     </w:p>
@@ -901,8 +2327,38 @@
       </w:r>
     </w:p>
     <w:p>
-      <w:r>
-        <w:t>Choose features that exist when a plant prediction must be made.</w:t>
+      <w:pPr>
+        <w:spacing w:line="336" w:lineRule="auto" w:after="180"/>
+      </w:pPr>
+      <w:r>
+        <w:rPr>
+          <w:b w:val="0"/>
+        </w:rPr>
+        <w:t xml:space="preserve">Choose </w:t>
+      </w:r>
+      <w:r>
+        <w:rPr>
+          <w:b/>
+        </w:rPr>
+        <w:t>feature</w:t>
+      </w:r>
+      <w:r>
+        <w:rPr>
+          <w:b w:val="0"/>
+        </w:rPr>
+        <w:t xml:space="preserve">s that exist when a plant </w:t>
+      </w:r>
+      <w:r>
+        <w:rPr>
+          <w:b/>
+        </w:rPr>
+        <w:t>prediction</w:t>
+      </w:r>
+      <w:r>
+        <w:rPr>
+          <w:b w:val="0"/>
+        </w:rPr>
+        <w:t xml:space="preserve"> must be made.</w:t>
       </w:r>
     </w:p>
     <w:p>
@@ -914,13 +2370,67 @@
       </w:r>
     </w:p>
     <w:p>
-      <w:r>
-        <w:t>Predict next-week wilting at today’s photo capture. Available fields: today_light, today_soil_moisture, plant_id; next_week_wilt is the target recorded later.</w:t>
-      </w:r>
-    </w:p>
-    <w:p>
-      <w:r>
-        <w:t>All inputs and outcomes in this worked example are invented classroom data; no real model run is claimed.</w:t>
+      <w:pPr>
+        <w:pStyle w:val="Heading3"/>
+      </w:pPr>
+      <w:r>
+        <w:t>Supplied facts</w:t>
+      </w:r>
+    </w:p>
+    <w:p>
+      <w:pPr>
+        <w:spacing w:line="336" w:lineRule="auto" w:after="180"/>
+        <w:shd w:fill="F1F6FC"/>
+      </w:pPr>
+      <w:r>
+        <w:rPr>
+          <w:b w:val="0"/>
+        </w:rPr>
+        <w:t xml:space="preserve">Predict next-week wilting at today’s photo capture. Available fields: today_light, today_soil_moisture, plant_id; next_week_wilt is the </w:t>
+      </w:r>
+      <w:r>
+        <w:rPr>
+          <w:b/>
+        </w:rPr>
+        <w:t>target</w:t>
+      </w:r>
+      <w:r>
+        <w:rPr>
+          <w:b w:val="0"/>
+        </w:rPr>
+        <w:t xml:space="preserve"> recorded later.</w:t>
+      </w:r>
+    </w:p>
+    <w:p>
+      <w:pPr>
+        <w:pStyle w:val="Heading3"/>
+      </w:pPr>
+      <w:r>
+        <w:t>Supplied facts</w:t>
+      </w:r>
+    </w:p>
+    <w:p>
+      <w:pPr>
+        <w:spacing w:line="336" w:lineRule="auto" w:after="180"/>
+        <w:shd w:fill="F1F6FC"/>
+      </w:pPr>
+      <w:r>
+        <w:rPr>
+          <w:b w:val="0"/>
+        </w:rPr>
+        <w:t xml:space="preserve">All </w:t>
+      </w:r>
+      <w:r>
+        <w:rPr>
+          <w:b/>
+        </w:rPr>
+        <w:t>input</w:t>
+      </w:r>
+      <w:r>
+        <w:rPr>
+          <w:b w:val="0"/>
+        </w:rPr>
+        <w:t>s and outcomes in this worked example are invented classroom data; no real model run is claimed.</w:t>
       </w:r>
     </w:p>
     <w:p>
@@ -1083,20 +2593,110 @@
       </w:r>
     </w:p>
     <w:p>
-      <w:r>
-        <w:t>Read the picture in order. next_week_wilt supplies the training label, not an input available today. The arrows show which recorded input or intermediate result each decision uses. Explain the deciding step aloud before checking the changed case; pointing to the final answer alone does not show how it follows.</w:t>
-      </w:r>
-    </w:p>
-    <w:p>
       <w:pPr>
         <w:pStyle w:val="Heading3"/>
       </w:pPr>
       <w:r>
+        <w:t>Why the result follows</w:t>
+      </w:r>
+    </w:p>
+    <w:p>
+      <w:pPr>
+        <w:spacing w:line="336" w:lineRule="auto" w:after="180"/>
+        <w:shd w:fill="F1F6FC"/>
+      </w:pPr>
+      <w:r>
+        <w:rPr>
+          <w:b w:val="0"/>
+        </w:rPr>
+        <w:t xml:space="preserve">Read the picture in order. next_week_wilt supplies the </w:t>
+      </w:r>
+      <w:r>
+        <w:rPr>
+          <w:b/>
+        </w:rPr>
+        <w:t>training</w:t>
+      </w:r>
+      <w:r>
+        <w:rPr>
+          <w:b w:val="0"/>
+        </w:rPr>
+        <w:t xml:space="preserve"> </w:t>
+      </w:r>
+      <w:r>
+        <w:rPr>
+          <w:b/>
+        </w:rPr>
+        <w:t>label</w:t>
+      </w:r>
+      <w:r>
+        <w:rPr>
+          <w:b w:val="0"/>
+        </w:rPr>
+        <w:t xml:space="preserve">, not an </w:t>
+      </w:r>
+      <w:r>
+        <w:rPr>
+          <w:b/>
+        </w:rPr>
+        <w:t>input</w:t>
+      </w:r>
+      <w:r>
+        <w:rPr>
+          <w:b w:val="0"/>
+        </w:rPr>
+        <w:t xml:space="preserve"> available today. The arrows show which recorded </w:t>
+      </w:r>
+      <w:r>
+        <w:rPr>
+          <w:b/>
+        </w:rPr>
+        <w:t>input</w:t>
+      </w:r>
+      <w:r>
+        <w:rPr>
+          <w:b w:val="0"/>
+        </w:rPr>
+        <w:t xml:space="preserve"> or intermediate result each decision uses.</w:t>
+      </w:r>
+    </w:p>
+    <w:p>
+      <w:pPr>
+        <w:spacing w:line="336" w:lineRule="auto" w:after="180"/>
+        <w:shd w:fill="F1F6FC"/>
+      </w:pPr>
+      <w:r>
+        <w:rPr>
+          <w:b w:val="0"/>
+        </w:rPr>
+        <w:t>Explain the deciding step aloud before checking the changed case; pointing to the final answer alone does not show how it follows.</w:t>
+      </w:r>
+    </w:p>
+    <w:p>
+      <w:pPr>
+        <w:pStyle w:val="Heading3"/>
+      </w:pPr>
+      <w:r>
         <w:t>What this example does not establish</w:t>
       </w:r>
     </w:p>
     <w:p>
-      <w:r>
+      <w:pPr>
+        <w:pStyle w:val="Heading3"/>
+      </w:pPr>
+      <w:r>
+        <w:t>Keep the stated limit</w:t>
+      </w:r>
+    </w:p>
+    <w:p>
+      <w:pPr>
+        <w:spacing w:line="336" w:lineRule="auto" w:after="180"/>
+        <w:shd w:fill="FFF5E6"/>
+      </w:pPr>
+      <w:r>
+        <w:rPr>
+          <w:b w:val="0"/>
+        </w:rPr>
         <w:t>Eligible fields are not automatically useful or causal. Measure their predictive value with a valid split.</w:t>
       </w:r>
     </w:p>
@@ -1109,31 +2709,167 @@
       </w:r>
     </w:p>
     <w:p>
-      <w:r>
-        <w:t>Change: A table adds tomorrow_soil_moisture as an input.</w:t>
-      </w:r>
-    </w:p>
-    <w:p>
-      <w:r>
-        <w:t>Prediction: Reject it for this prediction-time contract.</w:t>
-      </w:r>
-    </w:p>
-    <w:p>
-      <w:r>
-        <w:t>Reason: Tomorrow’s measurement is unavailable when today’s prediction must be issued.</w:t>
-      </w:r>
-    </w:p>
-    <w:p>
       <w:pPr>
         <w:pStyle w:val="Heading3"/>
       </w:pPr>
       <w:r>
+        <w:t>Change one thing</w:t>
+      </w:r>
+    </w:p>
+    <w:p>
+      <w:pPr>
+        <w:spacing w:line="336" w:lineRule="auto" w:after="180"/>
+        <w:shd w:fill="F5F1FB"/>
+      </w:pPr>
+      <w:r>
+        <w:rPr>
+          <w:b w:val="0"/>
+        </w:rPr>
+        <w:t xml:space="preserve">Change: A table adds tomorrow_soil_moisture as an </w:t>
+      </w:r>
+      <w:r>
+        <w:rPr>
+          <w:b/>
+        </w:rPr>
+        <w:t>input</w:t>
+      </w:r>
+      <w:r>
+        <w:rPr>
+          <w:b w:val="0"/>
+        </w:rPr>
+        <w:t>.</w:t>
+      </w:r>
+    </w:p>
+    <w:p>
+      <w:pPr>
+        <w:pStyle w:val="Heading3"/>
+      </w:pPr>
+      <w:r>
+        <w:t>Predicted result</w:t>
+      </w:r>
+    </w:p>
+    <w:p>
+      <w:pPr>
+        <w:spacing w:line="336" w:lineRule="auto" w:after="180"/>
+        <w:shd w:fill="F1F6FC"/>
+      </w:pPr>
+      <w:r>
+        <w:rPr>
+          <w:b/>
+        </w:rPr>
+        <w:t>Prediction</w:t>
+      </w:r>
+      <w:r>
+        <w:rPr>
+          <w:b w:val="0"/>
+        </w:rPr>
+        <w:t xml:space="preserve">: Reject it for this </w:t>
+      </w:r>
+      <w:r>
+        <w:rPr>
+          <w:b/>
+        </w:rPr>
+        <w:t>prediction</w:t>
+      </w:r>
+      <w:r>
+        <w:rPr>
+          <w:b w:val="0"/>
+        </w:rPr>
+        <w:t>-time contract.</w:t>
+      </w:r>
+    </w:p>
+    <w:p>
+      <w:pPr>
+        <w:pStyle w:val="Heading3"/>
+      </w:pPr>
+      <w:r>
+        <w:t>Why the result follows</w:t>
+      </w:r>
+    </w:p>
+    <w:p>
+      <w:pPr>
+        <w:spacing w:line="336" w:lineRule="auto" w:after="180"/>
+        <w:shd w:fill="F1F6FC"/>
+      </w:pPr>
+      <w:r>
+        <w:rPr>
+          <w:b w:val="0"/>
+        </w:rPr>
+        <w:t xml:space="preserve">Reason: Tomorrow’s measurement is unavailable when today’s </w:t>
+      </w:r>
+      <w:r>
+        <w:rPr>
+          <w:b/>
+        </w:rPr>
+        <w:t>prediction</w:t>
+      </w:r>
+      <w:r>
+        <w:rPr>
+          <w:b w:val="0"/>
+        </w:rPr>
+        <w:t xml:space="preserve"> must be issued.</w:t>
+      </w:r>
+    </w:p>
+    <w:p>
+      <w:pPr>
+        <w:pStyle w:val="Heading3"/>
+      </w:pPr>
+      <w:r>
         <w:t>Ask while showing the picture</w:t>
       </w:r>
     </w:p>
     <w:p>
-      <w:r>
-        <w:t>Cover the result. Ask learners to name the inputs and predict the next step. Uncover one step, connect the icon to the actual procedure, and explain its evidence. Then change the supplied condition and compare. The picture is a representation; it does not document execution of a real AI model.</w:t>
+      <w:pPr>
+        <w:pStyle w:val="Heading3"/>
+      </w:pPr>
+      <w:r>
+        <w:t>Ask while showing the picture · 6</w:t>
+      </w:r>
+    </w:p>
+    <w:p>
+      <w:pPr>
+        <w:spacing w:line="336" w:lineRule="auto" w:after="180"/>
+      </w:pPr>
+      <w:r>
+        <w:rPr>
+          <w:b w:val="0"/>
+        </w:rPr>
+        <w:t xml:space="preserve">Cover the result. Ask learners to name the </w:t>
+      </w:r>
+      <w:r>
+        <w:rPr>
+          <w:b/>
+        </w:rPr>
+        <w:t>input</w:t>
+      </w:r>
+      <w:r>
+        <w:rPr>
+          <w:b w:val="0"/>
+        </w:rPr>
+        <w:t xml:space="preserve">s and predict the next step. Uncover one step, connect the icon to the actual procedure, and explain its </w:t>
+      </w:r>
+      <w:r>
+        <w:rPr>
+          <w:b/>
+        </w:rPr>
+        <w:t>evidence</w:t>
+      </w:r>
+      <w:r>
+        <w:rPr>
+          <w:b w:val="0"/>
+        </w:rPr>
+        <w:t>. Then change the supplied condition and compare.</w:t>
+      </w:r>
+    </w:p>
+    <w:p>
+      <w:pPr>
+        <w:spacing w:line="336" w:lineRule="auto" w:after="180"/>
+      </w:pPr>
+      <w:r>
+        <w:rPr>
+          <w:b w:val="0"/>
+        </w:rPr>
+        <w:t>The picture is a representation; it does not document execution of a real AI model.</w:t>
       </w:r>
     </w:p>
     <w:p>
@@ -1145,11 +2881,16 @@
       </w:r>
     </w:p>
     <w:p>
+      <w:r>
+        <w:t>Demonstrate Features, Labels, Targets, reduce support deliberately and check individual reasoning before discussing answers.</w:t>
+      </w:r>
+    </w:p>
+    <w:p>
       <w:pPr>
         <w:pStyle w:val="Heading3"/>
       </w:pPr>
       <w:r>
-        <w:t>Demonstrate and guide practice</w:t>
+        <w:t>Board sequence</w:t>
       </w:r>
     </w:p>
     <w:p>
@@ -1157,27 +2898,31 @@
         <w:pStyle w:val="Heading3"/>
       </w:pPr>
       <w:r>
-        <w:t>Board sequence</w:t>
-      </w:r>
-    </w:p>
-    <w:p>
-      <w:r>
-        <w:t>Write the given facts: Rows contain leaf length, edge type and healthy/spotted label.</w:t>
-      </w:r>
-    </w:p>
-    <w:p>
-      <w:r>
-        <w:t>Write the question to explain: Identify features, target and prediction-time inputs.</w:t>
-      </w:r>
-    </w:p>
-    <w:p>
-      <w:r>
-        <w:t>Reveal after predictions: Length and edge type are candidate features; the label is the target. Do not supply the true target as an input to predicting it. Evaluate feature usefulness.</w:t>
-      </w:r>
-    </w:p>
-    <w:p>
-      <w:r>
-        <w:t>Keep for an independent attempt: A row contains leaf_length_cm=8, leaf_width_cm=3 and species=fern. For predicting species, identify two features and the target.</w:t>
+        <w:t>1. Put the facts on the board</w:t>
+      </w:r>
+    </w:p>
+    <w:p>
+      <w:pPr>
+        <w:spacing w:line="336" w:lineRule="auto" w:after="180"/>
+        <w:shd w:fill="F4F9FC"/>
+      </w:pPr>
+      <w:r>
+        <w:rPr>
+          <w:b w:val="0"/>
+        </w:rPr>
+        <w:t xml:space="preserve">Write the given facts: Rows contain leaf length, edge type and healthy/spotted </w:t>
+      </w:r>
+      <w:r>
+        <w:rPr>
+          <w:b/>
+        </w:rPr>
+        <w:t>label</w:t>
+      </w:r>
+      <w:r>
+        <w:rPr>
+          <w:b w:val="0"/>
+        </w:rPr>
+        <w:t>.</w:t>
       </w:r>
     </w:p>
     <w:p>
@@ -1185,27 +2930,297 @@
         <w:pStyle w:val="Heading3"/>
       </w:pPr>
       <w:r>
+        <w:t>2. State the decision to explain</w:t>
+      </w:r>
+    </w:p>
+    <w:p>
+      <w:pPr>
+        <w:spacing w:line="336" w:lineRule="auto" w:after="180"/>
+        <w:shd w:fill="F4F9FC"/>
+      </w:pPr>
+      <w:r>
+        <w:rPr>
+          <w:b w:val="0"/>
+        </w:rPr>
+        <w:t xml:space="preserve">Write the question to explain: Identify </w:t>
+      </w:r>
+      <w:r>
+        <w:rPr>
+          <w:b/>
+        </w:rPr>
+        <w:t>feature</w:t>
+      </w:r>
+      <w:r>
+        <w:rPr>
+          <w:b w:val="0"/>
+        </w:rPr>
+        <w:t xml:space="preserve">s, </w:t>
+      </w:r>
+      <w:r>
+        <w:rPr>
+          <w:b/>
+        </w:rPr>
+        <w:t>target</w:t>
+      </w:r>
+      <w:r>
+        <w:rPr>
+          <w:b w:val="0"/>
+        </w:rPr>
+        <w:t xml:space="preserve"> and </w:t>
+      </w:r>
+      <w:r>
+        <w:rPr>
+          <w:b/>
+        </w:rPr>
+        <w:t>prediction</w:t>
+      </w:r>
+      <w:r>
+        <w:rPr>
+          <w:b w:val="0"/>
+        </w:rPr>
+        <w:t xml:space="preserve">-time </w:t>
+      </w:r>
+      <w:r>
+        <w:rPr>
+          <w:b/>
+        </w:rPr>
+        <w:t>input</w:t>
+      </w:r>
+      <w:r>
+        <w:rPr>
+          <w:b w:val="0"/>
+        </w:rPr>
+        <w:t>s.</w:t>
+      </w:r>
+    </w:p>
+    <w:p>
+      <w:pPr>
+        <w:pStyle w:val="Heading3"/>
+      </w:pPr>
+      <w:r>
+        <w:t>3. Reveal the worked reasoning</w:t>
+      </w:r>
+    </w:p>
+    <w:p>
+      <w:pPr>
+        <w:spacing w:line="336" w:lineRule="auto" w:after="180"/>
+        <w:shd w:fill="F1F6FC"/>
+      </w:pPr>
+      <w:r>
+        <w:rPr>
+          <w:b w:val="0"/>
+        </w:rPr>
+        <w:t xml:space="preserve">Reveal after </w:t>
+      </w:r>
+      <w:r>
+        <w:rPr>
+          <w:b/>
+        </w:rPr>
+        <w:t>prediction</w:t>
+      </w:r>
+      <w:r>
+        <w:rPr>
+          <w:b w:val="0"/>
+        </w:rPr>
+        <w:t xml:space="preserve">s: Length and edge type are candidate </w:t>
+      </w:r>
+      <w:r>
+        <w:rPr>
+          <w:b/>
+        </w:rPr>
+        <w:t>feature</w:t>
+      </w:r>
+      <w:r>
+        <w:rPr>
+          <w:b w:val="0"/>
+        </w:rPr>
+        <w:t xml:space="preserve">s; the </w:t>
+      </w:r>
+      <w:r>
+        <w:rPr>
+          <w:b/>
+        </w:rPr>
+        <w:t>label</w:t>
+      </w:r>
+      <w:r>
+        <w:rPr>
+          <w:b w:val="0"/>
+        </w:rPr>
+        <w:t xml:space="preserve"> is the </w:t>
+      </w:r>
+      <w:r>
+        <w:rPr>
+          <w:b/>
+        </w:rPr>
+        <w:t>target</w:t>
+      </w:r>
+      <w:r>
+        <w:rPr>
+          <w:b w:val="0"/>
+        </w:rPr>
+        <w:t xml:space="preserve">. Do not supply the true </w:t>
+      </w:r>
+      <w:r>
+        <w:rPr>
+          <w:b/>
+        </w:rPr>
+        <w:t>target</w:t>
+      </w:r>
+      <w:r>
+        <w:rPr>
+          <w:b w:val="0"/>
+        </w:rPr>
+        <w:t xml:space="preserve"> as an </w:t>
+      </w:r>
+      <w:r>
+        <w:rPr>
+          <w:b/>
+        </w:rPr>
+        <w:t>input</w:t>
+      </w:r>
+      <w:r>
+        <w:rPr>
+          <w:b w:val="0"/>
+        </w:rPr>
+        <w:t xml:space="preserve"> to predicting it. Evaluate </w:t>
+      </w:r>
+      <w:r>
+        <w:rPr>
+          <w:b/>
+        </w:rPr>
+        <w:t>feature</w:t>
+      </w:r>
+      <w:r>
+        <w:rPr>
+          <w:b w:val="0"/>
+        </w:rPr>
+        <w:t xml:space="preserve"> usefulness.</w:t>
+      </w:r>
+    </w:p>
+    <w:p>
+      <w:pPr>
+        <w:pStyle w:val="Heading3"/>
+      </w:pPr>
+      <w:r>
+        <w:t>Hold back the independent task</w:t>
+      </w:r>
+    </w:p>
+    <w:p>
+      <w:pPr>
+        <w:spacing w:line="336" w:lineRule="auto" w:after="180"/>
+        <w:shd w:fill="FFF5E6"/>
+      </w:pPr>
+      <w:r>
+        <w:rPr>
+          <w:b w:val="0"/>
+        </w:rPr>
+        <w:t xml:space="preserve">Keep for an independent attempt: A row contains leaf_length_cm=8, leaf_width_cm=3 and species=fern. For predicting species, identify two </w:t>
+      </w:r>
+      <w:r>
+        <w:rPr>
+          <w:b/>
+        </w:rPr>
+        <w:t>feature</w:t>
+      </w:r>
+      <w:r>
+        <w:rPr>
+          <w:b w:val="0"/>
+        </w:rPr>
+        <w:t xml:space="preserve">s and the </w:t>
+      </w:r>
+      <w:r>
+        <w:rPr>
+          <w:b/>
+        </w:rPr>
+        <w:t>target</w:t>
+      </w:r>
+      <w:r>
+        <w:rPr>
+          <w:b w:val="0"/>
+        </w:rPr>
+        <w:t>.</w:t>
+      </w:r>
+    </w:p>
+    <w:p>
+      <w:pPr>
+        <w:pStyle w:val="Heading3"/>
+      </w:pPr>
+      <w:r>
         <w:t>Classroom dialogue</w:t>
       </w:r>
     </w:p>
     <w:p>
-      <w:r>
+      <w:pPr>
+        <w:pStyle w:val="Heading3"/>
+      </w:pPr>
+      <w:r>
+        <w:t>Ask the class</w:t>
+      </w:r>
+    </w:p>
+    <w:p>
+      <w:pPr>
+        <w:spacing w:line="336" w:lineRule="auto" w:after="180"/>
+        <w:shd w:fill="F5F1FB"/>
+      </w:pPr>
+      <w:r>
+        <w:rPr>
+          <w:b w:val="0"/>
+        </w:rPr>
         <w:t>Ask: Which facts are given, and which would we have to assume? Learners mark relevant details before discussing answers.</w:t>
       </w:r>
     </w:p>
     <w:p>
-      <w:r>
+      <w:pPr>
+        <w:pStyle w:val="Heading3"/>
+      </w:pPr>
+      <w:r>
+        <w:t>Language to model</w:t>
+      </w:r>
+    </w:p>
+    <w:p>
+      <w:pPr>
+        <w:spacing w:line="336" w:lineRule="auto" w:after="180"/>
+        <w:shd w:fill="F1F6F8"/>
+      </w:pPr>
+      <w:r>
+        <w:rPr>
+          <w:b w:val="0"/>
+        </w:rPr>
         <w:t>Say: Predict first. Show the rule, information path or calculation that would produce the result. A correct guess is not yet an explanation.</w:t>
       </w:r>
     </w:p>
     <w:p>
-      <w:r>
+      <w:pPr>
+        <w:spacing w:line="336" w:lineRule="auto" w:after="180"/>
+      </w:pPr>
+      <w:r>
+        <w:rPr>
+          <w:b w:val="0"/>
+        </w:rPr>
         <w:t>Reveal reasoning one step at a time. Explain why a tempting alternative fails. Write units and denominators for arithmetic, trace conditions for decisions, and identify supporting sources for claims.</w:t>
       </w:r>
     </w:p>
     <w:p>
-      <w:r>
-        <w:t>In pairs, one learner solves while the other checks evidence; exchange roles. Remove the worked answer before independent assessment.</w:t>
+      <w:pPr>
+        <w:spacing w:line="336" w:lineRule="auto" w:after="180"/>
+      </w:pPr>
+      <w:r>
+        <w:rPr>
+          <w:b w:val="0"/>
+        </w:rPr>
+        <w:t xml:space="preserve">In pairs, one learner solves while the other checks </w:t>
+      </w:r>
+      <w:r>
+        <w:rPr>
+          <w:b/>
+        </w:rPr>
+        <w:t>evidence</w:t>
+      </w:r>
+      <w:r>
+        <w:rPr>
+          <w:b w:val="0"/>
+        </w:rPr>
+        <w:t>; exchange roles. Remove the worked answer before independent assessment.</w:t>
       </w:r>
     </w:p>
     <w:p>
@@ -1217,8 +3232,85 @@
       </w:r>
     </w:p>
     <w:p>
-      <w:r>
-        <w:t>Guided: the ordered inputs are [200, 3] and the observed label is 0 at exactly 14 days. The fee is calculated later and cannot be used for an earlier checkout prediction. Exit example: use [pages, queue_at_checkout], in pages and requests, both recorded at checkout. An unknown future return outcome is not evidence of an on-time return and must not be silently labelled 0.</w:t>
+      <w:pPr>
+        <w:spacing w:line="336" w:lineRule="auto" w:after="180"/>
+      </w:pPr>
+      <w:r>
+        <w:rPr>
+          <w:b w:val="0"/>
+        </w:rPr>
+        <w:t xml:space="preserve">Guided: the ordered </w:t>
+      </w:r>
+      <w:r>
+        <w:rPr>
+          <w:b/>
+        </w:rPr>
+        <w:t>input</w:t>
+      </w:r>
+      <w:r>
+        <w:rPr>
+          <w:b w:val="0"/>
+        </w:rPr>
+        <w:t xml:space="preserve">s are [200, 3] and the observed </w:t>
+      </w:r>
+      <w:r>
+        <w:rPr>
+          <w:b/>
+        </w:rPr>
+        <w:t>label</w:t>
+      </w:r>
+      <w:r>
+        <w:rPr>
+          <w:b w:val="0"/>
+        </w:rPr>
+        <w:t xml:space="preserve"> is 0 at exactly 14 days. The fee is calculated later and cannot be used for an earlier checkout </w:t>
+      </w:r>
+      <w:r>
+        <w:rPr>
+          <w:b/>
+        </w:rPr>
+        <w:t>prediction</w:t>
+      </w:r>
+      <w:r>
+        <w:rPr>
+          <w:b w:val="0"/>
+        </w:rPr>
+        <w:t>.</w:t>
+      </w:r>
+    </w:p>
+    <w:p>
+      <w:pPr>
+        <w:spacing w:line="336" w:lineRule="auto" w:after="180"/>
+      </w:pPr>
+      <w:r>
+        <w:rPr>
+          <w:b w:val="0"/>
+        </w:rPr>
+        <w:t xml:space="preserve">Exit example: use [pages, queue_at_checkout], in pages and requests, both recorded at checkout. An unknown future return outcome is not </w:t>
+      </w:r>
+      <w:r>
+        <w:rPr>
+          <w:b/>
+        </w:rPr>
+        <w:t>evidence</w:t>
+      </w:r>
+      <w:r>
+        <w:rPr>
+          <w:b w:val="0"/>
+        </w:rPr>
+        <w:t xml:space="preserve"> of an on-time return and must not be silently </w:t>
+      </w:r>
+      <w:r>
+        <w:rPr>
+          <w:b/>
+        </w:rPr>
+        <w:t>label</w:t>
+      </w:r>
+      <w:r>
+        <w:rPr>
+          <w:b w:val="0"/>
+        </w:rPr>
+        <w:t>led 0.</w:t>
       </w:r>
     </w:p>
     <w:p>
@@ -1450,41 +3542,227 @@
       </w:r>
     </w:p>
     <w:p>
-      <w:r>
-        <w:t>Completion task: A completed loan has pages 96, queue_at_checkout 4 and days_to_return 14. Give the ordered feature list and target. Then state what changes if it took 15 days instead.</w:t>
-      </w:r>
-    </w:p>
-    <w:p>
-      <w:r>
-        <w:t>Teacher check: The feature list is [96, 4]. At 14 days the target is 0. At 15 days the target becomes 1; the checkout feature list remains [96, 4].</w:t>
-      </w:r>
-    </w:p>
-    <w:p>
-      <w:r>
-        <w:t>Start by identifying the given inputs together. Leave the intermediate steps blank. If needed, model one step, then withdraw that help on the next step. Move to a full trace only when the partial trace is understood. For partners, alternate explainer and checker; collect a response from every learner before discussion.</w:t>
-      </w:r>
-    </w:p>
-    <w:p>
       <w:pPr>
         <w:pStyle w:val="Heading3"/>
       </w:pPr>
       <w:r>
+        <w:t>Completion practice</w:t>
+      </w:r>
+    </w:p>
+    <w:p>
+      <w:pPr>
+        <w:spacing w:line="336" w:lineRule="auto" w:after="180"/>
+        <w:shd w:fill="F5F1FB"/>
+      </w:pPr>
+      <w:r>
+        <w:rPr>
+          <w:b w:val="0"/>
+        </w:rPr>
+        <w:t xml:space="preserve">Completion task: A completed loan has pages 96, queue_at_checkout 4 and days_to_return 14. Give the ordered </w:t>
+      </w:r>
+      <w:r>
+        <w:rPr>
+          <w:b/>
+        </w:rPr>
+        <w:t>feature</w:t>
+      </w:r>
+      <w:r>
+        <w:rPr>
+          <w:b w:val="0"/>
+        </w:rPr>
+        <w:t xml:space="preserve"> list and </w:t>
+      </w:r>
+      <w:r>
+        <w:rPr>
+          <w:b/>
+        </w:rPr>
+        <w:t>target</w:t>
+      </w:r>
+      <w:r>
+        <w:rPr>
+          <w:b w:val="0"/>
+        </w:rPr>
+        <w:t>. Then state what changes if it took 15 days instead.</w:t>
+      </w:r>
+    </w:p>
+    <w:p>
+      <w:pPr>
+        <w:pStyle w:val="Heading3"/>
+      </w:pPr>
+      <w:r>
+        <w:t>Reasoning to listen for</w:t>
+      </w:r>
+    </w:p>
+    <w:p>
+      <w:pPr>
+        <w:spacing w:line="336" w:lineRule="auto" w:after="180"/>
+        <w:shd w:fill="F1F6FC"/>
+      </w:pPr>
+      <w:r>
+        <w:rPr>
+          <w:b w:val="0"/>
+        </w:rPr>
+        <w:t xml:space="preserve">Teacher check: The </w:t>
+      </w:r>
+      <w:r>
+        <w:rPr>
+          <w:b/>
+        </w:rPr>
+        <w:t>feature</w:t>
+      </w:r>
+      <w:r>
+        <w:rPr>
+          <w:b w:val="0"/>
+        </w:rPr>
+        <w:t xml:space="preserve"> list is [96, 4]. At 14 days the </w:t>
+      </w:r>
+      <w:r>
+        <w:rPr>
+          <w:b/>
+        </w:rPr>
+        <w:t>target</w:t>
+      </w:r>
+      <w:r>
+        <w:rPr>
+          <w:b w:val="0"/>
+        </w:rPr>
+        <w:t xml:space="preserve"> is 0. At 15 days the </w:t>
+      </w:r>
+      <w:r>
+        <w:rPr>
+          <w:b/>
+        </w:rPr>
+        <w:t>target</w:t>
+      </w:r>
+      <w:r>
+        <w:rPr>
+          <w:b w:val="0"/>
+        </w:rPr>
+        <w:t xml:space="preserve"> becomes 1; the checkout </w:t>
+      </w:r>
+      <w:r>
+        <w:rPr>
+          <w:b/>
+        </w:rPr>
+        <w:t>feature</w:t>
+      </w:r>
+      <w:r>
+        <w:rPr>
+          <w:b w:val="0"/>
+        </w:rPr>
+        <w:t xml:space="preserve"> list remains [96, 4].</w:t>
+      </w:r>
+    </w:p>
+    <w:p>
+      <w:pPr>
+        <w:spacing w:line="336" w:lineRule="auto" w:after="180"/>
+      </w:pPr>
+      <w:r>
+        <w:rPr>
+          <w:b w:val="0"/>
+        </w:rPr>
+        <w:t xml:space="preserve">Start by identifying the given </w:t>
+      </w:r>
+      <w:r>
+        <w:rPr>
+          <w:b/>
+        </w:rPr>
+        <w:t>input</w:t>
+      </w:r>
+      <w:r>
+        <w:rPr>
+          <w:b w:val="0"/>
+        </w:rPr>
+        <w:t>s together. Leave the intermediate steps blank. If needed, model one step, then withdraw that help on the next step. Move to a full trace only when the partial trace is understood.</w:t>
+      </w:r>
+    </w:p>
+    <w:p>
+      <w:pPr>
+        <w:spacing w:line="336" w:lineRule="auto" w:after="180"/>
+      </w:pPr>
+      <w:r>
+        <w:rPr>
+          <w:b w:val="0"/>
+        </w:rPr>
+        <w:t>For partners, alternate explainer and checker; collect a response from every learner before discussion.</w:t>
+      </w:r>
+    </w:p>
+    <w:p>
+      <w:pPr>
+        <w:pStyle w:val="Heading3"/>
+      </w:pPr>
+      <w:r>
         <w:t>Individual reasoning check</w:t>
       </w:r>
     </w:p>
     <w:p>
-      <w:r>
-        <w:t>Use the worked case for Features labels and prediction time. Proposed explanation: “Every stored column is a feature”. Decide whether this explanation is supported. Point to the step or supplied fact that decides; explain your repair if needed.</w:t>
-      </w:r>
-    </w:p>
-    <w:p>
-      <w:r>
-        <w:t>Expected correction: A historical export combines information from different times. Require a meaning and timestamp before treating a column as an input.</w:t>
-      </w:r>
-    </w:p>
-    <w:p>
-      <w:r>
-        <w:t>Collect explanations, not only yes/no votes. If a misunderstanding is common, re-model the relevant step for the class. If it affects a few learners, give a short targeted group explanation while others solve a more demanding variation.</w:t>
+      <w:pPr>
+        <w:spacing w:line="336" w:lineRule="auto" w:after="180"/>
+      </w:pPr>
+      <w:r>
+        <w:rPr>
+          <w:b w:val="0"/>
+        </w:rPr>
+        <w:t xml:space="preserve">Use the worked case for </w:t>
+      </w:r>
+      <w:r>
+        <w:rPr>
+          <w:b/>
+        </w:rPr>
+        <w:t>Feature</w:t>
+      </w:r>
+      <w:r>
+        <w:rPr>
+          <w:b w:val="0"/>
+        </w:rPr>
+        <w:t xml:space="preserve">s </w:t>
+      </w:r>
+      <w:r>
+        <w:rPr>
+          <w:b/>
+        </w:rPr>
+        <w:t>label</w:t>
+      </w:r>
+      <w:r>
+        <w:rPr>
+          <w:b w:val="0"/>
+        </w:rPr>
+        <w:t xml:space="preserve">s and </w:t>
+      </w:r>
+      <w:r>
+        <w:rPr>
+          <w:b/>
+        </w:rPr>
+        <w:t>prediction time</w:t>
+      </w:r>
+      <w:r>
+        <w:rPr>
+          <w:b w:val="0"/>
+        </w:rPr>
+        <w:t xml:space="preserve">. Proposed explanation: “Every stored column is a </w:t>
+      </w:r>
+      <w:r>
+        <w:rPr>
+          <w:b/>
+        </w:rPr>
+        <w:t>feature</w:t>
+      </w:r>
+      <w:r>
+        <w:rPr>
+          <w:b w:val="0"/>
+        </w:rPr>
+        <w:t>”. Decide whether this explanation is supported.</w:t>
+      </w:r>
+    </w:p>
+    <w:p>
+      <w:pPr>
+        <w:spacing w:line="336" w:lineRule="auto" w:after="180"/>
+      </w:pPr>
+      <w:r>
+        <w:rPr>
+          <w:b w:val="0"/>
+        </w:rPr>
+        <w:t>Point to the step or supplied fact that decides; explain your repair if needed.</w:t>
       </w:r>
     </w:p>
     <w:p>
@@ -1492,12 +3770,108 @@
         <w:pStyle w:val="Heading3"/>
       </w:pPr>
       <w:r>
+        <w:t>Expected repair</w:t>
+      </w:r>
+    </w:p>
+    <w:p>
+      <w:pPr>
+        <w:spacing w:line="336" w:lineRule="auto" w:after="180"/>
+        <w:shd w:fill="F1F6FC"/>
+      </w:pPr>
+      <w:r>
+        <w:rPr>
+          <w:b w:val="0"/>
+        </w:rPr>
+        <w:t xml:space="preserve">Expected correction: A historical export combines information from different times. Require a meaning and timestamp before treating a column as an </w:t>
+      </w:r>
+      <w:r>
+        <w:rPr>
+          <w:b/>
+        </w:rPr>
+        <w:t>input</w:t>
+      </w:r>
+      <w:r>
+        <w:rPr>
+          <w:b w:val="0"/>
+        </w:rPr>
+        <w:t>.</w:t>
+      </w:r>
+    </w:p>
+    <w:p>
+      <w:pPr>
+        <w:spacing w:line="336" w:lineRule="auto" w:after="180"/>
+      </w:pPr>
+      <w:r>
+        <w:rPr>
+          <w:b w:val="0"/>
+        </w:rPr>
+        <w:t>Collect explanations, not only yes/no votes. If a misunderstanding is common, re-model the relevant step for the class.</w:t>
+      </w:r>
+    </w:p>
+    <w:p>
+      <w:pPr>
+        <w:spacing w:line="336" w:lineRule="auto" w:after="180"/>
+      </w:pPr>
+      <w:r>
+        <w:rPr>
+          <w:b w:val="0"/>
+        </w:rPr>
+        <w:t xml:space="preserve">If it affects a few learners, give a short </w:t>
+      </w:r>
+      <w:r>
+        <w:rPr>
+          <w:b/>
+        </w:rPr>
+        <w:t>target</w:t>
+      </w:r>
+      <w:r>
+        <w:rPr>
+          <w:b w:val="0"/>
+        </w:rPr>
+        <w:t>ed group explanation while others solve a more demanding variation.</w:t>
+      </w:r>
+    </w:p>
+    <w:p>
+      <w:pPr>
+        <w:pStyle w:val="Heading3"/>
+      </w:pPr>
+      <w:r>
         <w:t>Pictorial practice question</w:t>
       </w:r>
     </w:p>
     <w:p>
-      <w:r>
-        <w:t>Why can a historical table contain a field that is an invalid input? Point to the relevant step in the picture, then write the changed result and the rule or evidence that supports it.</w:t>
+      <w:pPr>
+        <w:spacing w:line="336" w:lineRule="auto" w:after="180"/>
+      </w:pPr>
+      <w:r>
+        <w:rPr>
+          <w:b w:val="0"/>
+        </w:rPr>
+        <w:t xml:space="preserve">Why can a historical table contain a field that is an invalid </w:t>
+      </w:r>
+      <w:r>
+        <w:rPr>
+          <w:b/>
+        </w:rPr>
+        <w:t>input</w:t>
+      </w:r>
+      <w:r>
+        <w:rPr>
+          <w:b w:val="0"/>
+        </w:rPr>
+        <w:t xml:space="preserve">? Point to the relevant step in the picture, then write the changed result and the rule or </w:t>
+      </w:r>
+      <w:r>
+        <w:rPr>
+          <w:b/>
+        </w:rPr>
+        <w:t>evidence</w:t>
+      </w:r>
+      <w:r>
+        <w:rPr>
+          <w:b w:val="0"/>
+        </w:rPr>
+        <w:t xml:space="preserve"> that supports it.</w:t>
       </w:r>
     </w:p>
     <w:p>
@@ -1509,18 +3883,131 @@
       </w:r>
     </w:p>
     <w:p>
-      <w:r>
-        <w:t>Historical exports combine measurements from different times. Availability at prediction time, not table presence, determines eligibility. Changed-case check: Reject it for this prediction-time contract. Tomorrow’s measurement is unavailable when today’s prediction must be issued.</w:t>
-      </w:r>
-    </w:p>
-    <w:p>
-      <w:r>
-        <w:t>Changed-case reasoning: Reject it for this prediction-time contract. Tomorrow’s measurement is unavailable when today’s prediction must be issued.</w:t>
-      </w:r>
-    </w:p>
-    <w:p>
-      <w:r>
-        <w:t>Collect each learner’s explanation before discussion. Use the first missing connection between input, deciding step and result to choose support. This question is worked-case practice, not fresh mastery evidence.</w:t>
+      <w:pPr>
+        <w:spacing w:line="336" w:lineRule="auto" w:after="180"/>
+      </w:pPr>
+      <w:r>
+        <w:rPr>
+          <w:b w:val="0"/>
+        </w:rPr>
+        <w:t xml:space="preserve">Historical exports combine measurements from different times. Availability at </w:t>
+      </w:r>
+      <w:r>
+        <w:rPr>
+          <w:b/>
+        </w:rPr>
+        <w:t>prediction time</w:t>
+      </w:r>
+      <w:r>
+        <w:rPr>
+          <w:b w:val="0"/>
+        </w:rPr>
+        <w:t xml:space="preserve">, not table presence, determines eligibility. Changed-case check: Reject it for this </w:t>
+      </w:r>
+      <w:r>
+        <w:rPr>
+          <w:b/>
+        </w:rPr>
+        <w:t>prediction</w:t>
+      </w:r>
+      <w:r>
+        <w:rPr>
+          <w:b w:val="0"/>
+        </w:rPr>
+        <w:t>-time contract.</w:t>
+      </w:r>
+    </w:p>
+    <w:p>
+      <w:pPr>
+        <w:spacing w:line="336" w:lineRule="auto" w:after="180"/>
+      </w:pPr>
+      <w:r>
+        <w:rPr>
+          <w:b w:val="0"/>
+        </w:rPr>
+        <w:t xml:space="preserve">Tomorrow’s measurement is unavailable when today’s </w:t>
+      </w:r>
+      <w:r>
+        <w:rPr>
+          <w:b/>
+        </w:rPr>
+        <w:t>prediction</w:t>
+      </w:r>
+      <w:r>
+        <w:rPr>
+          <w:b w:val="0"/>
+        </w:rPr>
+        <w:t xml:space="preserve"> must be issued.</w:t>
+      </w:r>
+    </w:p>
+    <w:p>
+      <w:pPr>
+        <w:spacing w:line="336" w:lineRule="auto" w:after="180"/>
+      </w:pPr>
+      <w:r>
+        <w:rPr>
+          <w:b w:val="0"/>
+        </w:rPr>
+        <w:t xml:space="preserve">Changed-case reasoning: Reject it for this </w:t>
+      </w:r>
+      <w:r>
+        <w:rPr>
+          <w:b/>
+        </w:rPr>
+        <w:t>prediction</w:t>
+      </w:r>
+      <w:r>
+        <w:rPr>
+          <w:b w:val="0"/>
+        </w:rPr>
+        <w:t xml:space="preserve">-time contract. Tomorrow’s measurement is unavailable when today’s </w:t>
+      </w:r>
+      <w:r>
+        <w:rPr>
+          <w:b/>
+        </w:rPr>
+        <w:t>prediction</w:t>
+      </w:r>
+      <w:r>
+        <w:rPr>
+          <w:b w:val="0"/>
+        </w:rPr>
+        <w:t xml:space="preserve"> must be issued.</w:t>
+      </w:r>
+    </w:p>
+    <w:p>
+      <w:pPr>
+        <w:spacing w:line="336" w:lineRule="auto" w:after="180"/>
+      </w:pPr>
+      <w:r>
+        <w:rPr>
+          <w:b w:val="0"/>
+        </w:rPr>
+        <w:t xml:space="preserve">Collect each learner’s explanation before discussion. Use the first missing connection between </w:t>
+      </w:r>
+      <w:r>
+        <w:rPr>
+          <w:b/>
+        </w:rPr>
+        <w:t>input</w:t>
+      </w:r>
+      <w:r>
+        <w:rPr>
+          <w:b w:val="0"/>
+        </w:rPr>
+        <w:t xml:space="preserve">, deciding step and result to choose support. This question is worked-case practice, not fresh mastery </w:t>
+      </w:r>
+      <w:r>
+        <w:rPr>
+          <w:b/>
+        </w:rPr>
+        <w:t>evidence</w:t>
+      </w:r>
+      <w:r>
+        <w:rPr>
+          <w:b w:val="0"/>
+        </w:rPr>
+        <w:t>.</w:t>
       </w:r>
     </w:p>
     <w:p>
@@ -1532,54 +4019,145 @@
       </w:r>
     </w:p>
     <w:p>
+      <w:r>
+        <w:t>Run the Features, Labels, Targets investigation and use the first unsupported step to choose a teaching response.</w:t>
+      </w:r>
+    </w:p>
+    <w:p>
+      <w:pPr>
+        <w:spacing w:line="336" w:lineRule="auto" w:after="180"/>
+      </w:pPr>
+      <w:r>
+        <w:rPr>
+          <w:b w:val="0"/>
+        </w:rPr>
+        <w:t>Keep the test conditions fixed, record every result, and change only one planned factor.</w:t>
+      </w:r>
+    </w:p>
+    <w:p>
+      <w:pPr>
+        <w:spacing w:line="336" w:lineRule="auto" w:after="180"/>
+        <w:shd w:fill="F4F9FC"/>
+      </w:pPr>
+      <w:r>
+        <w:rPr>
+          <w:b w:val="0"/>
+        </w:rPr>
+        <w:t xml:space="preserve">1. Write the hypothesis and expected </w:t>
+      </w:r>
+      <w:r>
+        <w:rPr>
+          <w:b/>
+        </w:rPr>
+        <w:t>evidence</w:t>
+      </w:r>
+      <w:r>
+        <w:rPr>
+          <w:b w:val="0"/>
+        </w:rPr>
+        <w:t xml:space="preserve"> before running.</w:t>
+      </w:r>
+    </w:p>
+    <w:p>
+      <w:pPr>
+        <w:spacing w:line="336" w:lineRule="auto" w:after="180"/>
+        <w:shd w:fill="F4F9FC"/>
+      </w:pPr>
+      <w:r>
+        <w:rPr>
+          <w:b w:val="0"/>
+        </w:rPr>
+        <w:t xml:space="preserve">2. </w:t>
+      </w:r>
+      <w:r>
+        <w:rPr>
+          <w:b/>
+        </w:rPr>
+        <w:t>Feature</w:t>
+      </w:r>
+      <w:r>
+        <w:rPr>
+          <w:b w:val="0"/>
+        </w:rPr>
+        <w:t>-or-</w:t>
+      </w:r>
+      <w:r>
+        <w:rPr>
+          <w:b/>
+        </w:rPr>
+        <w:t>Target</w:t>
+      </w:r>
+      <w:r>
+        <w:rPr>
+          <w:b w:val="0"/>
+        </w:rPr>
+        <w:t xml:space="preserve"> Sort: annotate three tables, explain availability time, and find one disguised post-outcome field.</w:t>
+      </w:r>
+    </w:p>
+    <w:p>
+      <w:pPr>
+        <w:spacing w:line="336" w:lineRule="auto" w:after="180"/>
+        <w:shd w:fill="F4F9FC"/>
+      </w:pPr>
+      <w:r>
+        <w:rPr>
+          <w:b w:val="0"/>
+        </w:rPr>
+        <w:t>3. Run one normal, one boundary, one missing, and one shifted case.</w:t>
+      </w:r>
+    </w:p>
+    <w:p>
+      <w:pPr>
+        <w:spacing w:line="336" w:lineRule="auto" w:after="180"/>
+        <w:shd w:fill="F4F9FC"/>
+      </w:pPr>
+      <w:r>
+        <w:rPr>
+          <w:b w:val="0"/>
+        </w:rPr>
+        <w:t>4. Calculate the metric from raw counts or row-level errors.</w:t>
+      </w:r>
+    </w:p>
+    <w:p>
+      <w:pPr>
+        <w:spacing w:line="336" w:lineRule="auto" w:after="180"/>
+        <w:shd w:fill="F4F9FC"/>
+      </w:pPr>
+      <w:r>
+        <w:rPr>
+          <w:b w:val="0"/>
+        </w:rPr>
+        <w:t>5. Interpret what changed, what did not, and what remains unsafe or unknown.</w:t>
+      </w:r>
+    </w:p>
+    <w:p>
       <w:pPr>
         <w:pStyle w:val="Heading3"/>
       </w:pPr>
       <w:r>
-        <w:t>Run the weekly evidence lab</w:t>
-      </w:r>
-    </w:p>
-    <w:p>
-      <w:r>
-        <w:t>Keep the test conditions fixed, record every result, and change only one planned factor.</w:t>
-      </w:r>
-    </w:p>
-    <w:p>
-      <w:r>
-        <w:t>1. Write the hypothesis and expected evidence before running.</w:t>
-      </w:r>
-    </w:p>
-    <w:p>
-      <w:r>
-        <w:t>2. Feature-or-Target Sort: annotate three tables, explain availability time, and find one disguised post-outcome field.</w:t>
-      </w:r>
-    </w:p>
-    <w:p>
-      <w:r>
-        <w:t>3. Run one normal, one boundary, one missing, and one shifted case.</w:t>
-      </w:r>
-    </w:p>
-    <w:p>
-      <w:r>
-        <w:t>4. Calculate the metric from raw counts or row-level errors.</w:t>
-      </w:r>
-    </w:p>
-    <w:p>
-      <w:r>
-        <w:t>5. Interpret what changed, what did not, and what remains unsafe or unknown.</w:t>
-      </w:r>
-    </w:p>
-    <w:p>
-      <w:pPr>
-        <w:pStyle w:val="Heading3"/>
-      </w:pPr>
-      <w:r>
         <w:t>Make the lab runnable</w:t>
       </w:r>
     </w:p>
     <w:p>
-      <w:r>
-        <w:t>Use the concrete case as the shared normal case and the independent question as a second case. Each pair creates a boundary or missing-information case and predicts its result before testing. Keep the expected result separate from an observed mistake.</w:t>
+      <w:pPr>
+        <w:spacing w:line="336" w:lineRule="auto" w:after="180"/>
+      </w:pPr>
+      <w:r>
+        <w:rPr>
+          <w:b w:val="0"/>
+        </w:rPr>
+        <w:t>Use the concrete case as the shared normal case and the independent question as a second case. Each pair creates a boundary or missing-information case and predicts its result before testing.</w:t>
+      </w:r>
+    </w:p>
+    <w:p>
+      <w:pPr>
+        <w:spacing w:line="336" w:lineRule="auto" w:after="180"/>
+      </w:pPr>
+      <w:r>
+        <w:rPr>
+          <w:b w:val="0"/>
+        </w:rPr>
+        <w:t>Keep the expected result separate from an observed mistake.</w:t>
       </w:r>
     </w:p>
     <w:tbl>
@@ -1737,13 +4315,48 @@
       </w:r>
     </w:p>
     <w:p>
-      <w:r>
-        <w:t>MISCONCEPTION TO REPAIR Any column correlated with the answer is automatically a good feature.</w:t>
-      </w:r>
-    </w:p>
-    <w:p>
-      <w:r>
-        <w:t>For guessing, return to given facts and request a trace. For vocabulary without application, use one example and one non-example. For arithmetic errors, check the setup before the calculation. Finish with a different uncoached case before recording mastery.</w:t>
+      <w:pPr>
+        <w:spacing w:line="336" w:lineRule="auto" w:after="180"/>
+      </w:pPr>
+      <w:r>
+        <w:rPr>
+          <w:b w:val="0"/>
+        </w:rPr>
+        <w:t xml:space="preserve">MISCONCEPTION TO REPAIR Any column correlated with the answer is automatically a good </w:t>
+      </w:r>
+      <w:r>
+        <w:rPr>
+          <w:b/>
+        </w:rPr>
+        <w:t>feature</w:t>
+      </w:r>
+      <w:r>
+        <w:rPr>
+          <w:b w:val="0"/>
+        </w:rPr>
+        <w:t>.</w:t>
+      </w:r>
+    </w:p>
+    <w:p>
+      <w:pPr>
+        <w:spacing w:line="336" w:lineRule="auto" w:after="180"/>
+      </w:pPr>
+      <w:r>
+        <w:rPr>
+          <w:b w:val="0"/>
+        </w:rPr>
+        <w:t>For guessing, return to given facts and request a trace. For vocabulary without application, use one example and one non-example. For arithmetic errors, check the setup before the calculation.</w:t>
+      </w:r>
+    </w:p>
+    <w:p>
+      <w:pPr>
+        <w:spacing w:line="336" w:lineRule="auto" w:after="180"/>
+      </w:pPr>
+      <w:r>
+        <w:rPr>
+          <w:b w:val="0"/>
+        </w:rPr>
+        <w:t>Finish with a different uncoached case before recording mastery.</w:t>
       </w:r>
     </w:p>
     <w:p>
@@ -1755,18 +4368,120 @@
       </w:r>
     </w:p>
     <w:p>
-      <w:r>
-        <w:t>Every stored column is a feature: A historical export combines information from different times. Require a meaning and timestamp before treating a column as an input.</w:t>
-      </w:r>
-    </w:p>
-    <w:p>
-      <w:r>
-        <w:t>Removing the label column removes leakage: days_to_return and an outcome-based fee may still disclose the target. Audit how every field was created.</w:t>
-      </w:r>
-    </w:p>
-    <w:p>
-      <w:r>
-        <w:t>An unknown outcome is a negative label: Unknown means not established. In this exercise labels come from completed historical returns. Do not turn unavailable outcomes into on-time labels.</w:t>
+      <w:pPr>
+        <w:spacing w:line="336" w:lineRule="auto" w:after="180"/>
+      </w:pPr>
+      <w:r>
+        <w:rPr>
+          <w:b w:val="0"/>
+        </w:rPr>
+        <w:t xml:space="preserve">Every stored column is a </w:t>
+      </w:r>
+      <w:r>
+        <w:rPr>
+          <w:b/>
+        </w:rPr>
+        <w:t>feature</w:t>
+      </w:r>
+      <w:r>
+        <w:rPr>
+          <w:b w:val="0"/>
+        </w:rPr>
+        <w:t xml:space="preserve">: A historical export combines information from different times. Require a meaning and timestamp before treating a column as an </w:t>
+      </w:r>
+      <w:r>
+        <w:rPr>
+          <w:b/>
+        </w:rPr>
+        <w:t>input</w:t>
+      </w:r>
+      <w:r>
+        <w:rPr>
+          <w:b w:val="0"/>
+        </w:rPr>
+        <w:t>.</w:t>
+      </w:r>
+    </w:p>
+    <w:p>
+      <w:pPr>
+        <w:spacing w:line="336" w:lineRule="auto" w:after="180"/>
+      </w:pPr>
+      <w:r>
+        <w:rPr>
+          <w:b w:val="0"/>
+        </w:rPr>
+        <w:t xml:space="preserve">Removing the </w:t>
+      </w:r>
+      <w:r>
+        <w:rPr>
+          <w:b/>
+        </w:rPr>
+        <w:t>label</w:t>
+      </w:r>
+      <w:r>
+        <w:rPr>
+          <w:b w:val="0"/>
+        </w:rPr>
+        <w:t xml:space="preserve"> column removes leakage: days_to_return and an outcome-based fee may still disclose the </w:t>
+      </w:r>
+      <w:r>
+        <w:rPr>
+          <w:b/>
+        </w:rPr>
+        <w:t>target</w:t>
+      </w:r>
+      <w:r>
+        <w:rPr>
+          <w:b w:val="0"/>
+        </w:rPr>
+        <w:t>. Audit how every field was created.</w:t>
+      </w:r>
+    </w:p>
+    <w:p>
+      <w:pPr>
+        <w:spacing w:line="336" w:lineRule="auto" w:after="180"/>
+      </w:pPr>
+      <w:r>
+        <w:rPr>
+          <w:b w:val="0"/>
+        </w:rPr>
+        <w:t xml:space="preserve">An unknown outcome is a negative </w:t>
+      </w:r>
+      <w:r>
+        <w:rPr>
+          <w:b/>
+        </w:rPr>
+        <w:t>label</w:t>
+      </w:r>
+      <w:r>
+        <w:rPr>
+          <w:b w:val="0"/>
+        </w:rPr>
+        <w:t xml:space="preserve">: Unknown means not established. In this exercise </w:t>
+      </w:r>
+      <w:r>
+        <w:rPr>
+          <w:b/>
+        </w:rPr>
+        <w:t>label</w:t>
+      </w:r>
+      <w:r>
+        <w:rPr>
+          <w:b w:val="0"/>
+        </w:rPr>
+        <w:t xml:space="preserve">s come from completed historical returns. Do not turn unavailable outcomes into on-time </w:t>
+      </w:r>
+      <w:r>
+        <w:rPr>
+          <w:b/>
+        </w:rPr>
+        <w:t>label</w:t>
+      </w:r>
+      <w:r>
+        <w:rPr>
+          <w:b w:val="0"/>
+        </w:rPr>
+        <w:t>s.</w:t>
       </w:r>
     </w:p>
     <w:p>
@@ -1924,8 +4639,25 @@
       </w:tr>
     </w:tbl>
     <w:p>
-      <w:r>
-        <w:t>Offer an oral explanation, drawing, enlarged visual or fewer examples when that removes a reading/writing barrier. Keep the same reasoning goal. Stretch secure learners by changing a boundary or assumption and asking them to defend the effect, not simply by assigning more of the same questions.</w:t>
+      <w:pPr>
+        <w:spacing w:line="336" w:lineRule="auto" w:after="180"/>
+      </w:pPr>
+      <w:r>
+        <w:rPr>
+          <w:b w:val="0"/>
+        </w:rPr>
+        <w:t>Offer an oral explanation, drawing, enlarged visual or fewer examples when that removes a reading/writing barrier. Keep the same reasoning goal.</w:t>
+      </w:r>
+    </w:p>
+    <w:p>
+      <w:pPr>
+        <w:spacing w:line="336" w:lineRule="auto" w:after="180"/>
+      </w:pPr>
+      <w:r>
+        <w:rPr>
+          <w:b w:val="0"/>
+        </w:rPr>
+        <w:t>Stretch secure learners by changing a boundary or assumption and asking them to defend the effect, not simply by assigning more of the same questions.</w:t>
       </w:r>
     </w:p>
     <w:p>
@@ -1937,11 +4669,16 @@
       </w:r>
     </w:p>
     <w:p>
+      <w:r>
+        <w:t>Use the Features, Labels, Targets questions, teacher keys and criteria after the relevant attempts. Previously discussed cases are practice; protect the separately selected independent task.</w:t>
+      </w:r>
+    </w:p>
+    <w:p>
       <w:pPr>
         <w:pStyle w:val="Heading3"/>
       </w:pPr>
       <w:r>
-        <w:t>Assess and explain the answers</w:t>
+        <w:t>Worked case answer</w:t>
       </w:r>
     </w:p>
     <w:p>
@@ -1949,12 +4686,91 @@
         <w:pStyle w:val="Heading3"/>
       </w:pPr>
       <w:r>
-        <w:t>Worked case answer</w:t>
-      </w:r>
-    </w:p>
-    <w:p>
-      <w:r>
-        <w:t>Length and edge type are candidate features; the label is the target. Do not supply the true target as an input to predicting it. Evaluate feature usefulness.</w:t>
+        <w:t>Teacher key · Worked case answer</w:t>
+      </w:r>
+    </w:p>
+    <w:p>
+      <w:pPr>
+        <w:spacing w:line="336" w:lineRule="auto" w:after="180"/>
+        <w:shd w:fill="F1F6FC"/>
+      </w:pPr>
+      <w:r>
+        <w:rPr>
+          <w:b w:val="0"/>
+        </w:rPr>
+        <w:t xml:space="preserve">Length and edge type are candidate </w:t>
+      </w:r>
+      <w:r>
+        <w:rPr>
+          <w:b/>
+        </w:rPr>
+        <w:t>feature</w:t>
+      </w:r>
+      <w:r>
+        <w:rPr>
+          <w:b w:val="0"/>
+        </w:rPr>
+        <w:t xml:space="preserve">s; the </w:t>
+      </w:r>
+      <w:r>
+        <w:rPr>
+          <w:b/>
+        </w:rPr>
+        <w:t>label</w:t>
+      </w:r>
+      <w:r>
+        <w:rPr>
+          <w:b w:val="0"/>
+        </w:rPr>
+        <w:t xml:space="preserve"> is the </w:t>
+      </w:r>
+      <w:r>
+        <w:rPr>
+          <w:b/>
+        </w:rPr>
+        <w:t>target</w:t>
+      </w:r>
+      <w:r>
+        <w:rPr>
+          <w:b w:val="0"/>
+        </w:rPr>
+        <w:t xml:space="preserve">. Do not supply the true </w:t>
+      </w:r>
+      <w:r>
+        <w:rPr>
+          <w:b/>
+        </w:rPr>
+        <w:t>target</w:t>
+      </w:r>
+      <w:r>
+        <w:rPr>
+          <w:b w:val="0"/>
+        </w:rPr>
+        <w:t xml:space="preserve"> as an </w:t>
+      </w:r>
+      <w:r>
+        <w:rPr>
+          <w:b/>
+        </w:rPr>
+        <w:t>input</w:t>
+      </w:r>
+      <w:r>
+        <w:rPr>
+          <w:b w:val="0"/>
+        </w:rPr>
+        <w:t xml:space="preserve"> to predicting it. Evaluate </w:t>
+      </w:r>
+      <w:r>
+        <w:rPr>
+          <w:b/>
+        </w:rPr>
+        <w:t>feature</w:t>
+      </w:r>
+      <w:r>
+        <w:rPr>
+          <w:b w:val="0"/>
+        </w:rPr>
+        <w:t xml:space="preserve"> usefulness.</w:t>
       </w:r>
     </w:p>
     <w:p>
@@ -1966,21 +4782,135 @@
       </w:r>
     </w:p>
     <w:p>
-      <w:r>
-        <w:t>A row contains leaf_length_cm=8, leaf_width_cm=3 and species=fern. For predicting species, identify two features and the target.</w:t>
-      </w:r>
-    </w:p>
-    <w:p>
       <w:pPr>
         <w:pStyle w:val="Heading3"/>
       </w:pPr>
       <w:r>
+        <w:t>Independent question · withhold the key</w:t>
+      </w:r>
+    </w:p>
+    <w:p>
+      <w:pPr>
+        <w:spacing w:line="336" w:lineRule="auto" w:after="180"/>
+        <w:shd w:fill="F5F1FB"/>
+      </w:pPr>
+      <w:r>
+        <w:rPr>
+          <w:b w:val="0"/>
+        </w:rPr>
+        <w:t xml:space="preserve">A row contains leaf_length_cm=8, leaf_width_cm=3 and species=fern. For predicting species, identify two </w:t>
+      </w:r>
+      <w:r>
+        <w:rPr>
+          <w:b/>
+        </w:rPr>
+        <w:t>feature</w:t>
+      </w:r>
+      <w:r>
+        <w:rPr>
+          <w:b w:val="0"/>
+        </w:rPr>
+        <w:t xml:space="preserve">s and the </w:t>
+      </w:r>
+      <w:r>
+        <w:rPr>
+          <w:b/>
+        </w:rPr>
+        <w:t>target</w:t>
+      </w:r>
+      <w:r>
+        <w:rPr>
+          <w:b w:val="0"/>
+        </w:rPr>
+        <w:t>.</w:t>
+      </w:r>
+    </w:p>
+    <w:p>
+      <w:pPr>
+        <w:pStyle w:val="Heading3"/>
+      </w:pPr>
+      <w:r>
         <w:t>Expected independent answer</w:t>
       </w:r>
     </w:p>
     <w:p>
-      <w:r>
-        <w:t>Leaf length and leaf width are features; species is the target label. Species must not also be used as an input for this prediction task.</w:t>
+      <w:pPr>
+        <w:pStyle w:val="Heading3"/>
+      </w:pPr>
+      <w:r>
+        <w:t>Teacher key · Expected independent answer</w:t>
+      </w:r>
+    </w:p>
+    <w:p>
+      <w:pPr>
+        <w:spacing w:line="336" w:lineRule="auto" w:after="180"/>
+        <w:shd w:fill="F1F6FC"/>
+      </w:pPr>
+      <w:r>
+        <w:rPr>
+          <w:b w:val="0"/>
+        </w:rPr>
+        <w:t xml:space="preserve">Leaf length and leaf width are </w:t>
+      </w:r>
+      <w:r>
+        <w:rPr>
+          <w:b/>
+        </w:rPr>
+        <w:t>feature</w:t>
+      </w:r>
+      <w:r>
+        <w:rPr>
+          <w:b w:val="0"/>
+        </w:rPr>
+        <w:t xml:space="preserve">s; species is the </w:t>
+      </w:r>
+      <w:r>
+        <w:rPr>
+          <w:b/>
+        </w:rPr>
+        <w:t>target</w:t>
+      </w:r>
+      <w:r>
+        <w:rPr>
+          <w:b w:val="0"/>
+        </w:rPr>
+        <w:t xml:space="preserve"> </w:t>
+      </w:r>
+      <w:r>
+        <w:rPr>
+          <w:b/>
+        </w:rPr>
+        <w:t>label</w:t>
+      </w:r>
+      <w:r>
+        <w:rPr>
+          <w:b w:val="0"/>
+        </w:rPr>
+        <w:t xml:space="preserve">. Species must not also be used as an </w:t>
+      </w:r>
+      <w:r>
+        <w:rPr>
+          <w:b/>
+        </w:rPr>
+        <w:t>input</w:t>
+      </w:r>
+      <w:r>
+        <w:rPr>
+          <w:b w:val="0"/>
+        </w:rPr>
+        <w:t xml:space="preserve"> for this </w:t>
+      </w:r>
+      <w:r>
+        <w:rPr>
+          <w:b/>
+        </w:rPr>
+        <w:t>prediction</w:t>
+      </w:r>
+      <w:r>
+        <w:rPr>
+          <w:b w:val="0"/>
+        </w:rPr>
+        <w:t xml:space="preserve"> task.</w:t>
       </w:r>
     </w:p>
     <w:p>
@@ -2218,8 +5148,25 @@
       </w:tr>
     </w:tbl>
     <w:p>
-      <w:r>
-        <w:t>Use 6/8 as a classroom checkpoint, with 2 required for both Result and Reasoning. This is a proposed teaching rule, not a validated certification threshold. Do not count a coached answer as independent mastery; correct unsafe or unsupported claims regardless of total.</w:t>
+      <w:pPr>
+        <w:spacing w:line="336" w:lineRule="auto" w:after="180"/>
+      </w:pPr>
+      <w:r>
+        <w:rPr>
+          <w:b w:val="0"/>
+        </w:rPr>
+        <w:t>Use 6/8 as a classroom checkpoint, with 2 required for both Result and Reasoning. This is a proposed teaching rule, not a validated certification threshold.</w:t>
+      </w:r>
+    </w:p>
+    <w:p>
+      <w:pPr>
+        <w:spacing w:line="336" w:lineRule="auto" w:after="180"/>
+      </w:pPr>
+      <w:r>
+        <w:rPr>
+          <w:b w:val="0"/>
+        </w:rPr>
+        <w:t>Do not count a coached answer as independent mastery; correct unsafe or unsupported claims regardless of total.</w:t>
       </w:r>
     </w:p>
     <w:p>
@@ -2231,8 +5178,50 @@
       </w:r>
     </w:p>
     <w:p>
-      <w:r>
-        <w:t>Ask the learner to find the evidence that challenges this claim: “The target can be included as an input because it improves apparent accuracy.” Keep the first attempt and an uncoached retry separate.</w:t>
+      <w:pPr>
+        <w:spacing w:line="336" w:lineRule="auto" w:after="180"/>
+      </w:pPr>
+      <w:r>
+        <w:rPr>
+          <w:b w:val="0"/>
+        </w:rPr>
+        <w:t xml:space="preserve">Ask the learner to find the </w:t>
+      </w:r>
+      <w:r>
+        <w:rPr>
+          <w:b/>
+        </w:rPr>
+        <w:t>evidence</w:t>
+      </w:r>
+      <w:r>
+        <w:rPr>
+          <w:b w:val="0"/>
+        </w:rPr>
+        <w:t xml:space="preserve"> that challenges this claim: “The </w:t>
+      </w:r>
+      <w:r>
+        <w:rPr>
+          <w:b/>
+        </w:rPr>
+        <w:t>target</w:t>
+      </w:r>
+      <w:r>
+        <w:rPr>
+          <w:b w:val="0"/>
+        </w:rPr>
+        <w:t xml:space="preserve"> can be included as an </w:t>
+      </w:r>
+      <w:r>
+        <w:rPr>
+          <w:b/>
+        </w:rPr>
+        <w:t>input</w:t>
+      </w:r>
+      <w:r>
+        <w:rPr>
+          <w:b w:val="0"/>
+        </w:rPr>
+        <w:t xml:space="preserve"> because it improves apparent accuracy.” Keep the first attempt and an uncoached retry separate.</w:t>
       </w:r>
     </w:p>
     <w:p>
@@ -2244,15 +5233,114 @@
       </w:r>
     </w:p>
     <w:p>
-      <w:r>
-        <w:t>Verified species is the target and must not be supplied as a prediction feature. Use length and edge type if available at prediction time, then evaluate their usefulness. Numeric encoding of the target does not make it a legitimate input.</w:t>
-      </w:r>
-    </w:p>
-    <w:p>
       <w:pPr>
         <w:pStyle w:val="Heading3"/>
       </w:pPr>
       <w:r>
+        <w:t>Teacher key · Original transfer answer</w:t>
+      </w:r>
+    </w:p>
+    <w:p>
+      <w:pPr>
+        <w:spacing w:line="336" w:lineRule="auto" w:after="180"/>
+        <w:shd w:fill="F1F6FC"/>
+      </w:pPr>
+      <w:r>
+        <w:rPr>
+          <w:b w:val="0"/>
+        </w:rPr>
+        <w:t xml:space="preserve">Verified species is the </w:t>
+      </w:r>
+      <w:r>
+        <w:rPr>
+          <w:b/>
+        </w:rPr>
+        <w:t>target</w:t>
+      </w:r>
+      <w:r>
+        <w:rPr>
+          <w:b w:val="0"/>
+        </w:rPr>
+        <w:t xml:space="preserve"> and must not be supplied as a </w:t>
+      </w:r>
+      <w:r>
+        <w:rPr>
+          <w:b/>
+        </w:rPr>
+        <w:t>prediction</w:t>
+      </w:r>
+      <w:r>
+        <w:rPr>
+          <w:b w:val="0"/>
+        </w:rPr>
+        <w:t xml:space="preserve"> </w:t>
+      </w:r>
+      <w:r>
+        <w:rPr>
+          <w:b/>
+        </w:rPr>
+        <w:t>feature</w:t>
+      </w:r>
+      <w:r>
+        <w:rPr>
+          <w:b w:val="0"/>
+        </w:rPr>
+        <w:t xml:space="preserve">. Use length and edge type if available at </w:t>
+      </w:r>
+      <w:r>
+        <w:rPr>
+          <w:b/>
+        </w:rPr>
+        <w:t>prediction time</w:t>
+      </w:r>
+      <w:r>
+        <w:rPr>
+          <w:b w:val="0"/>
+        </w:rPr>
+        <w:t>, then evaluate their usefulness.</w:t>
+      </w:r>
+    </w:p>
+    <w:p>
+      <w:pPr>
+        <w:spacing w:line="336" w:lineRule="auto" w:after="180"/>
+        <w:shd w:fill="F1F6FC"/>
+      </w:pPr>
+      <w:r>
+        <w:rPr>
+          <w:b w:val="0"/>
+        </w:rPr>
+        <w:t xml:space="preserve">Numeric encoding of the </w:t>
+      </w:r>
+      <w:r>
+        <w:rPr>
+          <w:b/>
+        </w:rPr>
+        <w:t>target</w:t>
+      </w:r>
+      <w:r>
+        <w:rPr>
+          <w:b w:val="0"/>
+        </w:rPr>
+        <w:t xml:space="preserve"> does not make it a legitimate </w:t>
+      </w:r>
+      <w:r>
+        <w:rPr>
+          <w:b/>
+        </w:rPr>
+        <w:t>input</w:t>
+      </w:r>
+      <w:r>
+        <w:rPr>
+          <w:b w:val="0"/>
+        </w:rPr>
+        <w:t>.</w:t>
+      </w:r>
+    </w:p>
+    <w:p>
+      <w:pPr>
+        <w:pStyle w:val="Heading3"/>
+      </w:pPr>
+      <w:r>
         <w:t>Explanations for the additional workbook examples</w:t>
       </w:r>
     </w:p>
@@ -2265,111 +5353,855 @@
       </w:r>
     </w:p>
     <w:p>
-      <w:r>
-        <w:t>For the worked loan table, identify the two candidate features, the target label and the tracking field. Explain why days_to_return is not a predictor.</w:t>
-      </w:r>
-    </w:p>
-    <w:p>
-      <w:r>
-        <w:t>Candidate features are pages and queue_at_checkout. The target is returned_late and the tracking field is loan_id. days_to_return is known only after return and directly defines the target, so it must not enter checkout predictions.</w:t>
-      </w:r>
-    </w:p>
-    <w:p>
       <w:pPr>
         <w:pStyle w:val="Heading3"/>
       </w:pPr>
       <w:r>
+        <w:t>Workbook question · W1</w:t>
+      </w:r>
+    </w:p>
+    <w:p>
+      <w:pPr>
+        <w:spacing w:line="336" w:lineRule="auto" w:after="180"/>
+        <w:shd w:fill="F5F1FB"/>
+      </w:pPr>
+      <w:r>
+        <w:rPr>
+          <w:b w:val="0"/>
+        </w:rPr>
+        <w:t xml:space="preserve">For the worked loan table, identify the two candidate </w:t>
+      </w:r>
+      <w:r>
+        <w:rPr>
+          <w:b/>
+        </w:rPr>
+        <w:t>feature</w:t>
+      </w:r>
+      <w:r>
+        <w:rPr>
+          <w:b w:val="0"/>
+        </w:rPr>
+        <w:t xml:space="preserve">s, the </w:t>
+      </w:r>
+      <w:r>
+        <w:rPr>
+          <w:b/>
+        </w:rPr>
+        <w:t>target</w:t>
+      </w:r>
+      <w:r>
+        <w:rPr>
+          <w:b w:val="0"/>
+        </w:rPr>
+        <w:t xml:space="preserve"> </w:t>
+      </w:r>
+      <w:r>
+        <w:rPr>
+          <w:b/>
+        </w:rPr>
+        <w:t>label</w:t>
+      </w:r>
+      <w:r>
+        <w:rPr>
+          <w:b w:val="0"/>
+        </w:rPr>
+        <w:t xml:space="preserve"> and the tracking field. Explain why days_to_return is not a predictor.</w:t>
+      </w:r>
+    </w:p>
+    <w:p>
+      <w:pPr>
+        <w:pStyle w:val="Heading3"/>
+      </w:pPr>
+      <w:r>
+        <w:t>Teacher reasoning · W1</w:t>
+      </w:r>
+    </w:p>
+    <w:p>
+      <w:pPr>
+        <w:spacing w:line="336" w:lineRule="auto" w:after="180"/>
+        <w:shd w:fill="F1F6FC"/>
+      </w:pPr>
+      <w:r>
+        <w:rPr>
+          <w:b w:val="0"/>
+        </w:rPr>
+        <w:t xml:space="preserve">Candidate </w:t>
+      </w:r>
+      <w:r>
+        <w:rPr>
+          <w:b/>
+        </w:rPr>
+        <w:t>feature</w:t>
+      </w:r>
+      <w:r>
+        <w:rPr>
+          <w:b w:val="0"/>
+        </w:rPr>
+        <w:t>s are pages and queue_at_checkout.</w:t>
+      </w:r>
+    </w:p>
+    <w:p>
+      <w:pPr>
+        <w:spacing w:line="336" w:lineRule="auto" w:after="180"/>
+        <w:shd w:fill="F1F6FC"/>
+      </w:pPr>
+      <w:r>
+        <w:rPr>
+          <w:b w:val="0"/>
+        </w:rPr>
+        <w:t xml:space="preserve">The </w:t>
+      </w:r>
+      <w:r>
+        <w:rPr>
+          <w:b/>
+        </w:rPr>
+        <w:t>target</w:t>
+      </w:r>
+      <w:r>
+        <w:rPr>
+          <w:b w:val="0"/>
+        </w:rPr>
+        <w:t xml:space="preserve"> is returned_late and the tracking field is loan_id. days_to_return is known only after return and directly defines the </w:t>
+      </w:r>
+      <w:r>
+        <w:rPr>
+          <w:b/>
+        </w:rPr>
+        <w:t>target</w:t>
+      </w:r>
+      <w:r>
+        <w:rPr>
+          <w:b w:val="0"/>
+        </w:rPr>
+        <w:t xml:space="preserve">, so it must not enter checkout </w:t>
+      </w:r>
+      <w:r>
+        <w:rPr>
+          <w:b/>
+        </w:rPr>
+        <w:t>prediction</w:t>
+      </w:r>
+      <w:r>
+        <w:rPr>
+          <w:b w:val="0"/>
+        </w:rPr>
+        <w:t>s.</w:t>
+      </w:r>
+    </w:p>
+    <w:p>
+      <w:pPr>
+        <w:pStyle w:val="Heading3"/>
+      </w:pPr>
+      <w:r>
         <w:t>W2 Trace the feature contract</w:t>
       </w:r>
     </w:p>
     <w:p>
-      <w:r>
-        <w:t>A completed loan has pages 96, queue_at_checkout 4 and days_to_return 14. Give the ordered feature list and target. Then state what changes if it took 15 days instead.</w:t>
-      </w:r>
-    </w:p>
-    <w:p>
-      <w:r>
-        <w:t>The feature list is [96, 4]. At 14 days the target is 0. At 15 days the target becomes 1; the checkout feature list remains [96, 4].</w:t>
-      </w:r>
-    </w:p>
-    <w:p>
       <w:pPr>
         <w:pStyle w:val="Heading3"/>
       </w:pPr>
       <w:r>
+        <w:t>Workbook question · W2</w:t>
+      </w:r>
+    </w:p>
+    <w:p>
+      <w:pPr>
+        <w:spacing w:line="336" w:lineRule="auto" w:after="180"/>
+        <w:shd w:fill="F5F1FB"/>
+      </w:pPr>
+      <w:r>
+        <w:rPr>
+          <w:b w:val="0"/>
+        </w:rPr>
+        <w:t xml:space="preserve">A completed loan has pages 96, queue_at_checkout 4 and days_to_return 14. Give the ordered </w:t>
+      </w:r>
+      <w:r>
+        <w:rPr>
+          <w:b/>
+        </w:rPr>
+        <w:t>feature</w:t>
+      </w:r>
+      <w:r>
+        <w:rPr>
+          <w:b w:val="0"/>
+        </w:rPr>
+        <w:t xml:space="preserve"> list and </w:t>
+      </w:r>
+      <w:r>
+        <w:rPr>
+          <w:b/>
+        </w:rPr>
+        <w:t>target</w:t>
+      </w:r>
+      <w:r>
+        <w:rPr>
+          <w:b w:val="0"/>
+        </w:rPr>
+        <w:t>. Then state what changes if it took 15 days instead.</w:t>
+      </w:r>
+    </w:p>
+    <w:p>
+      <w:pPr>
+        <w:pStyle w:val="Heading3"/>
+      </w:pPr>
+      <w:r>
+        <w:t>Teacher reasoning · W2</w:t>
+      </w:r>
+    </w:p>
+    <w:p>
+      <w:pPr>
+        <w:spacing w:line="336" w:lineRule="auto" w:after="180"/>
+        <w:shd w:fill="F1F6FC"/>
+      </w:pPr>
+      <w:r>
+        <w:rPr>
+          <w:b w:val="0"/>
+        </w:rPr>
+        <w:t xml:space="preserve">The </w:t>
+      </w:r>
+      <w:r>
+        <w:rPr>
+          <w:b/>
+        </w:rPr>
+        <w:t>feature</w:t>
+      </w:r>
+      <w:r>
+        <w:rPr>
+          <w:b w:val="0"/>
+        </w:rPr>
+        <w:t xml:space="preserve"> list is [96, 4]. At 14 days the </w:t>
+      </w:r>
+      <w:r>
+        <w:rPr>
+          <w:b/>
+        </w:rPr>
+        <w:t>target</w:t>
+      </w:r>
+      <w:r>
+        <w:rPr>
+          <w:b w:val="0"/>
+        </w:rPr>
+        <w:t xml:space="preserve"> is 0. At 15 days the </w:t>
+      </w:r>
+      <w:r>
+        <w:rPr>
+          <w:b/>
+        </w:rPr>
+        <w:t>target</w:t>
+      </w:r>
+      <w:r>
+        <w:rPr>
+          <w:b w:val="0"/>
+        </w:rPr>
+        <w:t xml:space="preserve"> becomes 1; the checkout </w:t>
+      </w:r>
+      <w:r>
+        <w:rPr>
+          <w:b/>
+        </w:rPr>
+        <w:t>feature</w:t>
+      </w:r>
+      <w:r>
+        <w:rPr>
+          <w:b w:val="0"/>
+        </w:rPr>
+        <w:t xml:space="preserve"> list remains [96, 4].</w:t>
+      </w:r>
+    </w:p>
+    <w:p>
+      <w:pPr>
+        <w:pStyle w:val="Heading3"/>
+      </w:pPr>
+      <w:r>
         <w:t>W3 Repair a misleading score</w:t>
       </w:r>
     </w:p>
     <w:p>
-      <w:r>
-        <w:t>A model has every test prediction correct after using pages and days_to_return. A learner says a separate test set makes this valid. Explain the flaw and repair the inputs.</w:t>
-      </w:r>
-    </w:p>
-    <w:p>
-      <w:r>
-        <w:t>The test rows contain future information that reveals the label. Separate rows do not make days_to_return available at checkout. Remove later outcome fields, use the checkout feature contract, and rerun development and evaluation with honest records.</w:t>
-      </w:r>
-    </w:p>
-    <w:p>
       <w:pPr>
         <w:pStyle w:val="Heading3"/>
       </w:pPr>
       <w:r>
+        <w:t>Workbook question · W3</w:t>
+      </w:r>
+    </w:p>
+    <w:p>
+      <w:pPr>
+        <w:spacing w:line="336" w:lineRule="auto" w:after="180"/>
+        <w:shd w:fill="F5F1FB"/>
+      </w:pPr>
+      <w:r>
+        <w:rPr>
+          <w:b w:val="0"/>
+        </w:rPr>
+        <w:t xml:space="preserve">A model has every test </w:t>
+      </w:r>
+      <w:r>
+        <w:rPr>
+          <w:b/>
+        </w:rPr>
+        <w:t>prediction</w:t>
+      </w:r>
+      <w:r>
+        <w:rPr>
+          <w:b w:val="0"/>
+        </w:rPr>
+        <w:t xml:space="preserve"> correct after using pages and days_to_return. A learner says a separate test set makes this valid. Explain the flaw and repair the </w:t>
+      </w:r>
+      <w:r>
+        <w:rPr>
+          <w:b/>
+        </w:rPr>
+        <w:t>input</w:t>
+      </w:r>
+      <w:r>
+        <w:rPr>
+          <w:b w:val="0"/>
+        </w:rPr>
+        <w:t>s.</w:t>
+      </w:r>
+    </w:p>
+    <w:p>
+      <w:pPr>
+        <w:pStyle w:val="Heading3"/>
+      </w:pPr>
+      <w:r>
+        <w:t>Teacher reasoning · W3</w:t>
+      </w:r>
+    </w:p>
+    <w:p>
+      <w:pPr>
+        <w:spacing w:line="336" w:lineRule="auto" w:after="180"/>
+        <w:shd w:fill="F1F6FC"/>
+      </w:pPr>
+      <w:r>
+        <w:rPr>
+          <w:b w:val="0"/>
+        </w:rPr>
+        <w:t xml:space="preserve">The test rows contain future information that reveals the </w:t>
+      </w:r>
+      <w:r>
+        <w:rPr>
+          <w:b/>
+        </w:rPr>
+        <w:t>label</w:t>
+      </w:r>
+      <w:r>
+        <w:rPr>
+          <w:b w:val="0"/>
+        </w:rPr>
+        <w:t>. Separate rows do not make days_to_return available at checkout.</w:t>
+      </w:r>
+    </w:p>
+    <w:p>
+      <w:pPr>
+        <w:spacing w:line="336" w:lineRule="auto" w:after="180"/>
+        <w:shd w:fill="F1F6FC"/>
+      </w:pPr>
+      <w:r>
+        <w:rPr>
+          <w:b w:val="0"/>
+        </w:rPr>
+        <w:t xml:space="preserve">Remove later outcome fields, use the checkout </w:t>
+      </w:r>
+      <w:r>
+        <w:rPr>
+          <w:b/>
+        </w:rPr>
+        <w:t>feature contract</w:t>
+      </w:r>
+      <w:r>
+        <w:rPr>
+          <w:b w:val="0"/>
+        </w:rPr>
+        <w:t>, and rerun development and evaluation with honest records.</w:t>
+      </w:r>
+    </w:p>
+    <w:p>
+      <w:pPr>
+        <w:pStyle w:val="Heading3"/>
+      </w:pPr>
+      <w:r>
         <w:t>W4 Audit a new task independently</w:t>
       </w:r>
     </w:p>
     <w:p>
-      <w:r>
-        <w:t>A fictional robot predicts at dispatch whether a parcel trip will take more than 10 minutes. Fields are route_steps and queue_at_dispatch captured at dispatch, trip_id for tracking, arrival_minutes measured after arrival, and slow = 1 when arrival_minutes &gt; 10. Specify inputs, order, target and exclusions. For a past trip with steps 30, queue 2, arrival 10, give features and label. For a new trip with steps 24 and queue 0, give features and explain whether slow is known.</w:t>
-      </w:r>
-    </w:p>
-    <w:p>
-      <w:r>
-        <w:t>Use [route_steps, queue_at_dispatch] in that order, measured in steps and queued trips at dispatch. slow is the target. Keep trip_id as tracking metadata; exclude arrival_minutes and slow from inputs. Past features are [30, 2] with label 0 because 10 is not greater than 10. New features are [24, 0]; slow is unknown until the outcome can be established.</w:t>
-      </w:r>
-    </w:p>
-    <w:p>
       <w:pPr>
         <w:pStyle w:val="Heading3"/>
       </w:pPr>
       <w:r>
+        <w:t>Workbook question · W4</w:t>
+      </w:r>
+    </w:p>
+    <w:p>
+      <w:pPr>
+        <w:spacing w:line="336" w:lineRule="auto" w:after="180"/>
+        <w:shd w:fill="F5F1FB"/>
+      </w:pPr>
+      <w:r>
+        <w:rPr>
+          <w:b w:val="0"/>
+        </w:rPr>
+        <w:t>A fictional robot predicts at dispatch whether a parcel trip will take more than 10 minutes.</w:t>
+      </w:r>
+    </w:p>
+    <w:p>
+      <w:pPr>
+        <w:spacing w:line="336" w:lineRule="auto" w:after="180"/>
+        <w:shd w:fill="F5F1FB"/>
+      </w:pPr>
+      <w:r>
+        <w:rPr>
+          <w:b w:val="0"/>
+        </w:rPr>
+        <w:t xml:space="preserve">Fields are route_steps and queue_at_dispatch captured at dispatch, trip_id for tracking, arrival_minutes measured after arrival, and slow = 1 when arrival_minutes &gt; 10. Specify </w:t>
+      </w:r>
+      <w:r>
+        <w:rPr>
+          <w:b/>
+        </w:rPr>
+        <w:t>input</w:t>
+      </w:r>
+      <w:r>
+        <w:rPr>
+          <w:b w:val="0"/>
+        </w:rPr>
+        <w:t xml:space="preserve">s, order, </w:t>
+      </w:r>
+      <w:r>
+        <w:rPr>
+          <w:b/>
+        </w:rPr>
+        <w:t>target</w:t>
+      </w:r>
+      <w:r>
+        <w:rPr>
+          <w:b w:val="0"/>
+        </w:rPr>
+        <w:t xml:space="preserve"> and exclusions.</w:t>
+      </w:r>
+    </w:p>
+    <w:p>
+      <w:pPr>
+        <w:spacing w:line="336" w:lineRule="auto" w:after="180"/>
+        <w:shd w:fill="F5F1FB"/>
+      </w:pPr>
+      <w:r>
+        <w:rPr>
+          <w:b w:val="0"/>
+        </w:rPr>
+        <w:t xml:space="preserve">For a past trip with steps 30, queue 2, arrival 10, give </w:t>
+      </w:r>
+      <w:r>
+        <w:rPr>
+          <w:b/>
+        </w:rPr>
+        <w:t>feature</w:t>
+      </w:r>
+      <w:r>
+        <w:rPr>
+          <w:b w:val="0"/>
+        </w:rPr>
+        <w:t xml:space="preserve">s and </w:t>
+      </w:r>
+      <w:r>
+        <w:rPr>
+          <w:b/>
+        </w:rPr>
+        <w:t>label</w:t>
+      </w:r>
+      <w:r>
+        <w:rPr>
+          <w:b w:val="0"/>
+        </w:rPr>
+        <w:t xml:space="preserve">. For a new trip with steps 24 and queue 0, give </w:t>
+      </w:r>
+      <w:r>
+        <w:rPr>
+          <w:b/>
+        </w:rPr>
+        <w:t>feature</w:t>
+      </w:r>
+      <w:r>
+        <w:rPr>
+          <w:b w:val="0"/>
+        </w:rPr>
+        <w:t>s and explain whether slow is known.</w:t>
+      </w:r>
+    </w:p>
+    <w:p>
+      <w:pPr>
+        <w:pStyle w:val="Heading3"/>
+      </w:pPr>
+      <w:r>
+        <w:t>Teacher reasoning · W4</w:t>
+      </w:r>
+    </w:p>
+    <w:p>
+      <w:pPr>
+        <w:spacing w:line="336" w:lineRule="auto" w:after="180"/>
+        <w:shd w:fill="F1F6FC"/>
+      </w:pPr>
+      <w:r>
+        <w:rPr>
+          <w:b w:val="0"/>
+        </w:rPr>
+        <w:t xml:space="preserve">Use [route_steps, queue_at_dispatch] in that order, measured in steps and queued trips at dispatch. slow is the </w:t>
+      </w:r>
+      <w:r>
+        <w:rPr>
+          <w:b/>
+        </w:rPr>
+        <w:t>target</w:t>
+      </w:r>
+      <w:r>
+        <w:rPr>
+          <w:b w:val="0"/>
+        </w:rPr>
+        <w:t xml:space="preserve">. Keep trip_id as tracking metadata; exclude arrival_minutes and slow from </w:t>
+      </w:r>
+      <w:r>
+        <w:rPr>
+          <w:b/>
+        </w:rPr>
+        <w:t>input</w:t>
+      </w:r>
+      <w:r>
+        <w:rPr>
+          <w:b w:val="0"/>
+        </w:rPr>
+        <w:t>s.</w:t>
+      </w:r>
+    </w:p>
+    <w:p>
+      <w:pPr>
+        <w:spacing w:line="336" w:lineRule="auto" w:after="180"/>
+        <w:shd w:fill="F1F6FC"/>
+      </w:pPr>
+      <w:r>
+        <w:rPr>
+          <w:b w:val="0"/>
+        </w:rPr>
+        <w:t xml:space="preserve">Past </w:t>
+      </w:r>
+      <w:r>
+        <w:rPr>
+          <w:b/>
+        </w:rPr>
+        <w:t>feature</w:t>
+      </w:r>
+      <w:r>
+        <w:rPr>
+          <w:b w:val="0"/>
+        </w:rPr>
+        <w:t xml:space="preserve">s are [30, 2] with </w:t>
+      </w:r>
+      <w:r>
+        <w:rPr>
+          <w:b/>
+        </w:rPr>
+        <w:t>label</w:t>
+      </w:r>
+      <w:r>
+        <w:rPr>
+          <w:b w:val="0"/>
+        </w:rPr>
+        <w:t xml:space="preserve"> 0 because 10 is not greater than 10. New </w:t>
+      </w:r>
+      <w:r>
+        <w:rPr>
+          <w:b/>
+        </w:rPr>
+        <w:t>feature</w:t>
+      </w:r>
+      <w:r>
+        <w:rPr>
+          <w:b w:val="0"/>
+        </w:rPr>
+        <w:t>s are [24, 0]; slow is unknown until the outcome can be established.</w:t>
+      </w:r>
+    </w:p>
+    <w:p>
+      <w:pPr>
+        <w:pStyle w:val="Heading3"/>
+      </w:pPr>
+      <w:r>
         <w:t>W5 Handle an unavailable input</w:t>
       </w:r>
     </w:p>
     <w:p>
-      <w:r>
+      <w:pPr>
+        <w:pStyle w:val="Heading3"/>
+      </w:pPr>
+      <w:r>
+        <w:t>Workbook question · W5</w:t>
+      </w:r>
+    </w:p>
+    <w:p>
+      <w:pPr>
+        <w:spacing w:line="336" w:lineRule="auto" w:after="180"/>
+        <w:shd w:fill="F5F1FB"/>
+      </w:pPr>
+      <w:r>
+        <w:rPr>
+          <w:b w:val="0"/>
+        </w:rPr>
         <w:t>For the robot task, a dataset stores queue_now at export time but has no saved queue_at_dispatch. Can you rename that field to make it usable? State a defensible next step.</w:t>
       </w:r>
     </w:p>
     <w:p>
-      <w:r>
-        <w:t>Renaming does not restore the missing dispatch-time value. Recover a reliable timestamped dispatch snapshot if available, or remove the feature and reevaluate the revised design. Do not invent a zero queue or copy the later count.</w:t>
-      </w:r>
-    </w:p>
-    <w:p>
       <w:pPr>
         <w:pStyle w:val="Heading3"/>
       </w:pPr>
       <w:r>
+        <w:t>Teacher reasoning · W5</w:t>
+      </w:r>
+    </w:p>
+    <w:p>
+      <w:pPr>
+        <w:spacing w:line="336" w:lineRule="auto" w:after="180"/>
+        <w:shd w:fill="F1F6FC"/>
+      </w:pPr>
+      <w:r>
+        <w:rPr>
+          <w:b w:val="0"/>
+        </w:rPr>
+        <w:t xml:space="preserve">Renaming does not restore the missing dispatch-time value. Recover a reliable timestamped dispatch snapshot if available, or remove the </w:t>
+      </w:r>
+      <w:r>
+        <w:rPr>
+          <w:b/>
+        </w:rPr>
+        <w:t>feature</w:t>
+      </w:r>
+      <w:r>
+        <w:rPr>
+          <w:b w:val="0"/>
+        </w:rPr>
+        <w:t xml:space="preserve"> and reevaluate the revised design.</w:t>
+      </w:r>
+    </w:p>
+    <w:p>
+      <w:pPr>
+        <w:spacing w:line="336" w:lineRule="auto" w:after="180"/>
+        <w:shd w:fill="F1F6FC"/>
+      </w:pPr>
+      <w:r>
+        <w:rPr>
+          <w:b w:val="0"/>
+        </w:rPr>
+        <w:t>Do not invent a zero queue or copy the later count.</w:t>
+      </w:r>
+    </w:p>
+    <w:p>
+      <w:pPr>
+        <w:pStyle w:val="Heading3"/>
+      </w:pPr>
+      <w:r>
         <w:t>Assess independent transfer</w:t>
       </w:r>
     </w:p>
     <w:p>
-      <w:r>
-        <w:t>Selected case: A fictional robot predicts at dispatch whether a parcel trip will take more than 10 minutes. Fields are route_steps and queue_at_dispatch captured at dispatch, trip_id for tracking, arrival_minutes measured after arrival, and slow = 1 when arrival_minutes &gt; 10. Specify inputs, order, target and exclusions. For a past trip with steps 30, queue 2, arrival 10, give features and label. For a new trip with steps 24 and queue 0, give features and explain whether slow is known.</w:t>
-      </w:r>
-    </w:p>
-    <w:p>
       <w:pPr>
         <w:pStyle w:val="Heading3"/>
       </w:pPr>
       <w:r>
+        <w:t>Independent question · withhold the key</w:t>
+      </w:r>
+    </w:p>
+    <w:p>
+      <w:pPr>
+        <w:spacing w:line="336" w:lineRule="auto" w:after="180"/>
+        <w:shd w:fill="F5F1FB"/>
+      </w:pPr>
+      <w:r>
+        <w:rPr>
+          <w:b w:val="0"/>
+        </w:rPr>
+        <w:t>Selected case: A fictional robot predicts at dispatch whether a parcel trip will take more than 10 minutes.</w:t>
+      </w:r>
+    </w:p>
+    <w:p>
+      <w:pPr>
+        <w:spacing w:line="336" w:lineRule="auto" w:after="180"/>
+        <w:shd w:fill="F5F1FB"/>
+      </w:pPr>
+      <w:r>
+        <w:rPr>
+          <w:b w:val="0"/>
+        </w:rPr>
+        <w:t xml:space="preserve">Fields are route_steps and queue_at_dispatch captured at dispatch, trip_id for tracking, arrival_minutes measured after arrival, and slow = 1 when arrival_minutes &gt; 10. Specify </w:t>
+      </w:r>
+      <w:r>
+        <w:rPr>
+          <w:b/>
+        </w:rPr>
+        <w:t>input</w:t>
+      </w:r>
+      <w:r>
+        <w:rPr>
+          <w:b w:val="0"/>
+        </w:rPr>
+        <w:t xml:space="preserve">s, order, </w:t>
+      </w:r>
+      <w:r>
+        <w:rPr>
+          <w:b/>
+        </w:rPr>
+        <w:t>target</w:t>
+      </w:r>
+      <w:r>
+        <w:rPr>
+          <w:b w:val="0"/>
+        </w:rPr>
+        <w:t xml:space="preserve"> and exclusions.</w:t>
+      </w:r>
+    </w:p>
+    <w:p>
+      <w:pPr>
+        <w:spacing w:line="336" w:lineRule="auto" w:after="180"/>
+        <w:shd w:fill="F5F1FB"/>
+      </w:pPr>
+      <w:r>
+        <w:rPr>
+          <w:b w:val="0"/>
+        </w:rPr>
+        <w:t xml:space="preserve">For a past trip with steps 30, queue 2, arrival 10, give </w:t>
+      </w:r>
+      <w:r>
+        <w:rPr>
+          <w:b/>
+        </w:rPr>
+        <w:t>feature</w:t>
+      </w:r>
+      <w:r>
+        <w:rPr>
+          <w:b w:val="0"/>
+        </w:rPr>
+        <w:t xml:space="preserve">s and </w:t>
+      </w:r>
+      <w:r>
+        <w:rPr>
+          <w:b/>
+        </w:rPr>
+        <w:t>label</w:t>
+      </w:r>
+      <w:r>
+        <w:rPr>
+          <w:b w:val="0"/>
+        </w:rPr>
+        <w:t xml:space="preserve">. For a new trip with steps 24 and queue 0, give </w:t>
+      </w:r>
+      <w:r>
+        <w:rPr>
+          <w:b/>
+        </w:rPr>
+        <w:t>feature</w:t>
+      </w:r>
+      <w:r>
+        <w:rPr>
+          <w:b w:val="0"/>
+        </w:rPr>
+        <w:t>s and explain whether slow is known.</w:t>
+      </w:r>
+    </w:p>
+    <w:p>
+      <w:pPr>
+        <w:pStyle w:val="Heading3"/>
+      </w:pPr>
+      <w:r>
         <w:t>Selected case answer</w:t>
       </w:r>
     </w:p>
     <w:p>
-      <w:r>
-        <w:t>Use [route_steps, queue_at_dispatch] in that order, measured in steps and queued trips at dispatch. slow is the target. Keep trip_id as tracking metadata; exclude arrival_minutes and slow from inputs. Past features are [30, 2] with label 0 because 10 is not greater than 10. New features are [24, 0]; slow is unknown until the outcome can be established.</w:t>
+      <w:pPr>
+        <w:pStyle w:val="Heading3"/>
+      </w:pPr>
+      <w:r>
+        <w:t>Teacher key · Selected case answer</w:t>
+      </w:r>
+    </w:p>
+    <w:p>
+      <w:pPr>
+        <w:spacing w:line="336" w:lineRule="auto" w:after="180"/>
+        <w:shd w:fill="F1F6FC"/>
+      </w:pPr>
+      <w:r>
+        <w:rPr>
+          <w:b w:val="0"/>
+        </w:rPr>
+        <w:t xml:space="preserve">Use [route_steps, queue_at_dispatch] in that order, measured in steps and queued trips at dispatch. slow is the </w:t>
+      </w:r>
+      <w:r>
+        <w:rPr>
+          <w:b/>
+        </w:rPr>
+        <w:t>target</w:t>
+      </w:r>
+      <w:r>
+        <w:rPr>
+          <w:b w:val="0"/>
+        </w:rPr>
+        <w:t xml:space="preserve">. Keep trip_id as tracking metadata; exclude arrival_minutes and slow from </w:t>
+      </w:r>
+      <w:r>
+        <w:rPr>
+          <w:b/>
+        </w:rPr>
+        <w:t>input</w:t>
+      </w:r>
+      <w:r>
+        <w:rPr>
+          <w:b w:val="0"/>
+        </w:rPr>
+        <w:t>s.</w:t>
+      </w:r>
+    </w:p>
+    <w:p>
+      <w:pPr>
+        <w:spacing w:line="336" w:lineRule="auto" w:after="180"/>
+        <w:shd w:fill="F1F6FC"/>
+      </w:pPr>
+      <w:r>
+        <w:rPr>
+          <w:b w:val="0"/>
+        </w:rPr>
+        <w:t xml:space="preserve">Past </w:t>
+      </w:r>
+      <w:r>
+        <w:rPr>
+          <w:b/>
+        </w:rPr>
+        <w:t>feature</w:t>
+      </w:r>
+      <w:r>
+        <w:rPr>
+          <w:b w:val="0"/>
+        </w:rPr>
+        <w:t xml:space="preserve">s are [30, 2] with </w:t>
+      </w:r>
+      <w:r>
+        <w:rPr>
+          <w:b/>
+        </w:rPr>
+        <w:t>label</w:t>
+      </w:r>
+      <w:r>
+        <w:rPr>
+          <w:b w:val="0"/>
+        </w:rPr>
+        <w:t xml:space="preserve"> 0 because 10 is not greater than 10. New </w:t>
+      </w:r>
+      <w:r>
+        <w:rPr>
+          <w:b/>
+        </w:rPr>
+        <w:t>feature</w:t>
+      </w:r>
+      <w:r>
+        <w:rPr>
+          <w:b w:val="0"/>
+        </w:rPr>
+        <w:t>s are [24, 0]; slow is unknown until the outcome can be established.</w:t>
       </w:r>
     </w:p>
     <w:tbl>
@@ -2475,21 +6307,77 @@
       </w:tr>
     </w:tbl>
     <w:p>
-      <w:r>
-        <w:t>Record each dimension as not yet, with support, or independent. Accept a valid alternative procedure with a defensible trace. Do not penalise an honestly recorded model failure if the learner correctly explains its evidence and limits.</w:t>
-      </w:r>
-    </w:p>
-    <w:p>
       <w:pPr>
         <w:pStyle w:val="Heading3"/>
       </w:pPr>
       <w:r>
+        <w:t>Teacher key · Selected case answer</w:t>
+      </w:r>
+    </w:p>
+    <w:p>
+      <w:pPr>
+        <w:spacing w:line="336" w:lineRule="auto" w:after="180"/>
+        <w:shd w:fill="F1F6FC"/>
+      </w:pPr>
+      <w:r>
+        <w:rPr>
+          <w:b w:val="0"/>
+        </w:rPr>
+        <w:t>Record each dimension as not yet, with support, or independent. Accept a valid alternative procedure with a defensible trace.</w:t>
+      </w:r>
+    </w:p>
+    <w:p>
+      <w:pPr>
+        <w:spacing w:line="336" w:lineRule="auto" w:after="180"/>
+        <w:shd w:fill="F1F6FC"/>
+      </w:pPr>
+      <w:r>
+        <w:rPr>
+          <w:b w:val="0"/>
+        </w:rPr>
+        <w:t xml:space="preserve">Do not penalise an honestly recorded model failure if the learner correctly explains its </w:t>
+      </w:r>
+      <w:r>
+        <w:rPr>
+          <w:b/>
+        </w:rPr>
+        <w:t>evidence</w:t>
+      </w:r>
+      <w:r>
+        <w:rPr>
+          <w:b w:val="0"/>
+        </w:rPr>
+        <w:t xml:space="preserve"> and limits.</w:t>
+      </w:r>
+    </w:p>
+    <w:p>
+      <w:pPr>
+        <w:pStyle w:val="Heading3"/>
+      </w:pPr>
+      <w:r>
         <w:t>Feedback that the learner uses</w:t>
       </w:r>
     </w:p>
     <w:p>
-      <w:r>
-        <w:t>Name the earliest unsupported step and give one action to repair it. Have the learner make that repair now and explain why. Then assess the relevant skill on a fresh, fully specified case. Confirm it was not previously practised with feedback; solve and check the new case before assigning it. A follow-up design prompt is a starting brief, not automatically an equivalent test.</w:t>
+      <w:pPr>
+        <w:spacing w:line="336" w:lineRule="auto" w:after="180"/>
+      </w:pPr>
+      <w:r>
+        <w:rPr>
+          <w:b w:val="0"/>
+        </w:rPr>
+        <w:t>Name the earliest unsupported step and give one action to repair it. Have the learner make that repair now and explain why. Then assess the relevant skill on a fresh, fully specified case.</w:t>
+      </w:r>
+    </w:p>
+    <w:p>
+      <w:pPr>
+        <w:spacing w:line="336" w:lineRule="auto" w:after="180"/>
+      </w:pPr>
+      <w:r>
+        <w:rPr>
+          <w:b w:val="0"/>
+        </w:rPr>
+        <w:t>Confirm it was not previously practised with feedback; solve and check the new case before assigning it. A follow-up design prompt is a starting brief, not automatically an equivalent test.</w:t>
       </w:r>
     </w:p>
     <w:p>
@@ -2501,11 +6389,86 @@
       </w:r>
     </w:p>
     <w:p>
+      <w:r>
+        <w:t>Connect Features, Labels, Targets to Responsible Plant Classifier, adapt support and plan a later changed-case check.</w:t>
+      </w:r>
+    </w:p>
+    <w:p>
       <w:pPr>
         <w:pStyle w:val="Heading3"/>
       </w:pPr>
       <w:r>
-        <w:t>Connect and extend learning</w:t>
+        <w:t>Responsible Plant Classifier</w:t>
+      </w:r>
+    </w:p>
+    <w:p>
+      <w:pPr>
+        <w:spacing w:line="336" w:lineRule="auto" w:after="180"/>
+      </w:pPr>
+      <w:r>
+        <w:rPr>
+          <w:b w:val="0"/>
+        </w:rPr>
+        <w:t xml:space="preserve">Define the Plant Classifier </w:t>
+      </w:r>
+      <w:r>
+        <w:rPr>
+          <w:b/>
+        </w:rPr>
+        <w:t>target</w:t>
+      </w:r>
+      <w:r>
+        <w:rPr>
+          <w:b w:val="0"/>
+        </w:rPr>
+        <w:t xml:space="preserve"> and a first </w:t>
+      </w:r>
+      <w:r>
+        <w:rPr>
+          <w:b/>
+        </w:rPr>
+        <w:t>feature</w:t>
+      </w:r>
+      <w:r>
+        <w:rPr>
+          <w:b w:val="0"/>
+        </w:rPr>
+        <w:t xml:space="preserve"> list; record units, allowed values, collection method, and availability time.</w:t>
+      </w:r>
+    </w:p>
+    <w:p>
+      <w:pPr>
+        <w:spacing w:line="336" w:lineRule="auto" w:after="180"/>
+      </w:pPr>
+      <w:r>
+        <w:rPr>
+          <w:b w:val="0"/>
+        </w:rPr>
+        <w:t xml:space="preserve">Keep the decision, </w:t>
+      </w:r>
+      <w:r>
+        <w:rPr>
+          <w:b/>
+        </w:rPr>
+        <w:t>input</w:t>
+      </w:r>
+      <w:r>
+        <w:rPr>
+          <w:b w:val="0"/>
+        </w:rPr>
+        <w:t xml:space="preserve">, result, explanation and remaining limitation in the project </w:t>
+      </w:r>
+      <w:r>
+        <w:rPr>
+          <w:b/>
+        </w:rPr>
+        <w:t>evidence</w:t>
+      </w:r>
+      <w:r>
+        <w:rPr>
+          <w:b w:val="0"/>
+        </w:rPr>
+        <w:t xml:space="preserve"> record. Retrieve this record next week rather than restarting the project.</w:t>
       </w:r>
     </w:p>
     <w:p>
@@ -2513,17 +6476,30 @@
         <w:pStyle w:val="Heading3"/>
       </w:pPr>
       <w:r>
-        <w:t>Responsible Plant Classifier</w:t>
-      </w:r>
-    </w:p>
-    <w:p>
-      <w:r>
-        <w:t>Define the Plant Classifier target and a first feature list; record units, allowed values, collection method, and availability time.</w:t>
-      </w:r>
-    </w:p>
-    <w:p>
-      <w:r>
-        <w:t>Keep the decision, input, result, explanation and remaining limitation in the project evidence record. Retrieve this record next week rather than restarting the project.</w:t>
+        <w:t>Support and stretch</w:t>
+      </w:r>
+    </w:p>
+    <w:p>
+      <w:pPr>
+        <w:spacing w:line="336" w:lineRule="auto" w:after="180"/>
+      </w:pPr>
+      <w:r>
+        <w:rPr>
+          <w:b w:val="0"/>
+        </w:rPr>
+        <w:t xml:space="preserve">Use a tiny </w:t>
+      </w:r>
+      <w:r>
+        <w:rPr>
+          <w:b/>
+        </w:rPr>
+        <w:t>label</w:t>
+      </w:r>
+      <w:r>
+        <w:rPr>
+          <w:b w:val="0"/>
+        </w:rPr>
+        <w:t>led dataset, explicit units and a named positive class. Stretch: require a baseline, held-out evaluation and subgroup or shifted-condition analysis with denominators.</w:t>
       </w:r>
     </w:p>
     <w:p>
@@ -2531,12 +6507,30 @@
         <w:pStyle w:val="Heading3"/>
       </w:pPr>
       <w:r>
-        <w:t>Support and stretch</w:t>
-      </w:r>
-    </w:p>
-    <w:p>
-      <w:r>
-        <w:t>Use a tiny labelled dataset, explicit units and a named positive class. Stretch: require a baseline, held-out evaluation and subgroup or shifted-condition analysis with denominators.</w:t>
+        <w:t>Exit reflection</w:t>
+      </w:r>
+    </w:p>
+    <w:p>
+      <w:pPr>
+        <w:spacing w:line="336" w:lineRule="auto" w:after="180"/>
+      </w:pPr>
+      <w:r>
+        <w:rPr>
+          <w:b w:val="0"/>
+        </w:rPr>
+        <w:t xml:space="preserve">Ask for one decision the learner can now justify and one situation requiring more </w:t>
+      </w:r>
+      <w:r>
+        <w:rPr>
+          <w:b/>
+        </w:rPr>
+        <w:t>evidence</w:t>
+      </w:r>
+      <w:r>
+        <w:rPr>
+          <w:b w:val="0"/>
+        </w:rPr>
+        <w:t xml:space="preserve"> or human review. Confidence ratings are separate from correct independent performance.</w:t>
       </w:r>
     </w:p>
     <w:p>
@@ -2544,12 +6538,30 @@
         <w:pStyle w:val="Heading3"/>
       </w:pPr>
       <w:r>
-        <w:t>Exit reflection</w:t>
-      </w:r>
-    </w:p>
-    <w:p>
-      <w:r>
-        <w:t>Ask for one decision the learner can now justify and one situation requiring more evidence or human review. Confidence ratings are separate from correct independent performance.</w:t>
+        <w:t>Bridge to the next week</w:t>
+      </w:r>
+    </w:p>
+    <w:p>
+      <w:pPr>
+        <w:spacing w:line="336" w:lineRule="auto" w:after="180"/>
+      </w:pPr>
+      <w:r>
+        <w:rPr>
+          <w:b w:val="0"/>
+        </w:rPr>
+        <w:t xml:space="preserve">Next: Week 3: Classification or Regression?. Retrieve today’s </w:t>
+      </w:r>
+      <w:r>
+        <w:rPr>
+          <w:b/>
+        </w:rPr>
+        <w:t>evidence</w:t>
+      </w:r>
+      <w:r>
+        <w:rPr>
+          <w:b w:val="0"/>
+        </w:rPr>
+        <w:t xml:space="preserve"> and identify what carries forward and what is new.</w:t>
       </w:r>
     </w:p>
     <w:p>
@@ -2557,12 +6569,288 @@
         <w:pStyle w:val="Heading3"/>
       </w:pPr>
       <w:r>
-        <w:t>Bridge to the next week</w:t>
-      </w:r>
-    </w:p>
-    <w:p>
-      <w:r>
-        <w:t>Next: Week 3: Classification or Regression?. Retrieve today’s evidence and identify what carries forward and what is new.</w:t>
+        <w:t>Support and fresh reassessment</w:t>
+      </w:r>
+    </w:p>
+    <w:p>
+      <w:pPr>
+        <w:spacing w:line="336" w:lineRule="auto" w:after="180"/>
+      </w:pPr>
+      <w:r>
+        <w:rPr>
+          <w:b w:val="0"/>
+        </w:rPr>
+        <w:t xml:space="preserve">Place field cards before or after the </w:t>
+      </w:r>
+      <w:r>
+        <w:rPr>
+          <w:b/>
+        </w:rPr>
+        <w:t>prediction</w:t>
+      </w:r>
+      <w:r>
+        <w:rPr>
+          <w:b w:val="0"/>
+        </w:rPr>
+        <w:t>-time line. Supply an empty contract table, not completed answers. Extension: a queue measurement is recorded before checkout but overwritten at export.</w:t>
+      </w:r>
+    </w:p>
+    <w:p>
+      <w:pPr>
+        <w:spacing w:line="336" w:lineRule="auto" w:after="180"/>
+      </w:pPr>
+      <w:r>
+        <w:rPr>
+          <w:b w:val="0"/>
+        </w:rPr>
+        <w:t>Explain why its current value is not necessarily the original snapshot, and propose retaining timestamped history.</w:t>
+      </w:r>
+    </w:p>
+    <w:p>
+      <w:pPr>
+        <w:spacing w:line="336" w:lineRule="auto" w:after="180"/>
+      </w:pPr>
+      <w:r>
+        <w:rPr>
+          <w:b w:val="0"/>
+        </w:rPr>
+        <w:t xml:space="preserve">Require W4 </w:t>
+      </w:r>
+      <w:r>
+        <w:rPr>
+          <w:b/>
+        </w:rPr>
+        <w:t>feature</w:t>
+      </w:r>
+      <w:r>
+        <w:rPr>
+          <w:b w:val="0"/>
+        </w:rPr>
+        <w:t xml:space="preserve">s [30, 2], </w:t>
+      </w:r>
+      <w:r>
+        <w:rPr>
+          <w:b/>
+        </w:rPr>
+        <w:t>target</w:t>
+      </w:r>
+      <w:r>
+        <w:rPr>
+          <w:b w:val="0"/>
+        </w:rPr>
+        <w:t xml:space="preserve"> 0, new </w:t>
+      </w:r>
+      <w:r>
+        <w:rPr>
+          <w:b/>
+        </w:rPr>
+        <w:t>feature</w:t>
+      </w:r>
+      <w:r>
+        <w:rPr>
+          <w:b w:val="0"/>
+        </w:rPr>
+        <w:t xml:space="preserve">s [24, 0], unknown new </w:t>
+      </w:r>
+      <w:r>
+        <w:rPr>
+          <w:b/>
+        </w:rPr>
+        <w:t>target</w:t>
+      </w:r>
+      <w:r>
+        <w:rPr>
+          <w:b w:val="0"/>
+        </w:rPr>
+        <w:t>, and the timing reason for exclusions. A column list without timing justification is insufficient.</w:t>
+      </w:r>
+    </w:p>
+    <w:p>
+      <w:pPr>
+        <w:spacing w:line="336" w:lineRule="auto" w:after="180"/>
+      </w:pPr>
+      <w:r>
+        <w:rPr>
+          <w:b w:val="0"/>
+        </w:rPr>
+        <w:t xml:space="preserve">Fresh retry: at print-job submission, predict whether completion takes more than 5 minutes. </w:t>
+      </w:r>
+      <w:r>
+        <w:rPr>
+          <w:b/>
+        </w:rPr>
+        <w:t>Input</w:t>
+      </w:r>
+      <w:r>
+        <w:rPr>
+          <w:b w:val="0"/>
+        </w:rPr>
+        <w:t xml:space="preserve">s are page_count then queue_at_submit. A completed job has 12 pages, queue 1, completion_minutes 6: </w:t>
+      </w:r>
+      <w:r>
+        <w:rPr>
+          <w:b/>
+        </w:rPr>
+        <w:t>input</w:t>
+      </w:r>
+      <w:r>
+        <w:rPr>
+          <w:b w:val="0"/>
+        </w:rPr>
+        <w:t xml:space="preserve">s [12, 1], </w:t>
+      </w:r>
+      <w:r>
+        <w:rPr>
+          <w:b/>
+        </w:rPr>
+        <w:t>label</w:t>
+      </w:r>
+      <w:r>
+        <w:rPr>
+          <w:b w:val="0"/>
+        </w:rPr>
+        <w:t xml:space="preserve"> 1.</w:t>
+      </w:r>
+    </w:p>
+    <w:p>
+      <w:pPr>
+        <w:spacing w:line="336" w:lineRule="auto" w:after="180"/>
+      </w:pPr>
+      <w:r>
+        <w:rPr>
+          <w:b w:val="0"/>
+        </w:rPr>
+        <w:t xml:space="preserve">A new job has 8 pages, queue 0: </w:t>
+      </w:r>
+      <w:r>
+        <w:rPr>
+          <w:b/>
+        </w:rPr>
+        <w:t>input</w:t>
+      </w:r>
+      <w:r>
+        <w:rPr>
+          <w:b w:val="0"/>
+        </w:rPr>
+        <w:t xml:space="preserve">s [8, 0], </w:t>
+      </w:r>
+      <w:r>
+        <w:rPr>
+          <w:b/>
+        </w:rPr>
+        <w:t>label</w:t>
+      </w:r>
+      <w:r>
+        <w:rPr>
+          <w:b w:val="0"/>
+        </w:rPr>
+        <w:t xml:space="preserve"> unknown. Exclude completion_minutes and the </w:t>
+      </w:r>
+      <w:r>
+        <w:rPr>
+          <w:b/>
+        </w:rPr>
+        <w:t>label</w:t>
+      </w:r>
+      <w:r>
+        <w:rPr>
+          <w:b w:val="0"/>
+        </w:rPr>
+        <w:t xml:space="preserve"> from </w:t>
+      </w:r>
+      <w:r>
+        <w:rPr>
+          <w:b/>
+        </w:rPr>
+        <w:t>input</w:t>
+      </w:r>
+      <w:r>
+        <w:rPr>
+          <w:b w:val="0"/>
+        </w:rPr>
+        <w:t xml:space="preserve">s; keep job_id as metadata. Exactly 5 minutes would have </w:t>
+      </w:r>
+      <w:r>
+        <w:rPr>
+          <w:b/>
+        </w:rPr>
+        <w:t>label</w:t>
+      </w:r>
+      <w:r>
+        <w:rPr>
+          <w:b w:val="0"/>
+        </w:rPr>
+        <w:t xml:space="preserve"> 0.</w:t>
+      </w:r>
+    </w:p>
+    <w:p>
+      <w:pPr>
+        <w:spacing w:line="336" w:lineRule="auto" w:after="180"/>
+      </w:pPr>
+      <w:r>
+        <w:rPr>
+          <w:b w:val="0"/>
+        </w:rPr>
+        <w:t xml:space="preserve">Week 3 distinguishes classification </w:t>
+      </w:r>
+      <w:r>
+        <w:rPr>
+          <w:b/>
+        </w:rPr>
+        <w:t>target</w:t>
+      </w:r>
+      <w:r>
+        <w:rPr>
+          <w:b w:val="0"/>
+        </w:rPr>
+        <w:t xml:space="preserve">s from regression </w:t>
+      </w:r>
+      <w:r>
+        <w:rPr>
+          <w:b/>
+        </w:rPr>
+        <w:t>target</w:t>
+      </w:r>
+      <w:r>
+        <w:rPr>
+          <w:b w:val="0"/>
+        </w:rPr>
+        <w:t xml:space="preserve">s. Carry forward the explicit </w:t>
+      </w:r>
+      <w:r>
+        <w:rPr>
+          <w:b/>
+        </w:rPr>
+        <w:t>target</w:t>
+      </w:r>
+      <w:r>
+        <w:rPr>
+          <w:b w:val="0"/>
+        </w:rPr>
+        <w:t xml:space="preserve"> definition and </w:t>
+      </w:r>
+      <w:r>
+        <w:rPr>
+          <w:b/>
+        </w:rPr>
+        <w:t>prediction time</w:t>
+      </w:r>
+      <w:r>
+        <w:rPr>
+          <w:b w:val="0"/>
+        </w:rPr>
+        <w:t>.</w:t>
+      </w:r>
+    </w:p>
+    <w:p>
+      <w:pPr>
+        <w:spacing w:line="336" w:lineRule="auto" w:after="180"/>
+      </w:pPr>
+      <w:r>
+        <w:rPr>
+          <w:b w:val="0"/>
+        </w:rPr>
+        <w:t>Teacher reference: https://scikit-learn.org/stable/common_pitfalls.html#data-leakage (reviewed 2026-09-26).</w:t>
       </w:r>
     </w:p>
     <w:p>
@@ -2570,40 +6858,40 @@
         <w:pStyle w:val="Heading3"/>
       </w:pPr>
       <w:r>
-        <w:t>Support and fresh reassessment</w:t>
-      </w:r>
-    </w:p>
-    <w:p>
-      <w:r>
-        <w:t>Place field cards before or after the prediction-time line. Supply an empty contract table, not completed answers. Extension: a queue measurement is recorded before checkout but overwritten at export. Explain why its current value is not necessarily the original snapshot, and propose retaining timestamped history.</w:t>
-      </w:r>
-    </w:p>
-    <w:p>
-      <w:r>
-        <w:t>Require W4 features [30, 2], target 0, new features [24, 0], unknown new target, and the timing reason for exclusions. A column list without timing justification is insufficient. Fresh retry: at print-job submission, predict whether completion takes more than 5 minutes. Inputs are page_count then queue_at_submit. A completed job has 12 pages, queue 1, completion_minutes 6: inputs [12, 1], label 1. A new job has 8 pages, queue 0: inputs [8, 0], label unknown. Exclude completion_minutes and the label from inputs; keep job_id as metadata. Exactly 5 minutes would have label 0.</w:t>
-      </w:r>
-    </w:p>
-    <w:p>
-      <w:r>
-        <w:t>Week 3 distinguishes classification targets from regression targets. Carry forward the explicit target definition and prediction time. Teacher reference: https://scikit-learn.org/stable/common_pitfalls.html#data-leakage (reviewed 2026-09-26).</w:t>
-      </w:r>
-    </w:p>
-    <w:p>
-      <w:pPr>
-        <w:pStyle w:val="Heading3"/>
-      </w:pPr>
-      <w:r>
         <w:t>Plan the delayed return</w:t>
       </w:r>
     </w:p>
     <w:p>
-      <w:r>
+      <w:pPr>
+        <w:spacing w:line="336" w:lineRule="auto" w:after="180"/>
+      </w:pPr>
+      <w:r>
+        <w:rPr>
+          <w:b w:val="0"/>
+        </w:rPr>
         <w:t>Suggested return points in this level: ai-4/3, ai-4/5, ai-4/8. Use actual classroom dates, adjusting for holidays and gaps. One, three and six teaching weeks are scheduling choices, not a claimed optimal spacing.</w:t>
       </w:r>
     </w:p>
     <w:p>
-      <w:r>
-        <w:t>At a delayed check, ask for the idea from memory and a changed application. Compare with the earlier independent response and record support used. For a new level, revisit the previous capstone before checking the new prerequisites.</w:t>
+      <w:pPr>
+        <w:spacing w:line="336" w:lineRule="auto" w:after="180"/>
+      </w:pPr>
+      <w:r>
+        <w:rPr>
+          <w:b w:val="0"/>
+        </w:rPr>
+        <w:t>At a delayed check, ask for the idea from memory and a changed application. Compare with the earlier independent response and record support used.</w:t>
+      </w:r>
+    </w:p>
+    <w:p>
+      <w:pPr>
+        <w:spacing w:line="336" w:lineRule="auto" w:after="180"/>
+      </w:pPr>
+      <w:r>
+        <w:rPr>
+          <w:b w:val="0"/>
+        </w:rPr>
+        <w:t>For a new level, revisit the previous capstone before checking the new prerequisites.</w:t>
       </w:r>
     </w:p>
     <w:tbl>
@@ -2763,8 +7051,26 @@
       </w:tr>
     </w:tbl>
     <w:p>
-      <w:r>
-        <w:t>Use the evidence to choose reteaching or the next step. A completed page, confidence rating or attractive project does not by itself demonstrate understanding.</w:t>
+      <w:pPr>
+        <w:spacing w:line="336" w:lineRule="auto" w:after="180"/>
+      </w:pPr>
+      <w:r>
+        <w:rPr>
+          <w:b w:val="0"/>
+        </w:rPr>
+        <w:t xml:space="preserve">Use the </w:t>
+      </w:r>
+      <w:r>
+        <w:rPr>
+          <w:b/>
+        </w:rPr>
+        <w:t>evidence</w:t>
+      </w:r>
+      <w:r>
+        <w:rPr>
+          <w:b w:val="0"/>
+        </w:rPr>
+        <w:t xml:space="preserve"> to choose reteaching or the next step. A completed page, confidence rating or attractive project does not by itself demonstrate understanding.</w:t>
       </w:r>
     </w:p>
     <w:p>
@@ -2776,8 +7082,43 @@
       </w:r>
     </w:p>
     <w:p>
-      <w:r>
-        <w:t>For your Responsible Plant Classifier, save the input, procedure, observed result and limitation of this check. Label this worked example as practice; use a different, previously unreviewed case when checking independent understanding.</w:t>
+      <w:pPr>
+        <w:spacing w:line="336" w:lineRule="auto" w:after="180"/>
+      </w:pPr>
+      <w:r>
+        <w:rPr>
+          <w:b w:val="0"/>
+        </w:rPr>
+        <w:t xml:space="preserve">For your Responsible Plant Classifier, save the </w:t>
+      </w:r>
+      <w:r>
+        <w:rPr>
+          <w:b/>
+        </w:rPr>
+        <w:t>input</w:t>
+      </w:r>
+      <w:r>
+        <w:rPr>
+          <w:b w:val="0"/>
+        </w:rPr>
+        <w:t>, procedure, observed result and limitation of this check.</w:t>
+      </w:r>
+    </w:p>
+    <w:p>
+      <w:pPr>
+        <w:spacing w:line="336" w:lineRule="auto" w:after="180"/>
+      </w:pPr>
+      <w:r>
+        <w:rPr>
+          <w:b/>
+        </w:rPr>
+        <w:t>Label</w:t>
+      </w:r>
+      <w:r>
+        <w:rPr>
+          <w:b w:val="0"/>
+        </w:rPr>
+        <w:t xml:space="preserve"> this worked example as practice; use a different, previously unreviewed case when checking independent understanding.</w:t>
       </w:r>
     </w:p>
     <w:p>
@@ -2790,12 +7131,110 @@
     </w:p>
     <w:p>
       <w:r>
-        <w:t>Teaching target: Separate prediction inputs from observed targets</w:t>
-      </w:r>
-    </w:p>
-    <w:p>
-      <w:r>
-        <w:t>Prepare the labelled worked-case picture, the matching workbook, fictional input cards and a place for individual responses. Check a local Python 3 environment before class; have a paper-trace version ready.</w:t>
+        <w:t>Use this preparation summary alongside the detailed Features, Labels, Targets lesson; it is a checklist rather than a replacement for the full sequence.</w:t>
+      </w:r>
+    </w:p>
+    <w:p>
+      <w:pPr>
+        <w:pStyle w:val="Heading3"/>
+      </w:pPr>
+      <w:r>
+        <w:t>Teaching target</w:t>
+      </w:r>
+    </w:p>
+    <w:p>
+      <w:pPr>
+        <w:spacing w:line="336" w:lineRule="auto" w:after="180"/>
+        <w:shd w:fill="EDF7F3"/>
+      </w:pPr>
+      <w:r>
+        <w:rPr>
+          <w:b w:val="0"/>
+        </w:rPr>
+        <w:t xml:space="preserve">Teaching </w:t>
+      </w:r>
+      <w:r>
+        <w:rPr>
+          <w:b/>
+        </w:rPr>
+        <w:t>target</w:t>
+      </w:r>
+      <w:r>
+        <w:rPr>
+          <w:b w:val="0"/>
+        </w:rPr>
+        <w:t xml:space="preserve">: Separate </w:t>
+      </w:r>
+      <w:r>
+        <w:rPr>
+          <w:b/>
+        </w:rPr>
+        <w:t>prediction</w:t>
+      </w:r>
+      <w:r>
+        <w:rPr>
+          <w:b w:val="0"/>
+        </w:rPr>
+        <w:t xml:space="preserve"> </w:t>
+      </w:r>
+      <w:r>
+        <w:rPr>
+          <w:b/>
+        </w:rPr>
+        <w:t>input</w:t>
+      </w:r>
+      <w:r>
+        <w:rPr>
+          <w:b w:val="0"/>
+        </w:rPr>
+        <w:t xml:space="preserve">s from observed </w:t>
+      </w:r>
+      <w:r>
+        <w:rPr>
+          <w:b/>
+        </w:rPr>
+        <w:t>target</w:t>
+      </w:r>
+      <w:r>
+        <w:rPr>
+          <w:b w:val="0"/>
+        </w:rPr>
+        <w:t>s</w:t>
+      </w:r>
+    </w:p>
+    <w:p>
+      <w:pPr>
+        <w:spacing w:line="336" w:lineRule="auto" w:after="180"/>
+      </w:pPr>
+      <w:r>
+        <w:rPr>
+          <w:b w:val="0"/>
+        </w:rPr>
+        <w:t xml:space="preserve">Prepare the </w:t>
+      </w:r>
+      <w:r>
+        <w:rPr>
+          <w:b/>
+        </w:rPr>
+        <w:t>label</w:t>
+      </w:r>
+      <w:r>
+        <w:rPr>
+          <w:b w:val="0"/>
+        </w:rPr>
+        <w:t xml:space="preserve">led worked-case picture, the matching workbook, fictional </w:t>
+      </w:r>
+      <w:r>
+        <w:rPr>
+          <w:b/>
+        </w:rPr>
+        <w:t>input</w:t>
+      </w:r>
+      <w:r>
+        <w:rPr>
+          <w:b w:val="0"/>
+        </w:rPr>
+        <w:t xml:space="preserve"> cards and a place for individual responses. Check a local Python 3 environment before class; have a paper-trace version ready.</w:t>
       </w:r>
     </w:p>
     <w:tbl>
@@ -2942,37 +7381,351 @@
       </w:tr>
     </w:tbl>
     <w:p>
-      <w:r>
-        <w:t>Before class, solve the supported practice: A completed loan has pages 96, queue_at_checkout 4 and days_to_return 14. Give the ordered feature list and target. Then state what changes if it took 15 days instead.</w:t>
-      </w:r>
-    </w:p>
-    <w:p>
-      <w:r>
-        <w:t>Reasoned practice answer: The feature list is [96, 4]. At 14 days the target is 0. At 15 days the target becomes 1; the checkout feature list remains [96, 4].</w:t>
-      </w:r>
-    </w:p>
-    <w:p>
-      <w:r>
-        <w:t>Check every learner before discussion: Use the worked case for Features labels and prediction time. Proposed explanation: “Every stored column is a feature”. Decide whether this explanation is supported. Point to the step or supplied fact that decides; explain your repair if needed.</w:t>
-      </w:r>
-    </w:p>
-    <w:p>
-      <w:r>
-        <w:t>Misconception repair: A historical export combines information from different times. Require a meaning and timestamp before treating a column as an input.</w:t>
-      </w:r>
-    </w:p>
-    <w:p>
-      <w:r>
-        <w:t>Support: read the exact case aloud, enlarge the labelled picture, supply input cards and model only the first deciding step. Accept a spoken explanation or drawing; retain the reasoning goal.</w:t>
-      </w:r>
-    </w:p>
-    <w:p>
-      <w:r>
-        <w:t>Extension: A table adds tomorrow_soil_moisture as an input. Require a prediction and a reason before comparing. Expected result: Reject it for this prediction-time contract. Reason: Tomorrow’s measurement is unavailable when today’s prediction must be issued.</w:t>
-      </w:r>
-    </w:p>
-    <w:p>
-      <w:r>
+      <w:pPr>
+        <w:spacing w:line="336" w:lineRule="auto" w:after="180"/>
+      </w:pPr>
+      <w:r>
+        <w:rPr>
+          <w:b w:val="0"/>
+        </w:rPr>
+        <w:t xml:space="preserve">Before class, solve the supported practice: A completed loan has pages 96, queue_at_checkout 4 and days_to_return 14. Give the ordered </w:t>
+      </w:r>
+      <w:r>
+        <w:rPr>
+          <w:b/>
+        </w:rPr>
+        <w:t>feature</w:t>
+      </w:r>
+      <w:r>
+        <w:rPr>
+          <w:b w:val="0"/>
+        </w:rPr>
+        <w:t xml:space="preserve"> list and </w:t>
+      </w:r>
+      <w:r>
+        <w:rPr>
+          <w:b/>
+        </w:rPr>
+        <w:t>target</w:t>
+      </w:r>
+      <w:r>
+        <w:rPr>
+          <w:b w:val="0"/>
+        </w:rPr>
+        <w:t>. Then state what changes if it took 15 days instead.</w:t>
+      </w:r>
+    </w:p>
+    <w:p>
+      <w:pPr>
+        <w:pStyle w:val="Heading3"/>
+      </w:pPr>
+      <w:r>
+        <w:t>Supported practice answer</w:t>
+      </w:r>
+    </w:p>
+    <w:p>
+      <w:pPr>
+        <w:spacing w:line="336" w:lineRule="auto" w:after="180"/>
+        <w:shd w:fill="F1F6FC"/>
+      </w:pPr>
+      <w:r>
+        <w:rPr>
+          <w:b w:val="0"/>
+        </w:rPr>
+        <w:t xml:space="preserve">Reasoned practice answer: The </w:t>
+      </w:r>
+      <w:r>
+        <w:rPr>
+          <w:b/>
+        </w:rPr>
+        <w:t>feature</w:t>
+      </w:r>
+      <w:r>
+        <w:rPr>
+          <w:b w:val="0"/>
+        </w:rPr>
+        <w:t xml:space="preserve"> list is [96, 4]. At 14 days the </w:t>
+      </w:r>
+      <w:r>
+        <w:rPr>
+          <w:b/>
+        </w:rPr>
+        <w:t>target</w:t>
+      </w:r>
+      <w:r>
+        <w:rPr>
+          <w:b w:val="0"/>
+        </w:rPr>
+        <w:t xml:space="preserve"> is 0. At 15 days the </w:t>
+      </w:r>
+      <w:r>
+        <w:rPr>
+          <w:b/>
+        </w:rPr>
+        <w:t>target</w:t>
+      </w:r>
+      <w:r>
+        <w:rPr>
+          <w:b w:val="0"/>
+        </w:rPr>
+        <w:t xml:space="preserve"> becomes 1; the checkout </w:t>
+      </w:r>
+      <w:r>
+        <w:rPr>
+          <w:b/>
+        </w:rPr>
+        <w:t>feature</w:t>
+      </w:r>
+      <w:r>
+        <w:rPr>
+          <w:b w:val="0"/>
+        </w:rPr>
+        <w:t xml:space="preserve"> list remains [96, 4].</w:t>
+      </w:r>
+    </w:p>
+    <w:p>
+      <w:pPr>
+        <w:spacing w:line="336" w:lineRule="auto" w:after="180"/>
+      </w:pPr>
+      <w:r>
+        <w:rPr>
+          <w:b w:val="0"/>
+        </w:rPr>
+        <w:t xml:space="preserve">Check every learner before discussion: Use the worked case for </w:t>
+      </w:r>
+      <w:r>
+        <w:rPr>
+          <w:b/>
+        </w:rPr>
+        <w:t>Feature</w:t>
+      </w:r>
+      <w:r>
+        <w:rPr>
+          <w:b w:val="0"/>
+        </w:rPr>
+        <w:t xml:space="preserve">s </w:t>
+      </w:r>
+      <w:r>
+        <w:rPr>
+          <w:b/>
+        </w:rPr>
+        <w:t>label</w:t>
+      </w:r>
+      <w:r>
+        <w:rPr>
+          <w:b w:val="0"/>
+        </w:rPr>
+        <w:t xml:space="preserve">s and </w:t>
+      </w:r>
+      <w:r>
+        <w:rPr>
+          <w:b/>
+        </w:rPr>
+        <w:t>prediction time</w:t>
+      </w:r>
+      <w:r>
+        <w:rPr>
+          <w:b w:val="0"/>
+        </w:rPr>
+        <w:t xml:space="preserve">. Proposed explanation: “Every stored column is a </w:t>
+      </w:r>
+      <w:r>
+        <w:rPr>
+          <w:b/>
+        </w:rPr>
+        <w:t>feature</w:t>
+      </w:r>
+      <w:r>
+        <w:rPr>
+          <w:b w:val="0"/>
+        </w:rPr>
+        <w:t>”. Decide whether this explanation is supported.</w:t>
+      </w:r>
+    </w:p>
+    <w:p>
+      <w:pPr>
+        <w:spacing w:line="336" w:lineRule="auto" w:after="180"/>
+      </w:pPr>
+      <w:r>
+        <w:rPr>
+          <w:b w:val="0"/>
+        </w:rPr>
+        <w:t>Point to the step or supplied fact that decides; explain your repair if needed.</w:t>
+      </w:r>
+    </w:p>
+    <w:p>
+      <w:pPr>
+        <w:pStyle w:val="Heading3"/>
+      </w:pPr>
+      <w:r>
+        <w:t>Repair the misconception</w:t>
+      </w:r>
+    </w:p>
+    <w:p>
+      <w:pPr>
+        <w:spacing w:line="336" w:lineRule="auto" w:after="180"/>
+        <w:shd w:fill="FFF5E6"/>
+      </w:pPr>
+      <w:r>
+        <w:rPr>
+          <w:b w:val="0"/>
+        </w:rPr>
+        <w:t xml:space="preserve">Misconception repair: A historical export combines information from different times. Require a meaning and timestamp before treating a column as an </w:t>
+      </w:r>
+      <w:r>
+        <w:rPr>
+          <w:b/>
+        </w:rPr>
+        <w:t>input</w:t>
+      </w:r>
+      <w:r>
+        <w:rPr>
+          <w:b w:val="0"/>
+        </w:rPr>
+        <w:t>.</w:t>
+      </w:r>
+    </w:p>
+    <w:p>
+      <w:pPr>
+        <w:pStyle w:val="Heading3"/>
+      </w:pPr>
+      <w:r>
+        <w:t>Support without giving away the answer</w:t>
+      </w:r>
+    </w:p>
+    <w:p>
+      <w:pPr>
+        <w:spacing w:line="336" w:lineRule="auto" w:after="180"/>
+        <w:shd w:fill="F1F6F8"/>
+      </w:pPr>
+      <w:r>
+        <w:rPr>
+          <w:b w:val="0"/>
+        </w:rPr>
+        <w:t xml:space="preserve">Support: read the exact case aloud, enlarge the </w:t>
+      </w:r>
+      <w:r>
+        <w:rPr>
+          <w:b/>
+        </w:rPr>
+        <w:t>label</w:t>
+      </w:r>
+      <w:r>
+        <w:rPr>
+          <w:b w:val="0"/>
+        </w:rPr>
+        <w:t xml:space="preserve">led picture, supply </w:t>
+      </w:r>
+      <w:r>
+        <w:rPr>
+          <w:b/>
+        </w:rPr>
+        <w:t>input</w:t>
+      </w:r>
+      <w:r>
+        <w:rPr>
+          <w:b w:val="0"/>
+        </w:rPr>
+        <w:t xml:space="preserve"> cards and model only the first deciding step. Accept a spoken explanation or drawing; retain the reasoning goal.</w:t>
+      </w:r>
+    </w:p>
+    <w:p>
+      <w:pPr>
+        <w:pStyle w:val="Heading3"/>
+      </w:pPr>
+      <w:r>
+        <w:t>Extend the reasoning</w:t>
+      </w:r>
+    </w:p>
+    <w:p>
+      <w:pPr>
+        <w:spacing w:line="336" w:lineRule="auto" w:after="180"/>
+        <w:shd w:fill="F5F1FB"/>
+      </w:pPr>
+      <w:r>
+        <w:rPr>
+          <w:b w:val="0"/>
+        </w:rPr>
+        <w:t xml:space="preserve">Extension: A table adds tomorrow_soil_moisture as an </w:t>
+      </w:r>
+      <w:r>
+        <w:rPr>
+          <w:b/>
+        </w:rPr>
+        <w:t>input</w:t>
+      </w:r>
+      <w:r>
+        <w:rPr>
+          <w:b w:val="0"/>
+        </w:rPr>
+        <w:t xml:space="preserve">. Require a </w:t>
+      </w:r>
+      <w:r>
+        <w:rPr>
+          <w:b/>
+        </w:rPr>
+        <w:t>prediction</w:t>
+      </w:r>
+      <w:r>
+        <w:rPr>
+          <w:b w:val="0"/>
+        </w:rPr>
+        <w:t xml:space="preserve"> and a reason before comparing. Expected result: Reject it for this </w:t>
+      </w:r>
+      <w:r>
+        <w:rPr>
+          <w:b/>
+        </w:rPr>
+        <w:t>prediction</w:t>
+      </w:r>
+      <w:r>
+        <w:rPr>
+          <w:b w:val="0"/>
+        </w:rPr>
+        <w:t>-time contract.</w:t>
+      </w:r>
+    </w:p>
+    <w:p>
+      <w:pPr>
+        <w:spacing w:line="336" w:lineRule="auto" w:after="180"/>
+        <w:shd w:fill="F5F1FB"/>
+      </w:pPr>
+      <w:r>
+        <w:rPr>
+          <w:b w:val="0"/>
+        </w:rPr>
+        <w:t xml:space="preserve">Reason: Tomorrow’s measurement is unavailable when today’s </w:t>
+      </w:r>
+      <w:r>
+        <w:rPr>
+          <w:b/>
+        </w:rPr>
+        <w:t>prediction</w:t>
+      </w:r>
+      <w:r>
+        <w:rPr>
+          <w:b w:val="0"/>
+        </w:rPr>
+        <w:t xml:space="preserve"> must be issued.</w:t>
+      </w:r>
+    </w:p>
+    <w:p>
+      <w:pPr>
+        <w:pStyle w:val="Heading3"/>
+      </w:pPr>
+      <w:r>
+        <w:t>Protect the independent attempt</w:t>
+      </w:r>
+    </w:p>
+    <w:p>
+      <w:pPr>
+        <w:spacing w:line="336" w:lineRule="auto" w:after="180"/>
+        <w:shd w:fill="FFF5E6"/>
+      </w:pPr>
+      <w:r>
+        <w:rPr>
+          <w:b w:val="0"/>
+        </w:rPr>
         <w:t>Independent assessment: withhold the reserved answer until the learner has attempted the new case. Record support separately from correctness.</w:t>
       </w:r>
     </w:p>
@@ -3161,13 +7914,58 @@
       </w:tr>
     </w:tbl>
     <w:p>
-      <w:r>
-        <w:t>Project checkpoint: Frame the need. Name the user, the problem, allowed inputs and a safe simple starting method.</w:t>
-      </w:r>
-    </w:p>
-    <w:p>
-      <w:r>
-        <w:t>Use the weekly teacher answer for topic-specific reasoning. A saved progress tick is an activity record; judge mastery from the learner’s explanation and evidence.</w:t>
+      <w:pPr>
+        <w:pStyle w:val="Heading3"/>
+      </w:pPr>
+      <w:r>
+        <w:t>Project checkpoint</w:t>
+      </w:r>
+    </w:p>
+    <w:p>
+      <w:pPr>
+        <w:spacing w:line="336" w:lineRule="auto" w:after="180"/>
+        <w:shd w:fill="EDF7F3"/>
+      </w:pPr>
+      <w:r>
+        <w:rPr>
+          <w:b w:val="0"/>
+        </w:rPr>
+        <w:t xml:space="preserve">Project checkpoint: Frame the need. Name the user, the problem, allowed </w:t>
+      </w:r>
+      <w:r>
+        <w:rPr>
+          <w:b/>
+        </w:rPr>
+        <w:t>input</w:t>
+      </w:r>
+      <w:r>
+        <w:rPr>
+          <w:b w:val="0"/>
+        </w:rPr>
+        <w:t>s and a safe simple starting method.</w:t>
+      </w:r>
+    </w:p>
+    <w:p>
+      <w:pPr>
+        <w:spacing w:line="336" w:lineRule="auto" w:after="180"/>
+      </w:pPr>
+      <w:r>
+        <w:rPr>
+          <w:b w:val="0"/>
+        </w:rPr>
+        <w:t xml:space="preserve">Use the weekly teacher answer for topic-specific reasoning. A saved progress tick is an activity record; judge mastery from the learner’s explanation and </w:t>
+      </w:r>
+      <w:r>
+        <w:rPr>
+          <w:b/>
+        </w:rPr>
+        <w:t>evidence</w:t>
+      </w:r>
+      <w:r>
+        <w:rPr>
+          <w:b w:val="0"/>
+        </w:rPr>
+        <w:t>.</w:t>
       </w:r>
     </w:p>
     <w:p>
@@ -3180,27 +7978,1340 @@
     </w:p>
     <w:p>
       <w:r>
-        <w:t>Use the two formative questions as supported practice, not as independent mastery scores. Discuss the deciding evidence rather than accepting a guessed selection.</w:t>
-      </w:r>
-    </w:p>
-    <w:p>
-      <w:r>
+        <w:t>Use feedback, earlier review and portfolios purposefully. Apply the coding routine only when this lesson has an executable lab.</w:t>
+      </w:r>
+    </w:p>
+    <w:p>
+      <w:pPr>
+        <w:spacing w:line="336" w:lineRule="auto" w:after="180"/>
+      </w:pPr>
+      <w:r>
+        <w:rPr>
+          <w:b w:val="0"/>
+        </w:rPr>
+        <w:t xml:space="preserve">Use the two formative questions as supported practice, not as independent mastery scores. Discuss the deciding </w:t>
+      </w:r>
+      <w:r>
+        <w:rPr>
+          <w:b/>
+        </w:rPr>
+        <w:t>evidence</w:t>
+      </w:r>
+      <w:r>
+        <w:rPr>
+          <w:b w:val="0"/>
+        </w:rPr>
+        <w:t xml:space="preserve"> rather than accepting a guessed selection.</w:t>
+      </w:r>
+    </w:p>
+    <w:p>
+      <w:pPr>
+        <w:spacing w:line="336" w:lineRule="auto" w:after="180"/>
+      </w:pPr>
+      <w:r>
+        <w:rPr>
+          <w:b w:val="0"/>
+        </w:rPr>
         <w:t>The feedback comes from the reviewed public worked case. Do not reveal the separately reserved independent teacher answer until the learner has attempted that case.</w:t>
       </w:r>
     </w:p>
     <w:p>
-      <w:r>
-        <w:t>Ask students to predict before running code. Preserve errors and actual outputs; collect a changed test and an explanation. The branch-boundary and indexing lessons deliberately include failure cases.</w:t>
-      </w:r>
-    </w:p>
-    <w:p>
-      <w:r>
+      <w:pPr>
+        <w:spacing w:line="336" w:lineRule="auto" w:after="180"/>
+      </w:pPr>
+      <w:r>
+        <w:rPr>
+          <w:b w:val="0"/>
+        </w:rPr>
+        <w:t xml:space="preserve">Ask students to predict before running code. Preserve errors and actual </w:t>
+      </w:r>
+      <w:r>
+        <w:rPr>
+          <w:b/>
+        </w:rPr>
+        <w:t>output</w:t>
+      </w:r>
+      <w:r>
+        <w:rPr>
+          <w:b w:val="0"/>
+        </w:rPr>
+        <w:t>s; collect a changed test and an explanation. The branch-boundary and indexing lessons deliberately include failure cases.</w:t>
+      </w:r>
+    </w:p>
+    <w:p>
+      <w:pPr>
+        <w:spacing w:line="336" w:lineRule="auto" w:after="180"/>
+      </w:pPr>
+      <w:r>
+        <w:rPr>
+          <w:b w:val="0"/>
+        </w:rPr>
         <w:t>Use the earlier worked-explanation links to address a specific missing building block, then return to the current question. Adapt this suggestion after observing the learner; it is not an automatic diagnosis.</w:t>
       </w:r>
     </w:p>
     <w:p>
-      <w:r>
-        <w:t>Collect the completed-work portfolio as evidence. Record support separately from correctness, and assess explanation, trace/test and limitations. Progress ticks and quiz selections alone do not establish mastery.</w:t>
+      <w:pPr>
+        <w:spacing w:line="336" w:lineRule="auto" w:after="180"/>
+      </w:pPr>
+      <w:r>
+        <w:rPr>
+          <w:b w:val="0"/>
+        </w:rPr>
+        <w:t xml:space="preserve">Collect the completed-work portfolio as </w:t>
+      </w:r>
+      <w:r>
+        <w:rPr>
+          <w:b/>
+        </w:rPr>
+        <w:t>evidence</w:t>
+      </w:r>
+      <w:r>
+        <w:rPr>
+          <w:b w:val="0"/>
+        </w:rPr>
+        <w:t>. Record support separately from correctness, and assess explanation, trace/test and limitations. Progress ticks and quiz selections alone do not establish mastery.</w:t>
+      </w:r>
+    </w:p>
+    <w:p>
+      <w:pPr>
+        <w:pStyle w:val="Heading1"/>
+      </w:pPr>
+      <w:r>
+        <w:t>09. Visual concept journey</w:t>
+      </w:r>
+    </w:p>
+    <w:p>
+      <w:r>
+        <w:t>Show one Features, Labels, Targets graphic at a time, request a prediction and discuss its trace before the independent assessment.</w:t>
+      </w:r>
+    </w:p>
+    <w:p>
+      <w:pPr>
+        <w:spacing w:line="336" w:lineRule="auto" w:after="180"/>
+      </w:pPr>
+      <w:r>
+        <w:rPr>
+          <w:b w:val="0"/>
+        </w:rPr>
+        <w:t xml:space="preserve">Use one picture at a time. Hide a worked result before asking for a </w:t>
+      </w:r>
+      <w:r>
+        <w:rPr>
+          <w:b/>
+        </w:rPr>
+        <w:t>prediction</w:t>
+      </w:r>
+      <w:r>
+        <w:rPr>
+          <w:b w:val="0"/>
+        </w:rPr>
+        <w:t>, then reveal it for feedback. These are supported teaching cases; retain the separate independent assessment for a fresh first attempt.</w:t>
+      </w:r>
+    </w:p>
+    <w:p>
+      <w:pPr>
+        <w:pStyle w:val="Heading3"/>
+      </w:pPr>
+      <w:r>
+        <w:t>01. Features, Labels, Targets: the case</w:t>
+      </w:r>
+    </w:p>
+    <w:p>
+      <w:r>
+        <w:drawing>
+          <wp:inline xmlns:a="http://schemas.openxmlformats.org/drawingml/2006/main" xmlns:pic="http://schemas.openxmlformats.org/drawingml/2006/picture">
+            <wp:extent cx="5486400" cy="3142488"/>
+            <wp:docPr id="2" name="Picture 2" descr="Choose features that exist when a plant prediction must be made. Supplied facts: Predict next-week wilting at today’s photo capture. Available fields: today_light, today_soil_moisture, plant_id; next_week_wilt is the target recorded later. All inputs and outcomes in this worked example are invented classroom data; no real model run is claimed."/>
+            <wp:cNvGraphicFramePr>
+              <a:graphicFrameLocks noChangeAspect="1"/>
+            </wp:cNvGraphicFramePr>
+            <a:graphic>
+              <a:graphicData uri="http://schemas.openxmlformats.org/drawingml/2006/picture">
+                <pic:pic>
+                  <pic:nvPicPr>
+                    <pic:cNvPr id="0" name="academy-story-ai-4-2-01.png"/>
+                    <pic:cNvPicPr/>
+                  </pic:nvPicPr>
+                  <pic:blipFill>
+                    <a:blip r:embed="rId10"/>
+                    <a:stretch>
+                      <a:fillRect/>
+                    </a:stretch>
+                  </pic:blipFill>
+                  <pic:spPr>
+                    <a:xfrm>
+                      <a:off x="0" y="0"/>
+                      <a:ext cx="5486400" cy="3142488"/>
+                    </a:xfrm>
+                    <a:prstGeom prst="rect"/>
+                  </pic:spPr>
+                </pic:pic>
+              </a:graphicData>
+            </a:graphic>
+          </wp:inline>
+        </w:drawing>
+      </w:r>
+    </w:p>
+    <w:p>
+      <w:pPr>
+        <w:spacing w:line="336" w:lineRule="auto" w:after="180"/>
+      </w:pPr>
+      <w:r>
+        <w:rPr>
+          <w:b w:val="0"/>
+        </w:rPr>
+        <w:t xml:space="preserve">Choose </w:t>
+      </w:r>
+      <w:r>
+        <w:rPr>
+          <w:b/>
+        </w:rPr>
+        <w:t>feature</w:t>
+      </w:r>
+      <w:r>
+        <w:rPr>
+          <w:b w:val="0"/>
+        </w:rPr>
+        <w:t xml:space="preserve">s that exist when a plant </w:t>
+      </w:r>
+      <w:r>
+        <w:rPr>
+          <w:b/>
+        </w:rPr>
+        <w:t>prediction</w:t>
+      </w:r>
+      <w:r>
+        <w:rPr>
+          <w:b w:val="0"/>
+        </w:rPr>
+        <w:t xml:space="preserve"> must be made. Supplied facts: Predict next-week wilting at today’s photo capture.</w:t>
+      </w:r>
+    </w:p>
+    <w:p>
+      <w:pPr>
+        <w:spacing w:line="336" w:lineRule="auto" w:after="180"/>
+      </w:pPr>
+      <w:r>
+        <w:rPr>
+          <w:b w:val="0"/>
+        </w:rPr>
+        <w:t xml:space="preserve">Available fields: today_light, today_soil_moisture, plant_id; next_week_wilt is the </w:t>
+      </w:r>
+      <w:r>
+        <w:rPr>
+          <w:b/>
+        </w:rPr>
+        <w:t>target</w:t>
+      </w:r>
+      <w:r>
+        <w:rPr>
+          <w:b w:val="0"/>
+        </w:rPr>
+        <w:t xml:space="preserve"> recorded later. All </w:t>
+      </w:r>
+      <w:r>
+        <w:rPr>
+          <w:b/>
+        </w:rPr>
+        <w:t>input</w:t>
+      </w:r>
+      <w:r>
+        <w:rPr>
+          <w:b w:val="0"/>
+        </w:rPr>
+        <w:t>s and outcomes in this worked example are invented classroom data; no real model run is claimed.</w:t>
+      </w:r>
+    </w:p>
+    <w:p>
+      <w:pPr>
+        <w:spacing w:line="336" w:lineRule="auto" w:after="180"/>
+        <w:shd w:fill="F5F1FB"/>
+      </w:pPr>
+      <w:r>
+        <w:rPr>
+          <w:b w:val="0"/>
+        </w:rPr>
+        <w:t>Point to the given fact that matters most. Explain why it matters.</w:t>
+      </w:r>
+    </w:p>
+    <w:p>
+      <w:pPr>
+        <w:pStyle w:val="Heading3"/>
+      </w:pPr>
+      <w:r>
+        <w:t>Discuss while showing the picture</w:t>
+      </w:r>
+    </w:p>
+    <w:p>
+      <w:pPr>
+        <w:spacing w:line="336" w:lineRule="auto" w:after="180"/>
+        <w:shd w:fill="F1F6F8"/>
+      </w:pPr>
+      <w:r>
+        <w:rPr>
+          <w:b w:val="0"/>
+        </w:rPr>
+        <w:t xml:space="preserve">Teacher prompt: Point to the given fact that matters most. Explain why it matters. Ask learners to describe one </w:t>
+      </w:r>
+      <w:r>
+        <w:rPr>
+          <w:b/>
+        </w:rPr>
+        <w:t>label</w:t>
+      </w:r>
+      <w:r>
+        <w:rPr>
+          <w:b w:val="0"/>
+        </w:rPr>
+        <w:t xml:space="preserve"> or arrow in ordinary words. Use the adjacent transcript if the image is difficult to see.</w:t>
+      </w:r>
+    </w:p>
+    <w:p>
+      <w:pPr>
+        <w:pStyle w:val="Heading3"/>
+      </w:pPr>
+      <w:r>
+        <w:t>02. Follow the deciding steps</w:t>
+      </w:r>
+    </w:p>
+    <w:p>
+      <w:r>
+        <w:drawing>
+          <wp:inline xmlns:a="http://schemas.openxmlformats.org/drawingml/2006/main" xmlns:pic="http://schemas.openxmlformats.org/drawingml/2006/picture">
+            <wp:extent cx="5486400" cy="3337560"/>
+            <wp:docPr id="3" name="Picture 3" descr="Mark prediction time: The decision occurs today, before next week’s outcome. → Select inputs: Today’s light and soil readings are available features; plant_id identifies the plant. → Keep target separate: next_week_wilt supplies the training label, not an input available today."/>
+            <wp:cNvGraphicFramePr>
+              <a:graphicFrameLocks noChangeAspect="1"/>
+            </wp:cNvGraphicFramePr>
+            <a:graphic>
+              <a:graphicData uri="http://schemas.openxmlformats.org/drawingml/2006/picture">
+                <pic:pic>
+                  <pic:nvPicPr>
+                    <pic:cNvPr id="0" name="academy-story-ai-4-2-02.png"/>
+                    <pic:cNvPicPr/>
+                  </pic:nvPicPr>
+                  <pic:blipFill>
+                    <a:blip r:embed="rId11"/>
+                    <a:stretch>
+                      <a:fillRect/>
+                    </a:stretch>
+                  </pic:blipFill>
+                  <pic:spPr>
+                    <a:xfrm>
+                      <a:off x="0" y="0"/>
+                      <a:ext cx="5486400" cy="3337560"/>
+                    </a:xfrm>
+                    <a:prstGeom prst="rect"/>
+                  </pic:spPr>
+                </pic:pic>
+              </a:graphicData>
+            </a:graphic>
+          </wp:inline>
+        </w:drawing>
+      </w:r>
+    </w:p>
+    <w:p>
+      <w:pPr>
+        <w:spacing w:line="336" w:lineRule="auto" w:after="180"/>
+      </w:pPr>
+      <w:r>
+        <w:rPr>
+          <w:b w:val="0"/>
+        </w:rPr>
+        <w:t xml:space="preserve">Mark </w:t>
+      </w:r>
+      <w:r>
+        <w:rPr>
+          <w:b/>
+        </w:rPr>
+        <w:t>prediction time</w:t>
+      </w:r>
+      <w:r>
+        <w:rPr>
+          <w:b w:val="0"/>
+        </w:rPr>
+        <w:t xml:space="preserve">: The decision occurs today, before next week’s outcome. → Select </w:t>
+      </w:r>
+      <w:r>
+        <w:rPr>
+          <w:b/>
+        </w:rPr>
+        <w:t>input</w:t>
+      </w:r>
+      <w:r>
+        <w:rPr>
+          <w:b w:val="0"/>
+        </w:rPr>
+        <w:t xml:space="preserve">s: Today’s light and soil readings are available </w:t>
+      </w:r>
+      <w:r>
+        <w:rPr>
+          <w:b/>
+        </w:rPr>
+        <w:t>feature</w:t>
+      </w:r>
+      <w:r>
+        <w:rPr>
+          <w:b w:val="0"/>
+        </w:rPr>
+        <w:t xml:space="preserve">s; plant_id identifies the plant. → Keep </w:t>
+      </w:r>
+      <w:r>
+        <w:rPr>
+          <w:b/>
+        </w:rPr>
+        <w:t>target</w:t>
+      </w:r>
+      <w:r>
+        <w:rPr>
+          <w:b w:val="0"/>
+        </w:rPr>
+        <w:t xml:space="preserve"> separate: next_week_wilt supplies the </w:t>
+      </w:r>
+      <w:r>
+        <w:rPr>
+          <w:b/>
+        </w:rPr>
+        <w:t>training</w:t>
+      </w:r>
+      <w:r>
+        <w:rPr>
+          <w:b w:val="0"/>
+        </w:rPr>
+        <w:t xml:space="preserve"> </w:t>
+      </w:r>
+      <w:r>
+        <w:rPr>
+          <w:b/>
+        </w:rPr>
+        <w:t>label</w:t>
+      </w:r>
+      <w:r>
+        <w:rPr>
+          <w:b w:val="0"/>
+        </w:rPr>
+        <w:t xml:space="preserve">, not an </w:t>
+      </w:r>
+      <w:r>
+        <w:rPr>
+          <w:b/>
+        </w:rPr>
+        <w:t>input</w:t>
+      </w:r>
+      <w:r>
+        <w:rPr>
+          <w:b w:val="0"/>
+        </w:rPr>
+        <w:t xml:space="preserve"> available today.</w:t>
+      </w:r>
+    </w:p>
+    <w:p>
+      <w:pPr>
+        <w:spacing w:line="336" w:lineRule="auto" w:after="180"/>
+        <w:shd w:fill="F5F1FB"/>
+      </w:pPr>
+      <w:r>
+        <w:rPr>
+          <w:b w:val="0"/>
+        </w:rPr>
+        <w:t xml:space="preserve">Point to each numbered stage and explain which recorded </w:t>
+      </w:r>
+      <w:r>
+        <w:rPr>
+          <w:b/>
+        </w:rPr>
+        <w:t>input</w:t>
+      </w:r>
+      <w:r>
+        <w:rPr>
+          <w:b w:val="0"/>
+        </w:rPr>
+        <w:t xml:space="preserve"> it uses.</w:t>
+      </w:r>
+    </w:p>
+    <w:p>
+      <w:pPr>
+        <w:pStyle w:val="Heading3"/>
+      </w:pPr>
+      <w:r>
+        <w:t>Discuss while showing the picture</w:t>
+      </w:r>
+    </w:p>
+    <w:p>
+      <w:pPr>
+        <w:spacing w:line="336" w:lineRule="auto" w:after="180"/>
+        <w:shd w:fill="F1F6F8"/>
+      </w:pPr>
+      <w:r>
+        <w:rPr>
+          <w:b w:val="0"/>
+        </w:rPr>
+        <w:t xml:space="preserve">Teacher prompt: Point to each numbered stage and explain which recorded </w:t>
+      </w:r>
+      <w:r>
+        <w:rPr>
+          <w:b/>
+        </w:rPr>
+        <w:t>input</w:t>
+      </w:r>
+      <w:r>
+        <w:rPr>
+          <w:b w:val="0"/>
+        </w:rPr>
+        <w:t xml:space="preserve"> it uses. Ask learners to describe one </w:t>
+      </w:r>
+      <w:r>
+        <w:rPr>
+          <w:b/>
+        </w:rPr>
+        <w:t>label</w:t>
+      </w:r>
+      <w:r>
+        <w:rPr>
+          <w:b w:val="0"/>
+        </w:rPr>
+        <w:t xml:space="preserve"> or arrow in ordinary words. Use the adjacent transcript if the image is difficult to see.</w:t>
+      </w:r>
+    </w:p>
+    <w:p>
+      <w:pPr>
+        <w:pStyle w:val="Heading3"/>
+      </w:pPr>
+      <w:r>
+        <w:t>03. Follow information through time</w:t>
+      </w:r>
+    </w:p>
+    <w:p>
+      <w:r>
+        <w:drawing>
+          <wp:inline xmlns:a="http://schemas.openxmlformats.org/drawingml/2006/main" xmlns:pic="http://schemas.openxmlformats.org/drawingml/2006/picture">
+            <wp:extent cx="5486400" cy="2834640"/>
+            <wp:docPr id="4" name="Picture 4" descr="Follow information through time. Checkout | Pages and saved queue | Prediction inputs. Later return | Elapsed days | Create observed label. Historical training | Inputs plus separate label | Fit a model later"/>
+            <wp:cNvGraphicFramePr>
+              <a:graphicFrameLocks noChangeAspect="1"/>
+            </wp:cNvGraphicFramePr>
+            <a:graphic>
+              <a:graphicData uri="http://schemas.openxmlformats.org/drawingml/2006/picture">
+                <pic:pic>
+                  <pic:nvPicPr>
+                    <pic:cNvPr id="0" name="academy-story-ai-4-2-03.png"/>
+                    <pic:cNvPicPr/>
+                  </pic:nvPicPr>
+                  <pic:blipFill>
+                    <a:blip r:embed="rId12"/>
+                    <a:stretch>
+                      <a:fillRect/>
+                    </a:stretch>
+                  </pic:blipFill>
+                  <pic:spPr>
+                    <a:xfrm>
+                      <a:off x="0" y="0"/>
+                      <a:ext cx="5486400" cy="2834640"/>
+                    </a:xfrm>
+                    <a:prstGeom prst="rect"/>
+                  </pic:spPr>
+                </pic:pic>
+              </a:graphicData>
+            </a:graphic>
+          </wp:inline>
+        </w:drawing>
+      </w:r>
+    </w:p>
+    <w:p>
+      <w:pPr>
+        <w:spacing w:line="336" w:lineRule="auto" w:after="180"/>
+      </w:pPr>
+      <w:r>
+        <w:rPr>
+          <w:b w:val="0"/>
+        </w:rPr>
+        <w:t xml:space="preserve">Follow information through time. Checkout | Pages and saved queue | </w:t>
+      </w:r>
+      <w:r>
+        <w:rPr>
+          <w:b/>
+        </w:rPr>
+        <w:t>Prediction</w:t>
+      </w:r>
+      <w:r>
+        <w:rPr>
+          <w:b w:val="0"/>
+        </w:rPr>
+        <w:t xml:space="preserve"> </w:t>
+      </w:r>
+      <w:r>
+        <w:rPr>
+          <w:b/>
+        </w:rPr>
+        <w:t>input</w:t>
+      </w:r>
+      <w:r>
+        <w:rPr>
+          <w:b w:val="0"/>
+        </w:rPr>
+        <w:t xml:space="preserve">s. Later return | Elapsed days | Create observed </w:t>
+      </w:r>
+      <w:r>
+        <w:rPr>
+          <w:b/>
+        </w:rPr>
+        <w:t>label</w:t>
+      </w:r>
+      <w:r>
+        <w:rPr>
+          <w:b w:val="0"/>
+        </w:rPr>
+        <w:t xml:space="preserve">. Historical </w:t>
+      </w:r>
+      <w:r>
+        <w:rPr>
+          <w:b/>
+        </w:rPr>
+        <w:t>training</w:t>
+      </w:r>
+      <w:r>
+        <w:rPr>
+          <w:b w:val="0"/>
+        </w:rPr>
+        <w:t xml:space="preserve"> | </w:t>
+      </w:r>
+      <w:r>
+        <w:rPr>
+          <w:b/>
+        </w:rPr>
+        <w:t>Input</w:t>
+      </w:r>
+      <w:r>
+        <w:rPr>
+          <w:b w:val="0"/>
+        </w:rPr>
+        <w:t xml:space="preserve">s plus separate </w:t>
+      </w:r>
+      <w:r>
+        <w:rPr>
+          <w:b/>
+        </w:rPr>
+        <w:t>label</w:t>
+      </w:r>
+      <w:r>
+        <w:rPr>
+          <w:b w:val="0"/>
+        </w:rPr>
+        <w:t xml:space="preserve"> | Fit a model later</w:t>
+      </w:r>
+    </w:p>
+    <w:p>
+      <w:pPr>
+        <w:spacing w:line="336" w:lineRule="auto" w:after="180"/>
+        <w:shd w:fill="F5F1FB"/>
+      </w:pPr>
+      <w:r>
+        <w:rPr>
+          <w:b w:val="0"/>
+        </w:rPr>
+        <w:t xml:space="preserve">Read the </w:t>
+      </w:r>
+      <w:r>
+        <w:rPr>
+          <w:b/>
+        </w:rPr>
+        <w:t>label</w:t>
+      </w:r>
+      <w:r>
+        <w:rPr>
+          <w:b w:val="0"/>
+        </w:rPr>
+        <w:t>s and values. Explain the relationship the model shows.</w:t>
+      </w:r>
+    </w:p>
+    <w:p>
+      <w:pPr>
+        <w:pStyle w:val="Heading3"/>
+      </w:pPr>
+      <w:r>
+        <w:t>Discuss while showing the picture</w:t>
+      </w:r>
+    </w:p>
+    <w:p>
+      <w:pPr>
+        <w:spacing w:line="336" w:lineRule="auto" w:after="180"/>
+        <w:shd w:fill="F1F6F8"/>
+      </w:pPr>
+      <w:r>
+        <w:rPr>
+          <w:b w:val="0"/>
+        </w:rPr>
+        <w:t xml:space="preserve">Teacher prompt: Read the </w:t>
+      </w:r>
+      <w:r>
+        <w:rPr>
+          <w:b/>
+        </w:rPr>
+        <w:t>label</w:t>
+      </w:r>
+      <w:r>
+        <w:rPr>
+          <w:b w:val="0"/>
+        </w:rPr>
+        <w:t xml:space="preserve">s and values. Explain the relationship the model shows. Ask learners to describe one </w:t>
+      </w:r>
+      <w:r>
+        <w:rPr>
+          <w:b/>
+        </w:rPr>
+        <w:t>label</w:t>
+      </w:r>
+      <w:r>
+        <w:rPr>
+          <w:b w:val="0"/>
+        </w:rPr>
+        <w:t xml:space="preserve"> or arrow in ordinary words. Use the adjacent transcript if the image is difficult to see.</w:t>
+      </w:r>
+    </w:p>
+    <w:p>
+      <w:pPr>
+        <w:pStyle w:val="Heading3"/>
+      </w:pPr>
+      <w:r>
+        <w:t>04. Change one thing. Trace what follows.</w:t>
+      </w:r>
+    </w:p>
+    <w:p>
+      <w:r>
+        <w:drawing>
+          <wp:inline xmlns:a="http://schemas.openxmlformats.org/drawingml/2006/main" xmlns:pic="http://schemas.openxmlformats.org/drawingml/2006/picture">
+            <wp:extent cx="5486400" cy="3026664"/>
+            <wp:docPr id="5" name="Picture 5" descr="Original case: next_week_wilt supplies the training label, not an input available today. Changed condition: A table adds tomorrow_soil_moisture as an input. Expected result: Reject it for this prediction-time contract. Reason: Tomorrow’s measurement is unavailable when today’s prediction must be issued."/>
+            <wp:cNvGraphicFramePr>
+              <a:graphicFrameLocks noChangeAspect="1"/>
+            </wp:cNvGraphicFramePr>
+            <a:graphic>
+              <a:graphicData uri="http://schemas.openxmlformats.org/drawingml/2006/picture">
+                <pic:pic>
+                  <pic:nvPicPr>
+                    <pic:cNvPr id="0" name="academy-story-ai-4-2-04.png"/>
+                    <pic:cNvPicPr/>
+                  </pic:nvPicPr>
+                  <pic:blipFill>
+                    <a:blip r:embed="rId13"/>
+                    <a:stretch>
+                      <a:fillRect/>
+                    </a:stretch>
+                  </pic:blipFill>
+                  <pic:spPr>
+                    <a:xfrm>
+                      <a:off x="0" y="0"/>
+                      <a:ext cx="5486400" cy="3026664"/>
+                    </a:xfrm>
+                    <a:prstGeom prst="rect"/>
+                  </pic:spPr>
+                </pic:pic>
+              </a:graphicData>
+            </a:graphic>
+          </wp:inline>
+        </w:drawing>
+      </w:r>
+    </w:p>
+    <w:p>
+      <w:pPr>
+        <w:spacing w:line="336" w:lineRule="auto" w:after="180"/>
+      </w:pPr>
+      <w:r>
+        <w:rPr>
+          <w:b w:val="0"/>
+        </w:rPr>
+        <w:t xml:space="preserve">Original case: next_week_wilt supplies the </w:t>
+      </w:r>
+      <w:r>
+        <w:rPr>
+          <w:b/>
+        </w:rPr>
+        <w:t>training</w:t>
+      </w:r>
+      <w:r>
+        <w:rPr>
+          <w:b w:val="0"/>
+        </w:rPr>
+        <w:t xml:space="preserve"> </w:t>
+      </w:r>
+      <w:r>
+        <w:rPr>
+          <w:b/>
+        </w:rPr>
+        <w:t>label</w:t>
+      </w:r>
+      <w:r>
+        <w:rPr>
+          <w:b w:val="0"/>
+        </w:rPr>
+        <w:t xml:space="preserve">, not an </w:t>
+      </w:r>
+      <w:r>
+        <w:rPr>
+          <w:b/>
+        </w:rPr>
+        <w:t>input</w:t>
+      </w:r>
+      <w:r>
+        <w:rPr>
+          <w:b w:val="0"/>
+        </w:rPr>
+        <w:t xml:space="preserve"> available today. Changed condition: A table adds tomorrow_soil_moisture as an </w:t>
+      </w:r>
+      <w:r>
+        <w:rPr>
+          <w:b/>
+        </w:rPr>
+        <w:t>input</w:t>
+      </w:r>
+      <w:r>
+        <w:rPr>
+          <w:b w:val="0"/>
+        </w:rPr>
+        <w:t xml:space="preserve">. Expected result: Reject it for this </w:t>
+      </w:r>
+      <w:r>
+        <w:rPr>
+          <w:b/>
+        </w:rPr>
+        <w:t>prediction</w:t>
+      </w:r>
+      <w:r>
+        <w:rPr>
+          <w:b w:val="0"/>
+        </w:rPr>
+        <w:t>-time contract.</w:t>
+      </w:r>
+    </w:p>
+    <w:p>
+      <w:pPr>
+        <w:spacing w:line="336" w:lineRule="auto" w:after="180"/>
+      </w:pPr>
+      <w:r>
+        <w:rPr>
+          <w:b w:val="0"/>
+        </w:rPr>
+        <w:t xml:space="preserve">Reason: Tomorrow’s measurement is unavailable when today’s </w:t>
+      </w:r>
+      <w:r>
+        <w:rPr>
+          <w:b/>
+        </w:rPr>
+        <w:t>prediction</w:t>
+      </w:r>
+      <w:r>
+        <w:rPr>
+          <w:b w:val="0"/>
+        </w:rPr>
+        <w:t xml:space="preserve"> must be issued.</w:t>
+      </w:r>
+    </w:p>
+    <w:p>
+      <w:pPr>
+        <w:spacing w:line="336" w:lineRule="auto" w:after="180"/>
+        <w:shd w:fill="F5F1FB"/>
+      </w:pPr>
+      <w:r>
+        <w:rPr>
+          <w:b w:val="0"/>
+        </w:rPr>
+        <w:t>Predict before checking the worked changed-case result. Name what changed and what the supplied facts allow you to conclude.</w:t>
+      </w:r>
+    </w:p>
+    <w:p>
+      <w:pPr>
+        <w:pStyle w:val="Heading3"/>
+      </w:pPr>
+      <w:r>
+        <w:t>Discuss while showing the picture</w:t>
+      </w:r>
+    </w:p>
+    <w:p>
+      <w:pPr>
+        <w:spacing w:line="336" w:lineRule="auto" w:after="180"/>
+        <w:shd w:fill="F1F6F8"/>
+      </w:pPr>
+      <w:r>
+        <w:rPr>
+          <w:b w:val="0"/>
+        </w:rPr>
+        <w:t xml:space="preserve">Teacher prompt: Predict before checking the worked changed-case result. Name what changed and what the supplied facts allow you to conclude. Ask learners to describe one </w:t>
+      </w:r>
+      <w:r>
+        <w:rPr>
+          <w:b/>
+        </w:rPr>
+        <w:t>label</w:t>
+      </w:r>
+      <w:r>
+        <w:rPr>
+          <w:b w:val="0"/>
+        </w:rPr>
+        <w:t xml:space="preserve"> or arrow in ordinary words.</w:t>
+      </w:r>
+    </w:p>
+    <w:p>
+      <w:pPr>
+        <w:spacing w:line="336" w:lineRule="auto" w:after="180"/>
+        <w:shd w:fill="F1F6F8"/>
+      </w:pPr>
+      <w:r>
+        <w:rPr>
+          <w:b w:val="0"/>
+        </w:rPr>
+        <w:t xml:space="preserve">Use the adjacent transcript if the image is difficult to see. Changed-case reasoning: Tomorrow’s measurement is unavailable when today’s </w:t>
+      </w:r>
+      <w:r>
+        <w:rPr>
+          <w:b/>
+        </w:rPr>
+        <w:t>prediction</w:t>
+      </w:r>
+      <w:r>
+        <w:rPr>
+          <w:b w:val="0"/>
+        </w:rPr>
+        <w:t xml:space="preserve"> must be issued.</w:t>
+      </w:r>
+    </w:p>
+    <w:p>
+      <w:pPr>
+        <w:pStyle w:val="Heading3"/>
+      </w:pPr>
+      <w:r>
+        <w:t>05. Connect the explanation to its limit</w:t>
+      </w:r>
+    </w:p>
+    <w:p>
+      <w:r>
+        <w:drawing>
+          <wp:inline xmlns:a="http://schemas.openxmlformats.org/drawingml/2006/main" xmlns:pic="http://schemas.openxmlformats.org/drawingml/2006/picture">
+            <wp:extent cx="5486400" cy="2834640"/>
+            <wp:docPr id="6" name="Picture 6" descr="Read the picture in order. next_week_wilt supplies the training label, not an input available today. The arrows show which recorded input or intermediate result each decision uses. Explain the deciding step aloud before checking the changed case; pointing to the final answer alone does not show how it follows. Limit: Eligible fields are not automatically useful or causal. Measure their predictive value with a valid split."/>
+            <wp:cNvGraphicFramePr>
+              <a:graphicFrameLocks noChangeAspect="1"/>
+            </wp:cNvGraphicFramePr>
+            <a:graphic>
+              <a:graphicData uri="http://schemas.openxmlformats.org/drawingml/2006/picture">
+                <pic:pic>
+                  <pic:nvPicPr>
+                    <pic:cNvPr id="0" name="academy-story-ai-4-2-05.png"/>
+                    <pic:cNvPicPr/>
+                  </pic:nvPicPr>
+                  <pic:blipFill>
+                    <a:blip r:embed="rId14"/>
+                    <a:stretch>
+                      <a:fillRect/>
+                    </a:stretch>
+                  </pic:blipFill>
+                  <pic:spPr>
+                    <a:xfrm>
+                      <a:off x="0" y="0"/>
+                      <a:ext cx="5486400" cy="2834640"/>
+                    </a:xfrm>
+                    <a:prstGeom prst="rect"/>
+                  </pic:spPr>
+                </pic:pic>
+              </a:graphicData>
+            </a:graphic>
+          </wp:inline>
+        </w:drawing>
+      </w:r>
+    </w:p>
+    <w:p>
+      <w:pPr>
+        <w:spacing w:line="336" w:lineRule="auto" w:after="180"/>
+      </w:pPr>
+      <w:r>
+        <w:rPr>
+          <w:b w:val="0"/>
+        </w:rPr>
+        <w:t xml:space="preserve">Read the picture in order. next_week_wilt supplies the </w:t>
+      </w:r>
+      <w:r>
+        <w:rPr>
+          <w:b/>
+        </w:rPr>
+        <w:t>training</w:t>
+      </w:r>
+      <w:r>
+        <w:rPr>
+          <w:b w:val="0"/>
+        </w:rPr>
+        <w:t xml:space="preserve"> </w:t>
+      </w:r>
+      <w:r>
+        <w:rPr>
+          <w:b/>
+        </w:rPr>
+        <w:t>label</w:t>
+      </w:r>
+      <w:r>
+        <w:rPr>
+          <w:b w:val="0"/>
+        </w:rPr>
+        <w:t xml:space="preserve">, not an </w:t>
+      </w:r>
+      <w:r>
+        <w:rPr>
+          <w:b/>
+        </w:rPr>
+        <w:t>input</w:t>
+      </w:r>
+      <w:r>
+        <w:rPr>
+          <w:b w:val="0"/>
+        </w:rPr>
+        <w:t xml:space="preserve"> available today. The arrows show which recorded </w:t>
+      </w:r>
+      <w:r>
+        <w:rPr>
+          <w:b/>
+        </w:rPr>
+        <w:t>input</w:t>
+      </w:r>
+      <w:r>
+        <w:rPr>
+          <w:b w:val="0"/>
+        </w:rPr>
+        <w:t xml:space="preserve"> or intermediate result each decision uses.</w:t>
+      </w:r>
+    </w:p>
+    <w:p>
+      <w:pPr>
+        <w:spacing w:line="336" w:lineRule="auto" w:after="180"/>
+      </w:pPr>
+      <w:r>
+        <w:rPr>
+          <w:b w:val="0"/>
+        </w:rPr>
+        <w:t>Explain the deciding step aloud before checking the changed case; pointing to the final answer alone does not show how it follows. Limit: Eligible fields are not automatically useful or causal.</w:t>
+      </w:r>
+    </w:p>
+    <w:p>
+      <w:pPr>
+        <w:spacing w:line="336" w:lineRule="auto" w:after="180"/>
+      </w:pPr>
+      <w:r>
+        <w:rPr>
+          <w:b w:val="0"/>
+        </w:rPr>
+        <w:t>Measure their predictive value with a valid split.</w:t>
+      </w:r>
+    </w:p>
+    <w:p>
+      <w:pPr>
+        <w:spacing w:line="336" w:lineRule="auto" w:after="180"/>
+        <w:shd w:fill="F5F1FB"/>
+      </w:pPr>
+      <w:r>
+        <w:rPr>
+          <w:b w:val="0"/>
+        </w:rPr>
+        <w:t>Explain the case, then point to a limit on the claim.</w:t>
+      </w:r>
+    </w:p>
+    <w:p>
+      <w:pPr>
+        <w:pStyle w:val="Heading3"/>
+      </w:pPr>
+      <w:r>
+        <w:t>Discuss while showing the picture</w:t>
+      </w:r>
+    </w:p>
+    <w:p>
+      <w:pPr>
+        <w:spacing w:line="336" w:lineRule="auto" w:after="180"/>
+        <w:shd w:fill="F1F6F8"/>
+      </w:pPr>
+      <w:r>
+        <w:rPr>
+          <w:b w:val="0"/>
+        </w:rPr>
+        <w:t xml:space="preserve">Teacher prompt: Explain the case, then point to a limit on the claim. Ask learners to describe one </w:t>
+      </w:r>
+      <w:r>
+        <w:rPr>
+          <w:b/>
+        </w:rPr>
+        <w:t>label</w:t>
+      </w:r>
+      <w:r>
+        <w:rPr>
+          <w:b w:val="0"/>
+        </w:rPr>
+        <w:t xml:space="preserve"> or arrow in ordinary words. Use the adjacent transcript if the image is difficult to see.</w:t>
+      </w:r>
+    </w:p>
+    <w:p>
+      <w:pPr>
+        <w:spacing w:line="336" w:lineRule="auto" w:after="180"/>
+        <w:shd w:fill="F1F6F8"/>
+      </w:pPr>
+      <w:r>
+        <w:rPr>
+          <w:b w:val="0"/>
+        </w:rPr>
+        <w:t>Keep the stated scope: Eligible fields are not automatically useful or causal. Measure their predictive value with a valid split.</w:t>
+      </w:r>
+    </w:p>
+    <w:p>
+      <w:pPr>
+        <w:pStyle w:val="Heading3"/>
+      </w:pPr>
+      <w:r>
+        <w:t>06. Make the idea visible in your project</w:t>
+      </w:r>
+    </w:p>
+    <w:p>
+      <w:r>
+        <w:drawing>
+          <wp:inline xmlns:a="http://schemas.openxmlformats.org/drawingml/2006/main" xmlns:pic="http://schemas.openxmlformats.org/drawingml/2006/picture">
+            <wp:extent cx="5486400" cy="3681984"/>
+            <wp:docPr id="7" name="Picture 7" descr="For your Responsible Plant Classifier, save the input, procedure, observed result and limitation of this check. Label this worked example as practice; use a different, previously unreviewed case when checking independent understanding. Draw your input, deciding step, result and limit. Supported question: Why can a historical table contain a field that is an invalid input? Point to the relevant step in the picture, then write the changed result and the rule or evidence that supports it."/>
+            <wp:cNvGraphicFramePr>
+              <a:graphicFrameLocks noChangeAspect="1"/>
+            </wp:cNvGraphicFramePr>
+            <a:graphic>
+              <a:graphicData uri="http://schemas.openxmlformats.org/drawingml/2006/picture">
+                <pic:pic>
+                  <pic:nvPicPr>
+                    <pic:cNvPr id="0" name="academy-story-ai-4-2-06.png"/>
+                    <pic:cNvPicPr/>
+                  </pic:nvPicPr>
+                  <pic:blipFill>
+                    <a:blip r:embed="rId15"/>
+                    <a:stretch>
+                      <a:fillRect/>
+                    </a:stretch>
+                  </pic:blipFill>
+                  <pic:spPr>
+                    <a:xfrm>
+                      <a:off x="0" y="0"/>
+                      <a:ext cx="5486400" cy="3681984"/>
+                    </a:xfrm>
+                    <a:prstGeom prst="rect"/>
+                  </pic:spPr>
+                </pic:pic>
+              </a:graphicData>
+            </a:graphic>
+          </wp:inline>
+        </w:drawing>
+      </w:r>
+    </w:p>
+    <w:p>
+      <w:pPr>
+        <w:spacing w:line="336" w:lineRule="auto" w:after="180"/>
+      </w:pPr>
+      <w:r>
+        <w:rPr>
+          <w:b w:val="0"/>
+        </w:rPr>
+        <w:t xml:space="preserve">For your Responsible Plant Classifier, save the </w:t>
+      </w:r>
+      <w:r>
+        <w:rPr>
+          <w:b/>
+        </w:rPr>
+        <w:t>input</w:t>
+      </w:r>
+      <w:r>
+        <w:rPr>
+          <w:b w:val="0"/>
+        </w:rPr>
+        <w:t>, procedure, observed result and limitation of this check.</w:t>
+      </w:r>
+    </w:p>
+    <w:p>
+      <w:pPr>
+        <w:spacing w:line="336" w:lineRule="auto" w:after="180"/>
+      </w:pPr>
+      <w:r>
+        <w:rPr>
+          <w:b/>
+        </w:rPr>
+        <w:t>Label</w:t>
+      </w:r>
+      <w:r>
+        <w:rPr>
+          <w:b w:val="0"/>
+        </w:rPr>
+        <w:t xml:space="preserve"> this worked example as practice; use a different, previously unreviewed case when checking independent understanding. Draw your </w:t>
+      </w:r>
+      <w:r>
+        <w:rPr>
+          <w:b/>
+        </w:rPr>
+        <w:t>input</w:t>
+      </w:r>
+      <w:r>
+        <w:rPr>
+          <w:b w:val="0"/>
+        </w:rPr>
+        <w:t>, deciding step, result and limit.</w:t>
+      </w:r>
+    </w:p>
+    <w:p>
+      <w:pPr>
+        <w:spacing w:line="336" w:lineRule="auto" w:after="180"/>
+      </w:pPr>
+      <w:r>
+        <w:rPr>
+          <w:b w:val="0"/>
+        </w:rPr>
+        <w:t xml:space="preserve">Supported question: Why can a historical table contain a field that is an invalid </w:t>
+      </w:r>
+      <w:r>
+        <w:rPr>
+          <w:b/>
+        </w:rPr>
+        <w:t>input</w:t>
+      </w:r>
+      <w:r>
+        <w:rPr>
+          <w:b w:val="0"/>
+        </w:rPr>
+        <w:t xml:space="preserve">? Point to the relevant step in the picture, then write the changed result and the rule or </w:t>
+      </w:r>
+      <w:r>
+        <w:rPr>
+          <w:b/>
+        </w:rPr>
+        <w:t>evidence</w:t>
+      </w:r>
+      <w:r>
+        <w:rPr>
+          <w:b w:val="0"/>
+        </w:rPr>
+        <w:t xml:space="preserve"> that supports it.</w:t>
+      </w:r>
+    </w:p>
+    <w:p>
+      <w:pPr>
+        <w:spacing w:line="336" w:lineRule="auto" w:after="180"/>
+        <w:shd w:fill="F5F1FB"/>
+      </w:pPr>
+      <w:r>
+        <w:rPr>
+          <w:b w:val="0"/>
+        </w:rPr>
+        <w:t xml:space="preserve">Draw your project trace and justify the deciding step using </w:t>
+      </w:r>
+      <w:r>
+        <w:rPr>
+          <w:b/>
+        </w:rPr>
+        <w:t>evidence</w:t>
+      </w:r>
+      <w:r>
+        <w:rPr>
+          <w:b w:val="0"/>
+        </w:rPr>
+        <w:t>.</w:t>
+      </w:r>
+    </w:p>
+    <w:p>
+      <w:pPr>
+        <w:pStyle w:val="Heading3"/>
+      </w:pPr>
+      <w:r>
+        <w:t>Discuss while showing the picture</w:t>
+      </w:r>
+    </w:p>
+    <w:p>
+      <w:pPr>
+        <w:spacing w:line="336" w:lineRule="auto" w:after="180"/>
+        <w:shd w:fill="F1F6F8"/>
+      </w:pPr>
+      <w:r>
+        <w:rPr>
+          <w:b w:val="0"/>
+        </w:rPr>
+        <w:t xml:space="preserve">Teacher prompt: Draw your project trace and justify the deciding step using </w:t>
+      </w:r>
+      <w:r>
+        <w:rPr>
+          <w:b/>
+        </w:rPr>
+        <w:t>evidence</w:t>
+      </w:r>
+      <w:r>
+        <w:rPr>
+          <w:b w:val="0"/>
+        </w:rPr>
+        <w:t xml:space="preserve">. Ask learners to describe one </w:t>
+      </w:r>
+      <w:r>
+        <w:rPr>
+          <w:b/>
+        </w:rPr>
+        <w:t>label</w:t>
+      </w:r>
+      <w:r>
+        <w:rPr>
+          <w:b w:val="0"/>
+        </w:rPr>
+        <w:t xml:space="preserve"> or arrow in ordinary words. Use the adjacent transcript if the image is difficult to see.</w:t>
+      </w:r>
+    </w:p>
+    <w:p>
+      <w:pPr>
+        <w:spacing w:line="336" w:lineRule="auto" w:after="180"/>
+        <w:shd w:fill="F1F6F8"/>
+      </w:pPr>
+      <w:r>
+        <w:rPr>
+          <w:b w:val="0"/>
+        </w:rPr>
+        <w:t xml:space="preserve">Supported practice key: Historical exports combine measurements from different times. Availability at </w:t>
+      </w:r>
+      <w:r>
+        <w:rPr>
+          <w:b/>
+        </w:rPr>
+        <w:t>prediction time</w:t>
+      </w:r>
+      <w:r>
+        <w:rPr>
+          <w:b w:val="0"/>
+        </w:rPr>
+        <w:t>, not table presence, determines eligibility.</w:t>
+      </w:r>
+    </w:p>
+    <w:p>
+      <w:pPr>
+        <w:spacing w:line="336" w:lineRule="auto" w:after="180"/>
+        <w:shd w:fill="F1F6F8"/>
+      </w:pPr>
+      <w:r>
+        <w:rPr>
+          <w:b w:val="0"/>
+        </w:rPr>
+        <w:t xml:space="preserve">Changed-case check: Reject it for this </w:t>
+      </w:r>
+      <w:r>
+        <w:rPr>
+          <w:b/>
+        </w:rPr>
+        <w:t>prediction</w:t>
+      </w:r>
+      <w:r>
+        <w:rPr>
+          <w:b w:val="0"/>
+        </w:rPr>
+        <w:t xml:space="preserve">-time contract. Tomorrow’s measurement is unavailable when today’s </w:t>
+      </w:r>
+      <w:r>
+        <w:rPr>
+          <w:b/>
+        </w:rPr>
+        <w:t>prediction</w:t>
+      </w:r>
+      <w:r>
+        <w:rPr>
+          <w:b w:val="0"/>
+        </w:rPr>
+        <w:t xml:space="preserve"> must be issued.</w:t>
       </w:r>
     </w:p>
     <w:sectPr>

--- a/downloads/teacher/ai-4-week-02.docx
+++ b/downloads/teacher/ai-4-week-02.docx
@@ -237,7 +237,7 @@
           </w:tcPr>
           <w:p>
             <w:r>
-              <w:t>Sections 9 and 11–14. Give extra time to finish the full task set; use Section 15 when the week includes a coding lab.</w:t>
+              <w:t>Use “Run the investigation”, “Connect your project”, “Show what you know”, “Study a complete case” and “Try a new case independently”. Give extra time for the full task set. If this week has a coding lab, use its named section; section numbers can change when extra explanations are included.</w:t>
             </w:r>
           </w:p>
         </w:tc>
@@ -2883,6 +2883,26 @@
     <w:p>
       <w:r>
         <w:t>Demonstrate Features, Labels, Targets, reduce support deliberately and check individual reasoning before discussing answers.</w:t>
+      </w:r>
+    </w:p>
+    <w:p>
+      <w:pPr>
+        <w:pStyle w:val="Heading3"/>
+      </w:pPr>
+      <w:r>
+        <w:t>Choose the pacing route</w:t>
+      </w:r>
+    </w:p>
+    <w:p>
+      <w:pPr>
+        <w:spacing w:line="336" w:lineRule="auto" w:after="180"/>
+        <w:shd w:fill="F1F6F8"/>
+      </w:pPr>
+      <w:r>
+        <w:rPr>
+          <w:b w:val="0"/>
+        </w:rPr>
+        <w:t>Compact alternative: this two-session sequence covers selected core tasks. Use the three-session weekly plan for the full lesson, independent transfer, feedback and project work; allow extra time for extensions.</w:t>
       </w:r>
     </w:p>
     <w:p>
@@ -7374,7 +7394,7 @@
           </w:tcPr>
           <w:p>
             <w:r>
-              <w:t>Sections 9 and 11–14. Give extra time to finish the full task set; use Section 15 when the week includes a coding lab.</w:t>
+              <w:t>Use “Run the investigation”, “Connect your project”, “Show what you know”, “Study a complete case” and “Try a new case independently”. Give extra time for the full task set. If this week has a coding lab, use its named section; section numbers can change when extra explanations are included.</w:t>
             </w:r>
           </w:p>
         </w:tc>
